--- a/docs/Capítulo 1 - Introducción (y objetivos).docx
+++ b/docs/Capítulo 1 - Introducción (y objetivos).docx
@@ -1924,25 +1924,7 @@
           <w:sz w:val="24"/>
           <w:szCs w:val="24"/>
         </w:rPr>
-        <w:t xml:space="preserve">(Nótese que entre cada epígrafe y el texto que continúa hay siempre un espacio de 1 [INTRO], entre párrafos consecutivos también hay un espacio de 1 [INTRO], y entre el último párrafo de un apartado y el siguiente epígrafe hay un espacio de 2 [INTRO]’s. Debe procurarse respetar este formato en todo el documento, también en el resto de </w:t>
-      </w:r>
-      <w:proofErr w:type="gramStart"/>
-      <w:r>
-        <w:rPr>
-          <w:rFonts w:ascii="Times New Roman" w:eastAsia="Times New Roman" w:hAnsi="Times New Roman" w:cs="Times New Roman"/>
-          <w:sz w:val="24"/>
-          <w:szCs w:val="24"/>
-        </w:rPr>
-        <w:t>capítulos</w:t>
-      </w:r>
-      <w:proofErr w:type="gramEnd"/>
-      <w:r>
-        <w:rPr>
-          <w:rFonts w:ascii="Times New Roman" w:eastAsia="Times New Roman" w:hAnsi="Times New Roman" w:cs="Times New Roman"/>
-          <w:sz w:val="24"/>
-          <w:szCs w:val="24"/>
-        </w:rPr>
-        <w:t>).</w:t>
+        <w:t>(Nótese que entre cada epígrafe y el texto que continúa hay siempre un espacio de 1 [INTRO], entre párrafos consecutivos también hay un espacio de 1 [INTRO], y entre el último párrafo de un apartado y el siguiente epígrafe hay un espacio de 2 [INTRO]’s. Debe procurarse respetar este formato en todo el documento, también en el resto de capítulos).</w:t>
       </w:r>
     </w:p>
     <w:p>
@@ -2108,7 +2090,7 @@
           <w:sz w:val="28"/>
           <w:szCs w:val="28"/>
         </w:rPr>
-        <w:t>1.</w:t>
+        <w:t>1.3.1.- Objetivo</w:t>
       </w:r>
       <w:r>
         <w:rPr>
@@ -2116,7 +2098,7 @@
           <w:sz w:val="28"/>
           <w:szCs w:val="28"/>
         </w:rPr>
-        <w:t>3</w:t>
+        <w:t>s</w:t>
       </w:r>
       <w:r>
         <w:rPr>
@@ -2124,7 +2106,7 @@
           <w:sz w:val="28"/>
           <w:szCs w:val="28"/>
         </w:rPr>
-        <w:t xml:space="preserve">.1.- </w:t>
+        <w:t xml:space="preserve"> </w:t>
       </w:r>
       <w:r>
         <w:rPr>
@@ -2132,23 +2114,149 @@
           <w:sz w:val="28"/>
           <w:szCs w:val="28"/>
         </w:rPr>
-        <w:t>Objetivo</w:t>
-      </w:r>
-      <w:r>
+        <w:t>principales</w:t>
+      </w:r>
+    </w:p>
+    <w:p>
+      <w:pPr>
+        <w:pBdr>
+          <w:top w:val="nil"/>
+          <w:left w:val="nil"/>
+          <w:bottom w:val="nil"/>
+          <w:right w:val="nil"/>
+          <w:between w:val="nil"/>
+        </w:pBdr>
+        <w:jc w:val="both"/>
+        <w:rPr>
+          <w:rFonts w:ascii="Times New Roman" w:eastAsia="Times New Roman" w:hAnsi="Times New Roman" w:cs="Times New Roman"/>
+          <w:sz w:val="24"/>
+          <w:szCs w:val="24"/>
+        </w:rPr>
+      </w:pPr>
+    </w:p>
+    <w:p>
+      <w:pPr>
+        <w:pBdr>
+          <w:top w:val="nil"/>
+          <w:left w:val="nil"/>
+          <w:bottom w:val="nil"/>
+          <w:right w:val="nil"/>
+          <w:between w:val="nil"/>
+        </w:pBdr>
+        <w:jc w:val="both"/>
+        <w:rPr>
+          <w:rFonts w:ascii="Times New Roman" w:eastAsia="Times New Roman" w:hAnsi="Times New Roman" w:cs="Times New Roman"/>
+          <w:sz w:val="24"/>
+          <w:szCs w:val="24"/>
+        </w:rPr>
+      </w:pPr>
+      <w:r>
+        <w:rPr>
+          <w:rFonts w:ascii="Times New Roman" w:eastAsia="Times New Roman" w:hAnsi="Times New Roman" w:cs="Times New Roman"/>
+          <w:sz w:val="24"/>
+          <w:szCs w:val="24"/>
+        </w:rPr>
+        <w:t>El objetivo principal de este proyecto es el desarrollo de una aplicación web que permita gestionar de forma eficiente el cuidado de las mascotas mediante una herramienta accesible y fácil de utilizar por parte de los distintos cuidadores.</w:t>
+      </w:r>
+    </w:p>
+    <w:p>
+      <w:pPr>
+        <w:pBdr>
+          <w:top w:val="nil"/>
+          <w:left w:val="nil"/>
+          <w:bottom w:val="nil"/>
+          <w:right w:val="nil"/>
+          <w:between w:val="nil"/>
+        </w:pBdr>
+        <w:jc w:val="both"/>
+        <w:rPr>
+          <w:rFonts w:ascii="Times New Roman" w:eastAsia="Times New Roman" w:hAnsi="Times New Roman" w:cs="Times New Roman"/>
+          <w:sz w:val="24"/>
+          <w:szCs w:val="24"/>
+        </w:rPr>
+      </w:pPr>
+    </w:p>
+    <w:p>
+      <w:pPr>
+        <w:pBdr>
+          <w:top w:val="nil"/>
+          <w:left w:val="nil"/>
+          <w:bottom w:val="nil"/>
+          <w:right w:val="nil"/>
+          <w:between w:val="nil"/>
+        </w:pBdr>
+        <w:jc w:val="both"/>
+        <w:rPr>
+          <w:rFonts w:ascii="Times New Roman" w:eastAsia="Times New Roman" w:hAnsi="Times New Roman" w:cs="Times New Roman"/>
+          <w:sz w:val="24"/>
+          <w:szCs w:val="24"/>
+        </w:rPr>
+      </w:pPr>
+      <w:r>
+        <w:rPr>
+          <w:rFonts w:ascii="Times New Roman" w:eastAsia="Times New Roman" w:hAnsi="Times New Roman" w:cs="Times New Roman"/>
+          <w:sz w:val="24"/>
+          <w:szCs w:val="24"/>
+        </w:rPr>
+        <w:t>Para alcanzar este objetivo general, la aplicación deberá permitir registrar información relevante sobre las mascotas y facilitar la coordinación entre los distintos usuarios responsables de su cuidado. De esta manera, se pretende centralizar toda la información relacionada con el bienestar del animal y mejorar la organización de las tareas asociadas a su atención diaria.</w:t>
+      </w:r>
+    </w:p>
+    <w:p>
+      <w:pPr>
+        <w:pBdr>
+          <w:top w:val="nil"/>
+          <w:left w:val="nil"/>
+          <w:bottom w:val="nil"/>
+          <w:right w:val="nil"/>
+          <w:between w:val="nil"/>
+        </w:pBdr>
+        <w:jc w:val="both"/>
+        <w:rPr>
+          <w:rFonts w:ascii="Times New Roman" w:eastAsia="Times New Roman" w:hAnsi="Times New Roman" w:cs="Times New Roman"/>
+          <w:sz w:val="24"/>
+          <w:szCs w:val="24"/>
+        </w:rPr>
+      </w:pPr>
+    </w:p>
+    <w:p>
+      <w:pPr>
+        <w:pBdr>
+          <w:top w:val="nil"/>
+          <w:left w:val="nil"/>
+          <w:bottom w:val="nil"/>
+          <w:right w:val="nil"/>
+          <w:between w:val="nil"/>
+        </w:pBdr>
+        <w:jc w:val="both"/>
+        <w:rPr>
+          <w:rFonts w:ascii="Times New Roman" w:eastAsia="Times New Roman" w:hAnsi="Times New Roman" w:cs="Times New Roman"/>
+          <w:sz w:val="24"/>
+          <w:szCs w:val="24"/>
+        </w:rPr>
+      </w:pPr>
+    </w:p>
+    <w:p>
+      <w:pPr>
+        <w:pBdr>
+          <w:top w:val="nil"/>
+          <w:left w:val="nil"/>
+          <w:bottom w:val="nil"/>
+          <w:right w:val="nil"/>
+          <w:between w:val="nil"/>
+        </w:pBdr>
         <w:rPr>
           <w:b/>
           <w:sz w:val="28"/>
           <w:szCs w:val="28"/>
         </w:rPr>
-        <w:t>s</w:t>
-      </w:r>
+      </w:pPr>
       <w:r>
         <w:rPr>
           <w:b/>
           <w:sz w:val="28"/>
           <w:szCs w:val="28"/>
         </w:rPr>
-        <w:t xml:space="preserve"> </w:t>
+        <w:t xml:space="preserve">1.3.2.- Objetivos </w:t>
       </w:r>
       <w:r>
         <w:rPr>
@@ -2156,52 +2264,231 @@
           <w:sz w:val="28"/>
           <w:szCs w:val="28"/>
         </w:rPr>
-        <w:t>principales</w:t>
-      </w:r>
-    </w:p>
-    <w:p>
-      <w:pPr>
-        <w:pBdr>
-          <w:top w:val="nil"/>
-          <w:left w:val="nil"/>
-          <w:bottom w:val="nil"/>
-          <w:right w:val="nil"/>
-          <w:between w:val="nil"/>
-        </w:pBdr>
-        <w:jc w:val="both"/>
-        <w:rPr>
-          <w:rFonts w:ascii="Times New Roman" w:eastAsia="Times New Roman" w:hAnsi="Times New Roman" w:cs="Times New Roman"/>
-          <w:sz w:val="24"/>
-          <w:szCs w:val="24"/>
-        </w:rPr>
-      </w:pPr>
-    </w:p>
-    <w:p>
-      <w:pPr>
-        <w:pBdr>
-          <w:top w:val="nil"/>
-          <w:left w:val="nil"/>
-          <w:bottom w:val="nil"/>
-          <w:right w:val="nil"/>
-          <w:between w:val="nil"/>
-        </w:pBdr>
-        <w:jc w:val="both"/>
-        <w:rPr>
-          <w:rFonts w:ascii="Times New Roman" w:eastAsia="Times New Roman" w:hAnsi="Times New Roman" w:cs="Times New Roman"/>
-          <w:sz w:val="24"/>
-          <w:szCs w:val="24"/>
-        </w:rPr>
-      </w:pPr>
-      <w:proofErr w:type="spellStart"/>
-      <w:r>
-        <w:rPr>
-          <w:rFonts w:ascii="Times New Roman" w:eastAsia="Times New Roman" w:hAnsi="Times New Roman" w:cs="Times New Roman"/>
-          <w:sz w:val="24"/>
-          <w:szCs w:val="24"/>
-        </w:rPr>
-        <w:t>ssdfdfdsf</w:t>
-      </w:r>
-      <w:proofErr w:type="spellEnd"/>
+        <w:t>secundarios</w:t>
+      </w:r>
+    </w:p>
+    <w:p>
+      <w:pPr>
+        <w:pBdr>
+          <w:top w:val="nil"/>
+          <w:left w:val="nil"/>
+          <w:bottom w:val="nil"/>
+          <w:right w:val="nil"/>
+          <w:between w:val="nil"/>
+        </w:pBdr>
+        <w:jc w:val="both"/>
+        <w:rPr>
+          <w:rFonts w:ascii="Times New Roman" w:eastAsia="Times New Roman" w:hAnsi="Times New Roman" w:cs="Times New Roman"/>
+          <w:sz w:val="24"/>
+          <w:szCs w:val="24"/>
+        </w:rPr>
+      </w:pPr>
+    </w:p>
+    <w:p>
+      <w:pPr>
+        <w:pBdr>
+          <w:top w:val="nil"/>
+          <w:left w:val="nil"/>
+          <w:bottom w:val="nil"/>
+          <w:right w:val="nil"/>
+          <w:between w:val="nil"/>
+        </w:pBdr>
+        <w:jc w:val="both"/>
+        <w:rPr>
+          <w:rFonts w:ascii="Times New Roman" w:eastAsia="Times New Roman" w:hAnsi="Times New Roman" w:cs="Times New Roman"/>
+          <w:sz w:val="24"/>
+          <w:szCs w:val="24"/>
+        </w:rPr>
+      </w:pPr>
+      <w:r>
+        <w:rPr>
+          <w:rFonts w:ascii="Times New Roman" w:eastAsia="Times New Roman" w:hAnsi="Times New Roman" w:cs="Times New Roman"/>
+          <w:sz w:val="24"/>
+          <w:szCs w:val="24"/>
+        </w:rPr>
+        <w:t>Con el fin de cumplir el objetivo principal del proyecto, se plantean una serie de objetivos secundarios que definen las funcionalidades que deberá ofrecer la aplicación:</w:t>
+      </w:r>
+    </w:p>
+    <w:p>
+      <w:pPr>
+        <w:pStyle w:val="Prrafodelista"/>
+        <w:numPr>
+          <w:ilvl w:val="0"/>
+          <w:numId w:val="4"/>
+        </w:numPr>
+        <w:pBdr>
+          <w:top w:val="nil"/>
+          <w:left w:val="nil"/>
+          <w:bottom w:val="nil"/>
+          <w:right w:val="nil"/>
+          <w:between w:val="nil"/>
+        </w:pBdr>
+        <w:jc w:val="both"/>
+        <w:rPr>
+          <w:rFonts w:ascii="Times New Roman" w:eastAsia="Times New Roman" w:hAnsi="Times New Roman" w:cs="Times New Roman"/>
+          <w:sz w:val="24"/>
+          <w:szCs w:val="24"/>
+        </w:rPr>
+      </w:pPr>
+      <w:r>
+        <w:rPr>
+          <w:rFonts w:ascii="Times New Roman" w:eastAsia="Times New Roman" w:hAnsi="Times New Roman" w:cs="Times New Roman"/>
+          <w:sz w:val="24"/>
+          <w:szCs w:val="24"/>
+        </w:rPr>
+        <w:t>Implementar un sistema de registro y autenticación de usuarios que permita acceder de forma segura a la aplicación.</w:t>
+      </w:r>
+    </w:p>
+    <w:p>
+      <w:pPr>
+        <w:pStyle w:val="Prrafodelista"/>
+        <w:numPr>
+          <w:ilvl w:val="0"/>
+          <w:numId w:val="4"/>
+        </w:numPr>
+        <w:pBdr>
+          <w:top w:val="nil"/>
+          <w:left w:val="nil"/>
+          <w:bottom w:val="nil"/>
+          <w:right w:val="nil"/>
+          <w:between w:val="nil"/>
+        </w:pBdr>
+        <w:jc w:val="both"/>
+        <w:rPr>
+          <w:rFonts w:ascii="Times New Roman" w:eastAsia="Times New Roman" w:hAnsi="Times New Roman" w:cs="Times New Roman"/>
+          <w:sz w:val="24"/>
+          <w:szCs w:val="24"/>
+        </w:rPr>
+      </w:pPr>
+      <w:r>
+        <w:rPr>
+          <w:rFonts w:ascii="Times New Roman" w:eastAsia="Times New Roman" w:hAnsi="Times New Roman" w:cs="Times New Roman"/>
+          <w:sz w:val="24"/>
+          <w:szCs w:val="24"/>
+        </w:rPr>
+        <w:t>Permitir el registro y la gestión de mascotas, incluyendo información relevante sobre cada una de elllas.</w:t>
+      </w:r>
+    </w:p>
+    <w:p>
+      <w:pPr>
+        <w:pStyle w:val="Prrafodelista"/>
+        <w:numPr>
+          <w:ilvl w:val="0"/>
+          <w:numId w:val="4"/>
+        </w:numPr>
+        <w:pBdr>
+          <w:top w:val="nil"/>
+          <w:left w:val="nil"/>
+          <w:bottom w:val="nil"/>
+          <w:right w:val="nil"/>
+          <w:between w:val="nil"/>
+        </w:pBdr>
+        <w:jc w:val="both"/>
+        <w:rPr>
+          <w:rFonts w:ascii="Times New Roman" w:eastAsia="Times New Roman" w:hAnsi="Times New Roman" w:cs="Times New Roman"/>
+          <w:sz w:val="24"/>
+          <w:szCs w:val="24"/>
+        </w:rPr>
+      </w:pPr>
+      <w:r>
+        <w:rPr>
+          <w:rFonts w:ascii="Times New Roman" w:eastAsia="Times New Roman" w:hAnsi="Times New Roman" w:cs="Times New Roman"/>
+          <w:sz w:val="24"/>
+          <w:szCs w:val="24"/>
+        </w:rPr>
+        <w:lastRenderedPageBreak/>
+        <w:t>Desarrollar un sistema que permita registrar y gestionar tratamientos médicos de las mascotas, incluyendo horarios y seguimiento de la administración de medicación.</w:t>
+      </w:r>
+    </w:p>
+    <w:p>
+      <w:pPr>
+        <w:pStyle w:val="Prrafodelista"/>
+        <w:numPr>
+          <w:ilvl w:val="0"/>
+          <w:numId w:val="4"/>
+        </w:numPr>
+        <w:pBdr>
+          <w:top w:val="nil"/>
+          <w:left w:val="nil"/>
+          <w:bottom w:val="nil"/>
+          <w:right w:val="nil"/>
+          <w:between w:val="nil"/>
+        </w:pBdr>
+        <w:jc w:val="both"/>
+        <w:rPr>
+          <w:rFonts w:ascii="Times New Roman" w:eastAsia="Times New Roman" w:hAnsi="Times New Roman" w:cs="Times New Roman"/>
+          <w:sz w:val="24"/>
+          <w:szCs w:val="24"/>
+        </w:rPr>
+      </w:pPr>
+      <w:r>
+        <w:rPr>
+          <w:rFonts w:ascii="Times New Roman" w:eastAsia="Times New Roman" w:hAnsi="Times New Roman" w:cs="Times New Roman"/>
+          <w:sz w:val="24"/>
+          <w:szCs w:val="24"/>
+        </w:rPr>
+        <w:t>Incorporar funcionalidades para registrar otras actividades relacionadas con el cuidado de las mascotas, como la alimentación o los paseos.</w:t>
+      </w:r>
+    </w:p>
+    <w:p>
+      <w:pPr>
+        <w:pStyle w:val="Prrafodelista"/>
+        <w:numPr>
+          <w:ilvl w:val="0"/>
+          <w:numId w:val="4"/>
+        </w:numPr>
+        <w:pBdr>
+          <w:top w:val="nil"/>
+          <w:left w:val="nil"/>
+          <w:bottom w:val="nil"/>
+          <w:right w:val="nil"/>
+          <w:between w:val="nil"/>
+        </w:pBdr>
+        <w:jc w:val="both"/>
+        <w:rPr>
+          <w:rFonts w:ascii="Times New Roman" w:eastAsia="Times New Roman" w:hAnsi="Times New Roman" w:cs="Times New Roman"/>
+          <w:sz w:val="24"/>
+          <w:szCs w:val="24"/>
+        </w:rPr>
+      </w:pPr>
+      <w:r>
+        <w:rPr>
+          <w:rFonts w:ascii="Times New Roman" w:eastAsia="Times New Roman" w:hAnsi="Times New Roman" w:cs="Times New Roman"/>
+          <w:sz w:val="24"/>
+          <w:szCs w:val="24"/>
+        </w:rPr>
+        <w:t>Permitir la participación de varios usuarios en el cuidado de una misma mascota, facilitando la coordinación entre los distintos cuidadores.</w:t>
+      </w:r>
+    </w:p>
+    <w:p>
+      <w:pPr>
+        <w:pStyle w:val="Prrafodelista"/>
+        <w:numPr>
+          <w:ilvl w:val="0"/>
+          <w:numId w:val="4"/>
+        </w:numPr>
+        <w:pBdr>
+          <w:top w:val="nil"/>
+          <w:left w:val="nil"/>
+          <w:bottom w:val="nil"/>
+          <w:right w:val="nil"/>
+          <w:between w:val="nil"/>
+        </w:pBdr>
+        <w:jc w:val="both"/>
+        <w:rPr>
+          <w:rFonts w:ascii="Times New Roman" w:eastAsia="Times New Roman" w:hAnsi="Times New Roman" w:cs="Times New Roman"/>
+          <w:sz w:val="24"/>
+          <w:szCs w:val="24"/>
+        </w:rPr>
+      </w:pPr>
+      <w:r>
+        <w:rPr>
+          <w:rFonts w:ascii="Times New Roman" w:eastAsia="Times New Roman" w:hAnsi="Times New Roman" w:cs="Times New Roman"/>
+          <w:sz w:val="24"/>
+          <w:szCs w:val="24"/>
+        </w:rPr>
+        <w:t>Almacenar toda la información generada en una base de datos que permita consultar el historial de actividades realizadas.</w:t>
+      </w:r>
     </w:p>
     <w:p>
       <w:pPr>
@@ -2258,7 +2545,7 @@
           <w:sz w:val="28"/>
           <w:szCs w:val="28"/>
         </w:rPr>
-        <w:t>1.</w:t>
+        <w:t xml:space="preserve">1.3.3.- </w:t>
       </w:r>
       <w:r>
         <w:rPr>
@@ -2266,188 +2553,6 @@
           <w:sz w:val="28"/>
           <w:szCs w:val="28"/>
         </w:rPr>
-        <w:t>3</w:t>
-      </w:r>
-      <w:r>
-        <w:rPr>
-          <w:b/>
-          <w:sz w:val="28"/>
-          <w:szCs w:val="28"/>
-        </w:rPr>
-        <w:t>.</w:t>
-      </w:r>
-      <w:r>
-        <w:rPr>
-          <w:b/>
-          <w:sz w:val="28"/>
-          <w:szCs w:val="28"/>
-        </w:rPr>
-        <w:t>2</w:t>
-      </w:r>
-      <w:r>
-        <w:rPr>
-          <w:b/>
-          <w:sz w:val="28"/>
-          <w:szCs w:val="28"/>
-        </w:rPr>
-        <w:t xml:space="preserve">.- </w:t>
-      </w:r>
-      <w:r>
-        <w:rPr>
-          <w:b/>
-          <w:sz w:val="28"/>
-          <w:szCs w:val="28"/>
-        </w:rPr>
-        <w:t xml:space="preserve">Objetivos </w:t>
-      </w:r>
-      <w:r>
-        <w:rPr>
-          <w:b/>
-          <w:sz w:val="28"/>
-          <w:szCs w:val="28"/>
-        </w:rPr>
-        <w:t>secundarios</w:t>
-      </w:r>
-    </w:p>
-    <w:p>
-      <w:pPr>
-        <w:pBdr>
-          <w:top w:val="nil"/>
-          <w:left w:val="nil"/>
-          <w:bottom w:val="nil"/>
-          <w:right w:val="nil"/>
-          <w:between w:val="nil"/>
-        </w:pBdr>
-        <w:jc w:val="both"/>
-        <w:rPr>
-          <w:rFonts w:ascii="Times New Roman" w:eastAsia="Times New Roman" w:hAnsi="Times New Roman" w:cs="Times New Roman"/>
-          <w:sz w:val="24"/>
-          <w:szCs w:val="24"/>
-        </w:rPr>
-      </w:pPr>
-    </w:p>
-    <w:p>
-      <w:pPr>
-        <w:pBdr>
-          <w:top w:val="nil"/>
-          <w:left w:val="nil"/>
-          <w:bottom w:val="nil"/>
-          <w:right w:val="nil"/>
-          <w:between w:val="nil"/>
-        </w:pBdr>
-        <w:jc w:val="both"/>
-        <w:rPr>
-          <w:rFonts w:ascii="Times New Roman" w:eastAsia="Times New Roman" w:hAnsi="Times New Roman" w:cs="Times New Roman"/>
-          <w:sz w:val="24"/>
-          <w:szCs w:val="24"/>
-        </w:rPr>
-      </w:pPr>
-      <w:proofErr w:type="spellStart"/>
-      <w:r>
-        <w:rPr>
-          <w:rFonts w:ascii="Times New Roman" w:eastAsia="Times New Roman" w:hAnsi="Times New Roman" w:cs="Times New Roman"/>
-          <w:sz w:val="24"/>
-          <w:szCs w:val="24"/>
-        </w:rPr>
-        <w:t>sdfsdfdsf</w:t>
-      </w:r>
-      <w:proofErr w:type="spellEnd"/>
-    </w:p>
-    <w:p>
-      <w:pPr>
-        <w:pBdr>
-          <w:top w:val="nil"/>
-          <w:left w:val="nil"/>
-          <w:bottom w:val="nil"/>
-          <w:right w:val="nil"/>
-          <w:between w:val="nil"/>
-        </w:pBdr>
-        <w:jc w:val="both"/>
-        <w:rPr>
-          <w:rFonts w:ascii="Times New Roman" w:eastAsia="Times New Roman" w:hAnsi="Times New Roman" w:cs="Times New Roman"/>
-          <w:sz w:val="24"/>
-          <w:szCs w:val="24"/>
-        </w:rPr>
-      </w:pPr>
-    </w:p>
-    <w:p>
-      <w:pPr>
-        <w:pBdr>
-          <w:top w:val="nil"/>
-          <w:left w:val="nil"/>
-          <w:bottom w:val="nil"/>
-          <w:right w:val="nil"/>
-          <w:between w:val="nil"/>
-        </w:pBdr>
-        <w:jc w:val="both"/>
-        <w:rPr>
-          <w:rFonts w:ascii="Times New Roman" w:eastAsia="Times New Roman" w:hAnsi="Times New Roman" w:cs="Times New Roman"/>
-          <w:sz w:val="24"/>
-          <w:szCs w:val="24"/>
-        </w:rPr>
-      </w:pPr>
-    </w:p>
-    <w:p>
-      <w:pPr>
-        <w:pBdr>
-          <w:top w:val="nil"/>
-          <w:left w:val="nil"/>
-          <w:bottom w:val="nil"/>
-          <w:right w:val="nil"/>
-          <w:between w:val="nil"/>
-        </w:pBdr>
-        <w:rPr>
-          <w:b/>
-          <w:sz w:val="28"/>
-          <w:szCs w:val="28"/>
-        </w:rPr>
-      </w:pPr>
-      <w:r>
-        <w:rPr>
-          <w:b/>
-          <w:sz w:val="28"/>
-          <w:szCs w:val="28"/>
-        </w:rPr>
-        <w:t>1.</w:t>
-      </w:r>
-      <w:r>
-        <w:rPr>
-          <w:b/>
-          <w:sz w:val="28"/>
-          <w:szCs w:val="28"/>
-        </w:rPr>
-        <w:t>3</w:t>
-      </w:r>
-      <w:r>
-        <w:rPr>
-          <w:b/>
-          <w:sz w:val="28"/>
-          <w:szCs w:val="28"/>
-        </w:rPr>
-        <w:t>.</w:t>
-      </w:r>
-      <w:r>
-        <w:rPr>
-          <w:b/>
-          <w:sz w:val="28"/>
-          <w:szCs w:val="28"/>
-        </w:rPr>
-        <w:t>3</w:t>
-      </w:r>
-      <w:r>
-        <w:rPr>
-          <w:b/>
-          <w:sz w:val="28"/>
-          <w:szCs w:val="28"/>
-        </w:rPr>
-        <w:t xml:space="preserve">.- </w:t>
-      </w:r>
-      <w:r>
-        <w:rPr>
-          <w:b/>
-          <w:sz w:val="28"/>
-          <w:szCs w:val="28"/>
-        </w:rPr>
         <w:t>Objetivos personales</w:t>
       </w:r>
     </w:p>
@@ -2484,84 +2589,97 @@
           <w:szCs w:val="24"/>
         </w:rPr>
       </w:pPr>
-      <w:proofErr w:type="spellStart"/>
-      <w:r>
-        <w:rPr>
-          <w:rFonts w:ascii="Times New Roman" w:eastAsia="Times New Roman" w:hAnsi="Times New Roman" w:cs="Times New Roman"/>
-          <w:sz w:val="24"/>
-          <w:szCs w:val="24"/>
-        </w:rPr>
-        <w:t>sdfsdfsdf</w:t>
-      </w:r>
-      <w:proofErr w:type="spellEnd"/>
-    </w:p>
-    <w:p>
-      <w:pPr>
-        <w:pBdr>
-          <w:top w:val="nil"/>
-          <w:left w:val="nil"/>
-          <w:bottom w:val="nil"/>
-          <w:right w:val="nil"/>
-          <w:between w:val="nil"/>
-        </w:pBdr>
-        <w:jc w:val="both"/>
-        <w:rPr>
-          <w:rFonts w:ascii="Times New Roman" w:eastAsia="Times New Roman" w:hAnsi="Times New Roman" w:cs="Times New Roman"/>
-          <w:sz w:val="24"/>
-          <w:szCs w:val="24"/>
-        </w:rPr>
-      </w:pPr>
-    </w:p>
-    <w:p>
-      <w:pPr>
-        <w:pBdr>
-          <w:top w:val="nil"/>
-          <w:left w:val="nil"/>
-          <w:bottom w:val="nil"/>
-          <w:right w:val="nil"/>
-          <w:between w:val="nil"/>
-        </w:pBdr>
-        <w:jc w:val="both"/>
-        <w:rPr>
-          <w:rFonts w:ascii="Times New Roman" w:eastAsia="Times New Roman" w:hAnsi="Times New Roman" w:cs="Times New Roman"/>
-          <w:sz w:val="24"/>
-          <w:szCs w:val="24"/>
-        </w:rPr>
-      </w:pPr>
-      <w:r>
-        <w:rPr>
-          <w:rFonts w:ascii="Times New Roman" w:eastAsia="Times New Roman" w:hAnsi="Times New Roman" w:cs="Times New Roman"/>
-          <w:sz w:val="24"/>
-          <w:szCs w:val="24"/>
-        </w:rPr>
-        <w:t xml:space="preserve">El tercer apartado del capítulo 1 debe contener los objetivos del proyecto, una descripción detallada de qué es lo que se quiere conseguir, pudiéndose dividir en subapartados (si el alumno lo ve oportuno) para distinguir entre “Objetivos principales”, “Objetivos secundarios” e incluso “Objetivos personales”, estos último serían los objetivos que persigue el propio alumno, más allá de que la aplicación final sea útil y funcional, como por ejemplo, aprender una nuevo lenguaje, tecnología o método de desarrollo y/o trabajo, aplicar los </w:t>
-      </w:r>
-      <w:r>
-        <w:rPr>
-          <w:rFonts w:ascii="Times New Roman" w:eastAsia="Times New Roman" w:hAnsi="Times New Roman" w:cs="Times New Roman"/>
-          <w:sz w:val="24"/>
-          <w:szCs w:val="24"/>
-        </w:rPr>
-        <w:lastRenderedPageBreak/>
-        <w:t xml:space="preserve">conocimientos adquiridos en la carrera, llegar a desarrollar un producto al que poder sacar un rendimiento, </w:t>
-      </w:r>
-      <w:proofErr w:type="spellStart"/>
-      <w:r>
-        <w:rPr>
-          <w:rFonts w:ascii="Times New Roman" w:eastAsia="Times New Roman" w:hAnsi="Times New Roman" w:cs="Times New Roman"/>
-          <w:sz w:val="24"/>
-          <w:szCs w:val="24"/>
-        </w:rPr>
-        <w:t>etc</w:t>
-      </w:r>
-      <w:proofErr w:type="spellEnd"/>
-      <w:r>
-        <w:rPr>
-          <w:rFonts w:ascii="Times New Roman" w:eastAsia="Times New Roman" w:hAnsi="Times New Roman" w:cs="Times New Roman"/>
-          <w:sz w:val="24"/>
-          <w:szCs w:val="24"/>
-        </w:rPr>
-        <w:t>…</w:t>
+      <w:r>
+        <w:rPr>
+          <w:rFonts w:ascii="Times New Roman" w:eastAsia="Times New Roman" w:hAnsi="Times New Roman" w:cs="Times New Roman"/>
+          <w:sz w:val="24"/>
+          <w:szCs w:val="24"/>
+        </w:rPr>
+        <w:t>Además de los objetivos relacionados con el desarrollo de la aplicación, la realización de este proyecto también persigue una serie de objetivos personales relacionados con la formación académica y profesional del autor.</w:t>
+      </w:r>
+    </w:p>
+    <w:p>
+      <w:pPr>
+        <w:pBdr>
+          <w:top w:val="nil"/>
+          <w:left w:val="nil"/>
+          <w:bottom w:val="nil"/>
+          <w:right w:val="nil"/>
+          <w:between w:val="nil"/>
+        </w:pBdr>
+        <w:jc w:val="both"/>
+        <w:rPr>
+          <w:rFonts w:ascii="Times New Roman" w:eastAsia="Times New Roman" w:hAnsi="Times New Roman" w:cs="Times New Roman"/>
+          <w:sz w:val="24"/>
+          <w:szCs w:val="24"/>
+        </w:rPr>
+      </w:pPr>
+    </w:p>
+    <w:p>
+      <w:pPr>
+        <w:pBdr>
+          <w:top w:val="nil"/>
+          <w:left w:val="nil"/>
+          <w:bottom w:val="nil"/>
+          <w:right w:val="nil"/>
+          <w:between w:val="nil"/>
+        </w:pBdr>
+        <w:jc w:val="both"/>
+        <w:rPr>
+          <w:rFonts w:ascii="Times New Roman" w:eastAsia="Times New Roman" w:hAnsi="Times New Roman" w:cs="Times New Roman"/>
+          <w:sz w:val="24"/>
+          <w:szCs w:val="24"/>
+        </w:rPr>
+      </w:pPr>
+      <w:r>
+        <w:rPr>
+          <w:rFonts w:ascii="Times New Roman" w:eastAsia="Times New Roman" w:hAnsi="Times New Roman" w:cs="Times New Roman"/>
+          <w:sz w:val="24"/>
+          <w:szCs w:val="24"/>
+        </w:rPr>
+        <w:t>Entre ellos se encuentran la aplicación práctica de los conocimientos adquiridos durante el grado en áreas como la programación, las bases de datos y el desarrollo de aplicaciones web. Asimismo, el proyecto permite adquirir experiencia en el uso de tecnologías actuales utilizadas en el desarrollo de software y comprender mejor el proceso completo de diseño, desarrollo e implementación de una aplicación informática.</w:t>
+      </w:r>
+    </w:p>
+    <w:p>
+      <w:pPr>
+        <w:pBdr>
+          <w:top w:val="nil"/>
+          <w:left w:val="nil"/>
+          <w:bottom w:val="nil"/>
+          <w:right w:val="nil"/>
+          <w:between w:val="nil"/>
+        </w:pBdr>
+        <w:jc w:val="both"/>
+        <w:rPr>
+          <w:rFonts w:ascii="Times New Roman" w:eastAsia="Times New Roman" w:hAnsi="Times New Roman" w:cs="Times New Roman"/>
+          <w:sz w:val="24"/>
+          <w:szCs w:val="24"/>
+        </w:rPr>
+      </w:pPr>
+    </w:p>
+    <w:p>
+      <w:pPr>
+        <w:pBdr>
+          <w:top w:val="nil"/>
+          <w:left w:val="nil"/>
+          <w:bottom w:val="nil"/>
+          <w:right w:val="nil"/>
+          <w:between w:val="nil"/>
+        </w:pBdr>
+        <w:jc w:val="both"/>
+        <w:rPr>
+          <w:rFonts w:ascii="Times New Roman" w:eastAsia="Times New Roman" w:hAnsi="Times New Roman" w:cs="Times New Roman"/>
+          <w:sz w:val="24"/>
+          <w:szCs w:val="24"/>
+        </w:rPr>
+      </w:pPr>
+      <w:r>
+        <w:rPr>
+          <w:rFonts w:ascii="Times New Roman" w:eastAsia="Times New Roman" w:hAnsi="Times New Roman" w:cs="Times New Roman"/>
+          <w:sz w:val="24"/>
+          <w:szCs w:val="24"/>
+        </w:rPr>
+        <w:t>El tercer apartado del capítulo 1 debe contener los objetivos del proyecto, una descripción detallada de qué es lo que se quiere conseguir, pudiéndose dividir en subapartados (si el alumno lo ve oportuno) para distinguir entre “Objetivos principales”, “Objetivos secundarios” e incluso “Objetivos personales”, estos último serían los objetivos que persigue el propio alumno, más allá de que la aplicación final sea útil y funcional, como por ejemplo, aprender una nuevo lenguaje, tecnología o método de desarrollo y/o trabajo, aplicar los conocimientos adquiridos en la carrera, llegar a desarrollar un producto al que poder sacar un rendimiento, etc…</w:t>
       </w:r>
     </w:p>
     <w:p>
@@ -2661,25 +2779,184 @@
           <w:sz w:val="24"/>
           <w:szCs w:val="24"/>
         </w:rPr>
-        <w:t xml:space="preserve">Este apartado es </w:t>
-      </w:r>
-      <w:proofErr w:type="gramStart"/>
-      <w:r>
-        <w:rPr>
-          <w:rFonts w:ascii="Times New Roman" w:eastAsia="Times New Roman" w:hAnsi="Times New Roman" w:cs="Times New Roman"/>
-          <w:sz w:val="24"/>
-          <w:szCs w:val="24"/>
-        </w:rPr>
-        <w:t>opcional</w:t>
-      </w:r>
-      <w:proofErr w:type="gramEnd"/>
-      <w:r>
-        <w:rPr>
-          <w:rFonts w:ascii="Times New Roman" w:eastAsia="Times New Roman" w:hAnsi="Times New Roman" w:cs="Times New Roman"/>
-          <w:sz w:val="24"/>
-          <w:szCs w:val="24"/>
-        </w:rPr>
-        <w:t xml:space="preserve"> pero en algunos casos podría ser necesario, consistiría en describir aquellas cosas que NO SE VAN A HACER. Si tras describir los objetivos pudiera entenderse que el desarrollo a realizar va a tener una funcionalidad o prestaciones por encima de las previstas por el alumno, en un caso así viene bien aclarar, y para eso sería este apartado, que cosas quedan fuera del ámbito del trabajo que se presenta.</w:t>
+        <w:t>Aunque la aplicación desarrollada pretende ofrecer una herramienta útil para mejorar la organización del cuidado de las mascotas, es necesario establecer ciertos límites en cuanto al alcance del proyecto.</w:t>
+      </w:r>
+    </w:p>
+    <w:p>
+      <w:pPr>
+        <w:pBdr>
+          <w:top w:val="nil"/>
+          <w:left w:val="nil"/>
+          <w:bottom w:val="nil"/>
+          <w:right w:val="nil"/>
+          <w:between w:val="nil"/>
+        </w:pBdr>
+        <w:jc w:val="both"/>
+        <w:rPr>
+          <w:rFonts w:ascii="Times New Roman" w:eastAsia="Times New Roman" w:hAnsi="Times New Roman" w:cs="Times New Roman"/>
+          <w:sz w:val="24"/>
+          <w:szCs w:val="24"/>
+        </w:rPr>
+      </w:pPr>
+    </w:p>
+    <w:p>
+      <w:pPr>
+        <w:pBdr>
+          <w:top w:val="nil"/>
+          <w:left w:val="nil"/>
+          <w:bottom w:val="nil"/>
+          <w:right w:val="nil"/>
+          <w:between w:val="nil"/>
+        </w:pBdr>
+        <w:jc w:val="both"/>
+        <w:rPr>
+          <w:rFonts w:ascii="Times New Roman" w:eastAsia="Times New Roman" w:hAnsi="Times New Roman" w:cs="Times New Roman"/>
+          <w:sz w:val="24"/>
+          <w:szCs w:val="24"/>
+        </w:rPr>
+      </w:pPr>
+      <w:r>
+        <w:rPr>
+          <w:rFonts w:ascii="Times New Roman" w:eastAsia="Times New Roman" w:hAnsi="Times New Roman" w:cs="Times New Roman"/>
+          <w:sz w:val="24"/>
+          <w:szCs w:val="24"/>
+        </w:rPr>
+        <w:t>En primer lugar, la aplicación está orientada principalmente al uso doméstico, es decir, a hogares donde varias personas participan en el cuidado de una o varias mascotas. Por tanto</w:t>
+      </w:r>
+      <w:r>
+        <w:rPr>
+          <w:rFonts w:ascii="Times New Roman" w:eastAsia="Times New Roman" w:hAnsi="Times New Roman" w:cs="Times New Roman"/>
+          <w:sz w:val="24"/>
+          <w:szCs w:val="24"/>
+        </w:rPr>
+        <w:t>, el sistema no está diseñado para su utilización en entornos profesionales como clínicas veterinarias o centros especializados en el cuidado animal.</w:t>
+      </w:r>
+    </w:p>
+    <w:p>
+      <w:pPr>
+        <w:pBdr>
+          <w:top w:val="nil"/>
+          <w:left w:val="nil"/>
+          <w:bottom w:val="nil"/>
+          <w:right w:val="nil"/>
+          <w:between w:val="nil"/>
+        </w:pBdr>
+        <w:jc w:val="both"/>
+        <w:rPr>
+          <w:rFonts w:ascii="Times New Roman" w:eastAsia="Times New Roman" w:hAnsi="Times New Roman" w:cs="Times New Roman"/>
+          <w:sz w:val="24"/>
+          <w:szCs w:val="24"/>
+        </w:rPr>
+      </w:pPr>
+    </w:p>
+    <w:p>
+      <w:pPr>
+        <w:pBdr>
+          <w:top w:val="nil"/>
+          <w:left w:val="nil"/>
+          <w:bottom w:val="nil"/>
+          <w:right w:val="nil"/>
+          <w:between w:val="nil"/>
+        </w:pBdr>
+        <w:jc w:val="both"/>
+        <w:rPr>
+          <w:rFonts w:ascii="Times New Roman" w:eastAsia="Times New Roman" w:hAnsi="Times New Roman" w:cs="Times New Roman"/>
+          <w:sz w:val="24"/>
+          <w:szCs w:val="24"/>
+        </w:rPr>
+      </w:pPr>
+      <w:r>
+        <w:rPr>
+          <w:rFonts w:ascii="Times New Roman" w:eastAsia="Times New Roman" w:hAnsi="Times New Roman" w:cs="Times New Roman"/>
+          <w:sz w:val="24"/>
+          <w:szCs w:val="24"/>
+        </w:rPr>
+        <w:lastRenderedPageBreak/>
+        <w:t>Asimismo, el desarrollo se centra en la creación de una aplicación web accesible desde distintos dispositivos mediante un navegador, por lo que no se contempla el desarrollo de aplicaciones móviles nativas para plataformas como Android o iOS.</w:t>
+      </w:r>
+    </w:p>
+    <w:p>
+      <w:pPr>
+        <w:pBdr>
+          <w:top w:val="nil"/>
+          <w:left w:val="nil"/>
+          <w:bottom w:val="nil"/>
+          <w:right w:val="nil"/>
+          <w:between w:val="nil"/>
+        </w:pBdr>
+        <w:jc w:val="both"/>
+        <w:rPr>
+          <w:rFonts w:ascii="Times New Roman" w:eastAsia="Times New Roman" w:hAnsi="Times New Roman" w:cs="Times New Roman"/>
+          <w:sz w:val="24"/>
+          <w:szCs w:val="24"/>
+        </w:rPr>
+      </w:pPr>
+    </w:p>
+    <w:p>
+      <w:pPr>
+        <w:pBdr>
+          <w:top w:val="nil"/>
+          <w:left w:val="nil"/>
+          <w:bottom w:val="nil"/>
+          <w:right w:val="nil"/>
+          <w:between w:val="nil"/>
+        </w:pBdr>
+        <w:jc w:val="both"/>
+        <w:rPr>
+          <w:rFonts w:ascii="Times New Roman" w:eastAsia="Times New Roman" w:hAnsi="Times New Roman" w:cs="Times New Roman"/>
+          <w:sz w:val="24"/>
+          <w:szCs w:val="24"/>
+        </w:rPr>
+      </w:pPr>
+      <w:r>
+        <w:rPr>
+          <w:rFonts w:ascii="Times New Roman" w:eastAsia="Times New Roman" w:hAnsi="Times New Roman" w:cs="Times New Roman"/>
+          <w:sz w:val="24"/>
+          <w:szCs w:val="24"/>
+        </w:rPr>
+        <w:t>Por otro lado, el proyecto se limita a la implementación de las funcionalidades principales relacionadas con la gestión del cuidado de las mascotas, como el registro de información sobre los animales, la gestión de medicación y otras actividades relacionadas con su cuidado. Funcionalidades más avanzadas, como la integración con servicios externos o el uso de sistemas de notificaciones más complejos, quedan fuera del alcance del presente trabajo y podrían considerarse posibles mejoras en futuras versiones de la aplicación.</w:t>
+      </w:r>
+    </w:p>
+    <w:p>
+      <w:pPr>
+        <w:pBdr>
+          <w:top w:val="nil"/>
+          <w:left w:val="nil"/>
+          <w:bottom w:val="nil"/>
+          <w:right w:val="nil"/>
+          <w:between w:val="nil"/>
+        </w:pBdr>
+        <w:jc w:val="both"/>
+        <w:rPr>
+          <w:rFonts w:ascii="Times New Roman" w:eastAsia="Times New Roman" w:hAnsi="Times New Roman" w:cs="Times New Roman"/>
+          <w:sz w:val="24"/>
+          <w:szCs w:val="24"/>
+        </w:rPr>
+      </w:pPr>
+    </w:p>
+    <w:p>
+      <w:pPr>
+        <w:pBdr>
+          <w:top w:val="nil"/>
+          <w:left w:val="nil"/>
+          <w:bottom w:val="nil"/>
+          <w:right w:val="nil"/>
+          <w:between w:val="nil"/>
+        </w:pBdr>
+        <w:jc w:val="both"/>
+        <w:rPr>
+          <w:rFonts w:ascii="Times New Roman" w:eastAsia="Times New Roman" w:hAnsi="Times New Roman" w:cs="Times New Roman"/>
+          <w:sz w:val="24"/>
+          <w:szCs w:val="24"/>
+        </w:rPr>
+      </w:pPr>
+      <w:r>
+        <w:rPr>
+          <w:rFonts w:ascii="Times New Roman" w:eastAsia="Times New Roman" w:hAnsi="Times New Roman" w:cs="Times New Roman"/>
+          <w:sz w:val="24"/>
+          <w:szCs w:val="24"/>
+        </w:rPr>
+        <w:t>Este apartado es opcional pero en algunos casos podría ser necesario, consistiría en describir aquellas cosas que NO SE VAN A HACER. Si tras describir los objetivos pudiera entenderse que el desarrollo a realizar va a tener una funcionalidad o prestaciones por encima de las previstas por el alumno, en un caso así viene bien aclarar, y para eso sería este apartado, que cosas quedan fuera del ámbito del trabajo que se presenta.</w:t>
       </w:r>
     </w:p>
     <w:p>
@@ -2712,6 +2989,119 @@
 <file path=word/numbering.xml><?xml version="1.0" encoding="utf-8"?>
 <w:numbering xmlns:wpc="http://schemas.microsoft.com/office/word/2010/wordprocessingCanvas" xmlns:cx="http://schemas.microsoft.com/office/drawing/2014/chartex" xmlns:cx1="http://schemas.microsoft.com/office/drawing/2015/9/8/chartex" xmlns:cx2="http://schemas.microsoft.com/office/drawing/2015/10/21/chartex" xmlns:cx3="http://schemas.microsoft.com/office/drawing/2016/5/9/chartex" xmlns:cx4="http://schemas.microsoft.com/office/drawing/2016/5/10/chartex" xmlns:cx5="http://schemas.microsoft.com/office/drawing/2016/5/11/chartex" xmlns:cx6="http://schemas.microsoft.com/office/drawing/2016/5/12/chartex" xmlns:cx7="http://schemas.microsoft.com/office/drawing/2016/5/13/chartex" xmlns:cx8="http://schemas.microsoft.com/office/drawing/2016/5/14/chartex" xmlns:mc="http://schemas.openxmlformats.org/markup-compatibility/2006" xmlns:aink="http://schemas.microsoft.com/office/drawing/2016/ink" xmlns:am3d="http://schemas.microsoft.com/office/drawing/2017/model3d" xmlns:o="urn:schemas-microsoft-com:office:office" xmlns:oel="http://schemas.microsoft.com/office/2019/extlst" xmlns:r="http://schemas.openxmlformats.org/officeDocument/2006/relationships" xmlns:m="http://schemas.openxmlformats.org/officeDocument/2006/math" xmlns:v="urn:schemas-microsoft-com:vml" xmlns:wp14="http://schemas.microsoft.com/office/word/2010/wordprocessingDrawing" xmlns:wp="http://schemas.openxmlformats.org/drawingml/2006/wordprocessingDrawing" xmlns:w10="urn:schemas-microsoft-com:office:word" xmlns:w="http://schemas.openxmlformats.org/wordprocessingml/2006/main" xmlns:w14="http://schemas.microsoft.com/office/word/2010/wordml" xmlns:w15="http://schemas.microsoft.com/office/word/2012/wordml" xmlns:w16cex="http://schemas.microsoft.com/office/word/2018/wordml/cex" xmlns:w16cid="http://schemas.microsoft.com/office/word/2016/wordml/cid" xmlns:w16="http://schemas.microsoft.com/office/word/2018/wordml" xmlns:w16du="http://schemas.microsoft.com/office/word/2023/wordml/word16du" xmlns:w16sdtdh="http://schemas.microsoft.com/office/word/2020/wordml/sdtdatahash" xmlns:w16sdtfl="http://schemas.microsoft.com/office/word/2024/wordml/sdtformatlock" xmlns:w16se="http://schemas.microsoft.com/office/word/2015/wordml/symex" xmlns:wpg="http://schemas.microsoft.com/office/word/2010/wordprocessingGroup" xmlns:wpi="http://schemas.microsoft.com/office/word/2010/wordprocessingInk" xmlns:wne="http://schemas.microsoft.com/office/word/2006/wordml" xmlns:wps="http://schemas.microsoft.com/office/word/2010/wordprocessingShape" mc:Ignorable="w14 w15 w16se w16cid w16 w16cex w16sdtdh w16sdtfl w16du wp14">
   <w:abstractNum w:abstractNumId="0" w15:restartNumberingAfterBreak="0">
+    <w:nsid w:val="1CEC410C"/>
+    <w:multiLevelType w:val="hybridMultilevel"/>
+    <w:tmpl w:val="9E800192"/>
+    <w:lvl w:ilvl="0" w:tplc="0C0A0001">
+      <w:start w:val="1"/>
+      <w:numFmt w:val="bullet"/>
+      <w:lvlText w:val=""/>
+      <w:lvlJc w:val="left"/>
+      <w:pPr>
+        <w:ind w:left="720" w:hanging="360"/>
+      </w:pPr>
+      <w:rPr>
+        <w:rFonts w:ascii="Symbol" w:eastAsia="Times New Roman" w:hAnsi="Symbol" w:cs="Times New Roman" w:hint="default"/>
+      </w:rPr>
+    </w:lvl>
+    <w:lvl w:ilvl="1" w:tplc="0C0A0003" w:tentative="1">
+      <w:start w:val="1"/>
+      <w:numFmt w:val="bullet"/>
+      <w:lvlText w:val="o"/>
+      <w:lvlJc w:val="left"/>
+      <w:pPr>
+        <w:ind w:left="1440" w:hanging="360"/>
+      </w:pPr>
+      <w:rPr>
+        <w:rFonts w:ascii="Courier New" w:hAnsi="Courier New" w:cs="Courier New" w:hint="default"/>
+      </w:rPr>
+    </w:lvl>
+    <w:lvl w:ilvl="2" w:tplc="0C0A0005" w:tentative="1">
+      <w:start w:val="1"/>
+      <w:numFmt w:val="bullet"/>
+      <w:lvlText w:val=""/>
+      <w:lvlJc w:val="left"/>
+      <w:pPr>
+        <w:ind w:left="2160" w:hanging="360"/>
+      </w:pPr>
+      <w:rPr>
+        <w:rFonts w:ascii="Wingdings" w:hAnsi="Wingdings" w:hint="default"/>
+      </w:rPr>
+    </w:lvl>
+    <w:lvl w:ilvl="3" w:tplc="0C0A0001" w:tentative="1">
+      <w:start w:val="1"/>
+      <w:numFmt w:val="bullet"/>
+      <w:lvlText w:val=""/>
+      <w:lvlJc w:val="left"/>
+      <w:pPr>
+        <w:ind w:left="2880" w:hanging="360"/>
+      </w:pPr>
+      <w:rPr>
+        <w:rFonts w:ascii="Symbol" w:hAnsi="Symbol" w:hint="default"/>
+      </w:rPr>
+    </w:lvl>
+    <w:lvl w:ilvl="4" w:tplc="0C0A0003" w:tentative="1">
+      <w:start w:val="1"/>
+      <w:numFmt w:val="bullet"/>
+      <w:lvlText w:val="o"/>
+      <w:lvlJc w:val="left"/>
+      <w:pPr>
+        <w:ind w:left="3600" w:hanging="360"/>
+      </w:pPr>
+      <w:rPr>
+        <w:rFonts w:ascii="Courier New" w:hAnsi="Courier New" w:cs="Courier New" w:hint="default"/>
+      </w:rPr>
+    </w:lvl>
+    <w:lvl w:ilvl="5" w:tplc="0C0A0005" w:tentative="1">
+      <w:start w:val="1"/>
+      <w:numFmt w:val="bullet"/>
+      <w:lvlText w:val=""/>
+      <w:lvlJc w:val="left"/>
+      <w:pPr>
+        <w:ind w:left="4320" w:hanging="360"/>
+      </w:pPr>
+      <w:rPr>
+        <w:rFonts w:ascii="Wingdings" w:hAnsi="Wingdings" w:hint="default"/>
+      </w:rPr>
+    </w:lvl>
+    <w:lvl w:ilvl="6" w:tplc="0C0A0001" w:tentative="1">
+      <w:start w:val="1"/>
+      <w:numFmt w:val="bullet"/>
+      <w:lvlText w:val=""/>
+      <w:lvlJc w:val="left"/>
+      <w:pPr>
+        <w:ind w:left="5040" w:hanging="360"/>
+      </w:pPr>
+      <w:rPr>
+        <w:rFonts w:ascii="Symbol" w:hAnsi="Symbol" w:hint="default"/>
+      </w:rPr>
+    </w:lvl>
+    <w:lvl w:ilvl="7" w:tplc="0C0A0003" w:tentative="1">
+      <w:start w:val="1"/>
+      <w:numFmt w:val="bullet"/>
+      <w:lvlText w:val="o"/>
+      <w:lvlJc w:val="left"/>
+      <w:pPr>
+        <w:ind w:left="5760" w:hanging="360"/>
+      </w:pPr>
+      <w:rPr>
+        <w:rFonts w:ascii="Courier New" w:hAnsi="Courier New" w:cs="Courier New" w:hint="default"/>
+      </w:rPr>
+    </w:lvl>
+    <w:lvl w:ilvl="8" w:tplc="0C0A0005" w:tentative="1">
+      <w:start w:val="1"/>
+      <w:numFmt w:val="bullet"/>
+      <w:lvlText w:val=""/>
+      <w:lvlJc w:val="left"/>
+      <w:pPr>
+        <w:ind w:left="6480" w:hanging="360"/>
+      </w:pPr>
+      <w:rPr>
+        <w:rFonts w:ascii="Wingdings" w:hAnsi="Wingdings" w:hint="default"/>
+      </w:rPr>
+    </w:lvl>
+  </w:abstractNum>
+  <w:abstractNum w:abstractNumId="1" w15:restartNumberingAfterBreak="0">
     <w:nsid w:val="410F300A"/>
     <w:multiLevelType w:val="hybridMultilevel"/>
     <w:tmpl w:val="32C63CA4"/>
@@ -2824,7 +3214,7 @@
       </w:rPr>
     </w:lvl>
   </w:abstractNum>
-  <w:abstractNum w:abstractNumId="1" w15:restartNumberingAfterBreak="0">
+  <w:abstractNum w:abstractNumId="2" w15:restartNumberingAfterBreak="0">
     <w:nsid w:val="65356484"/>
     <w:multiLevelType w:val="hybridMultilevel"/>
     <w:tmpl w:val="F8240C1E"/>
@@ -2936,7 +3326,7 @@
       </w:rPr>
     </w:lvl>
   </w:abstractNum>
-  <w:abstractNum w:abstractNumId="2" w15:restartNumberingAfterBreak="0">
+  <w:abstractNum w:abstractNumId="3" w15:restartNumberingAfterBreak="0">
     <w:nsid w:val="6CAE2F44"/>
     <w:multiLevelType w:val="hybridMultilevel"/>
     <w:tmpl w:val="73B08C9A"/>
@@ -3049,12 +3439,15 @@
     </w:lvl>
   </w:abstractNum>
   <w:num w:numId="1" w16cid:durableId="325398035">
+    <w:abstractNumId w:val="3"/>
+  </w:num>
+  <w:num w:numId="2" w16cid:durableId="534654579">
     <w:abstractNumId w:val="2"/>
   </w:num>
-  <w:num w:numId="2" w16cid:durableId="534654579">
+  <w:num w:numId="3" w16cid:durableId="1229727737">
     <w:abstractNumId w:val="1"/>
   </w:num>
-  <w:num w:numId="3" w16cid:durableId="1229727737">
+  <w:num w:numId="4" w16cid:durableId="393352354">
     <w:abstractNumId w:val="0"/>
   </w:num>
 </w:numbering>

--- a/docs/Capítulo 1 - Introducción (y objetivos).docx
+++ b/docs/Capítulo 1 - Introducción (y objetivos).docx
@@ -205,73 +205,131 @@
           <w:sz w:val="36"/>
           <w:szCs w:val="36"/>
         </w:rPr>
-        <w:t>1.1.- EMPRESA/ENTORNO DE APLICACIÓN</w:t>
-      </w:r>
-    </w:p>
-    <w:p>
-      <w:pPr>
-        <w:pBdr>
-          <w:top w:val="nil"/>
-          <w:left w:val="nil"/>
-          <w:bottom w:val="nil"/>
-          <w:right w:val="nil"/>
-          <w:between w:val="nil"/>
-        </w:pBdr>
-        <w:jc w:val="both"/>
-        <w:rPr>
-          <w:rFonts w:ascii="Times New Roman" w:eastAsia="Times New Roman" w:hAnsi="Times New Roman" w:cs="Times New Roman"/>
-          <w:sz w:val="24"/>
-          <w:szCs w:val="24"/>
-        </w:rPr>
-      </w:pPr>
-    </w:p>
-    <w:p>
-      <w:pPr>
-        <w:pBdr>
-          <w:top w:val="nil"/>
-          <w:left w:val="nil"/>
-          <w:bottom w:val="nil"/>
-          <w:right w:val="nil"/>
-          <w:between w:val="nil"/>
-        </w:pBdr>
-        <w:jc w:val="both"/>
-        <w:rPr>
-          <w:rFonts w:ascii="Times New Roman" w:eastAsia="Times New Roman" w:hAnsi="Times New Roman" w:cs="Times New Roman"/>
-          <w:sz w:val="24"/>
-          <w:szCs w:val="24"/>
-        </w:rPr>
-      </w:pPr>
-      <w:r>
-        <w:rPr>
-          <w:rFonts w:ascii="Times New Roman" w:eastAsia="Times New Roman" w:hAnsi="Times New Roman" w:cs="Times New Roman"/>
-          <w:sz w:val="24"/>
-          <w:szCs w:val="24"/>
-        </w:rPr>
-        <w:t xml:space="preserve">En </w:t>
-      </w:r>
-      <w:r>
-        <w:rPr>
-          <w:rFonts w:ascii="Times New Roman" w:eastAsia="Times New Roman" w:hAnsi="Times New Roman" w:cs="Times New Roman"/>
-          <w:sz w:val="24"/>
-          <w:szCs w:val="24"/>
-        </w:rPr>
-        <w:t>los últimos años se ha producido un incremento d</w:t>
-      </w:r>
-      <w:r>
-        <w:rPr>
-          <w:rFonts w:ascii="Times New Roman" w:eastAsia="Times New Roman" w:hAnsi="Times New Roman" w:cs="Times New Roman"/>
-          <w:sz w:val="24"/>
-          <w:szCs w:val="24"/>
-        </w:rPr>
-        <w:t xml:space="preserve">el número de mascotas </w:t>
-      </w:r>
-      <w:r>
-        <w:rPr>
-          <w:rFonts w:ascii="Times New Roman" w:eastAsia="Times New Roman" w:hAnsi="Times New Roman" w:cs="Times New Roman"/>
-          <w:sz w:val="24"/>
-          <w:szCs w:val="24"/>
-        </w:rPr>
-        <w:t>en los hogares</w:t>
+        <w:t>1.1.- ENTORNO DE APLICACIÓN</w:t>
+      </w:r>
+    </w:p>
+    <w:p>
+      <w:pPr>
+        <w:pBdr>
+          <w:top w:val="nil"/>
+          <w:left w:val="nil"/>
+          <w:bottom w:val="nil"/>
+          <w:right w:val="nil"/>
+          <w:between w:val="nil"/>
+        </w:pBdr>
+        <w:jc w:val="both"/>
+        <w:rPr>
+          <w:rFonts w:ascii="Times New Roman" w:eastAsia="Times New Roman" w:hAnsi="Times New Roman" w:cs="Times New Roman"/>
+          <w:sz w:val="24"/>
+          <w:szCs w:val="24"/>
+        </w:rPr>
+      </w:pPr>
+    </w:p>
+    <w:p>
+      <w:pPr>
+        <w:pBdr>
+          <w:top w:val="nil"/>
+          <w:left w:val="nil"/>
+          <w:bottom w:val="nil"/>
+          <w:right w:val="nil"/>
+          <w:between w:val="nil"/>
+        </w:pBdr>
+        <w:jc w:val="both"/>
+        <w:rPr>
+          <w:rFonts w:ascii="Times New Roman" w:eastAsia="Times New Roman" w:hAnsi="Times New Roman" w:cs="Times New Roman"/>
+          <w:sz w:val="24"/>
+          <w:szCs w:val="24"/>
+        </w:rPr>
+      </w:pPr>
+      <w:r>
+        <w:rPr>
+          <w:rFonts w:ascii="Times New Roman" w:eastAsia="Times New Roman" w:hAnsi="Times New Roman" w:cs="Times New Roman"/>
+          <w:sz w:val="24"/>
+          <w:szCs w:val="24"/>
+        </w:rPr>
+        <w:t xml:space="preserve">En los últimos años, la tenencia de animales de compañía ha experimentado un crecimiento sostenido en España y en el conjunto de Europa. Según datos </w:t>
+      </w:r>
+      <w:r>
+        <w:rPr>
+          <w:rFonts w:ascii="Times New Roman" w:eastAsia="Times New Roman" w:hAnsi="Times New Roman" w:cs="Times New Roman"/>
+          <w:sz w:val="24"/>
+          <w:szCs w:val="24"/>
+        </w:rPr>
+        <w:t>de la Federación Europea de Alimentos para Animales de Compañía</w:t>
+      </w:r>
+      <w:r>
+        <w:rPr>
+          <w:rFonts w:ascii="Times New Roman" w:eastAsia="Times New Roman" w:hAnsi="Times New Roman" w:cs="Times New Roman"/>
+          <w:sz w:val="24"/>
+          <w:szCs w:val="24"/>
+        </w:rPr>
+        <w:t xml:space="preserve">, </w:t>
+      </w:r>
+      <w:r>
+        <w:rPr>
+          <w:rFonts w:ascii="Times New Roman" w:eastAsia="Times New Roman" w:hAnsi="Times New Roman" w:cs="Times New Roman"/>
+          <w:sz w:val="24"/>
+          <w:szCs w:val="24"/>
+        </w:rPr>
+        <w:t>aproximadamente</w:t>
+      </w:r>
+      <w:r>
+        <w:rPr>
+          <w:rFonts w:ascii="Times New Roman" w:eastAsia="Times New Roman" w:hAnsi="Times New Roman" w:cs="Times New Roman"/>
+          <w:sz w:val="24"/>
+          <w:szCs w:val="24"/>
+        </w:rPr>
+        <w:t xml:space="preserve"> la mitad de los hogares españoles conviven con al menos una mascota, siendo los perros y los gatos las especies más frecuentes. Esta tendencia refleja un cambio cultural en el que los animales domésticos han pasado a ser considerados miembros plenos del núcleo familiar, lo que ha incrementado las exigencias en torno a su cuidado y bienestar.</w:t>
+      </w:r>
+    </w:p>
+    <w:p>
+      <w:pPr>
+        <w:pBdr>
+          <w:top w:val="nil"/>
+          <w:left w:val="nil"/>
+          <w:bottom w:val="nil"/>
+          <w:right w:val="nil"/>
+          <w:between w:val="nil"/>
+        </w:pBdr>
+        <w:jc w:val="both"/>
+        <w:rPr>
+          <w:rFonts w:ascii="Times New Roman" w:eastAsia="Times New Roman" w:hAnsi="Times New Roman" w:cs="Times New Roman"/>
+          <w:sz w:val="24"/>
+          <w:szCs w:val="24"/>
+        </w:rPr>
+      </w:pPr>
+    </w:p>
+    <w:p>
+      <w:pPr>
+        <w:pBdr>
+          <w:top w:val="nil"/>
+          <w:left w:val="nil"/>
+          <w:bottom w:val="nil"/>
+          <w:right w:val="nil"/>
+          <w:between w:val="nil"/>
+        </w:pBdr>
+        <w:jc w:val="both"/>
+        <w:rPr>
+          <w:rFonts w:ascii="Times New Roman" w:eastAsia="Times New Roman" w:hAnsi="Times New Roman" w:cs="Times New Roman"/>
+          <w:sz w:val="24"/>
+          <w:szCs w:val="24"/>
+        </w:rPr>
+      </w:pPr>
+      <w:r>
+        <w:rPr>
+          <w:rFonts w:ascii="Times New Roman" w:eastAsia="Times New Roman" w:hAnsi="Times New Roman" w:cs="Times New Roman"/>
+          <w:sz w:val="24"/>
+          <w:szCs w:val="24"/>
+        </w:rPr>
+        <w:t xml:space="preserve">Paralelamente, </w:t>
+      </w:r>
+      <w:r>
+        <w:rPr>
+          <w:rFonts w:ascii="Times New Roman" w:eastAsia="Times New Roman" w:hAnsi="Times New Roman" w:cs="Times New Roman"/>
+          <w:sz w:val="24"/>
+          <w:szCs w:val="24"/>
+        </w:rPr>
+        <w:t>ha crecido la conciencia sobre la importancia de proporcionar a los animales domésticos una atención adecuada y responsable</w:t>
       </w:r>
       <w:r>
         <w:rPr>
@@ -281,97 +339,13 @@
         </w:rPr>
         <w:t xml:space="preserve">. </w:t>
       </w:r>
-    </w:p>
-    <w:p>
-      <w:pPr>
-        <w:pBdr>
-          <w:top w:val="nil"/>
-          <w:left w:val="nil"/>
-          <w:bottom w:val="nil"/>
-          <w:right w:val="nil"/>
-          <w:between w:val="nil"/>
-        </w:pBdr>
-        <w:jc w:val="both"/>
-        <w:rPr>
-          <w:rFonts w:ascii="Times New Roman" w:eastAsia="Times New Roman" w:hAnsi="Times New Roman" w:cs="Times New Roman"/>
-          <w:sz w:val="24"/>
-          <w:szCs w:val="24"/>
-        </w:rPr>
-      </w:pPr>
-      <w:r>
-        <w:rPr>
-          <w:rFonts w:ascii="Times New Roman" w:eastAsia="Times New Roman" w:hAnsi="Times New Roman" w:cs="Times New Roman"/>
-          <w:sz w:val="24"/>
-          <w:szCs w:val="24"/>
-        </w:rPr>
-        <w:t>Paralelamente, ha crecido la conciencia sobre el bienestar animal y la importancia de proporcionar a los animales domésticos una atención adecuada y responsable. Este cuidado implica la realización de diversas tareas periódicas, como la alimentación, los paseos, el control veterinario y, en algunos casos, la administración de tratamientos médicos.</w:t>
-      </w:r>
-    </w:p>
-    <w:p>
-      <w:pPr>
-        <w:pBdr>
-          <w:top w:val="nil"/>
-          <w:left w:val="nil"/>
-          <w:bottom w:val="nil"/>
-          <w:right w:val="nil"/>
-          <w:between w:val="nil"/>
-        </w:pBdr>
-        <w:jc w:val="both"/>
-        <w:rPr>
-          <w:rFonts w:ascii="Times New Roman" w:eastAsia="Times New Roman" w:hAnsi="Times New Roman" w:cs="Times New Roman"/>
-          <w:sz w:val="24"/>
-          <w:szCs w:val="24"/>
-        </w:rPr>
-      </w:pPr>
-    </w:p>
-    <w:p>
-      <w:pPr>
-        <w:pBdr>
-          <w:top w:val="nil"/>
-          <w:left w:val="nil"/>
-          <w:bottom w:val="nil"/>
-          <w:right w:val="nil"/>
-          <w:between w:val="nil"/>
-        </w:pBdr>
-        <w:jc w:val="both"/>
-        <w:rPr>
-          <w:rFonts w:ascii="Times New Roman" w:eastAsia="Times New Roman" w:hAnsi="Times New Roman" w:cs="Times New Roman"/>
-          <w:sz w:val="24"/>
-          <w:szCs w:val="24"/>
-        </w:rPr>
-      </w:pPr>
-    </w:p>
-    <w:p>
-      <w:pPr>
-        <w:pBdr>
-          <w:top w:val="nil"/>
-          <w:left w:val="nil"/>
-          <w:bottom w:val="nil"/>
-          <w:right w:val="nil"/>
-          <w:between w:val="nil"/>
-        </w:pBdr>
-        <w:jc w:val="both"/>
-        <w:rPr>
-          <w:rFonts w:ascii="Times New Roman" w:eastAsia="Times New Roman" w:hAnsi="Times New Roman" w:cs="Times New Roman"/>
-          <w:sz w:val="24"/>
-          <w:szCs w:val="24"/>
-        </w:rPr>
-      </w:pPr>
-      <w:r>
-        <w:rPr>
-          <w:rFonts w:ascii="Times New Roman" w:eastAsia="Times New Roman" w:hAnsi="Times New Roman" w:cs="Times New Roman"/>
-          <w:sz w:val="24"/>
-          <w:szCs w:val="24"/>
-        </w:rPr>
-        <w:t>Al igual que los seres humanos, los animales pueden padecer enfermedades, alergias u otras afecciones que requieren un seguimiento constante y la administración regular de medicación. En muchos hogares, estas responsabilidades son compartidas entre varios miembros de la familia, lo que puede generar problemas de coordinación y organización.</w:t>
-      </w:r>
-      <w:r>
-        <w:rPr>
-          <w:rFonts w:ascii="Times New Roman" w:eastAsia="Times New Roman" w:hAnsi="Times New Roman" w:cs="Times New Roman"/>
-          <w:sz w:val="24"/>
-          <w:szCs w:val="24"/>
-        </w:rPr>
-        <w:t xml:space="preserve"> </w:t>
+      <w:r>
+        <w:rPr>
+          <w:rFonts w:ascii="Times New Roman" w:eastAsia="Times New Roman" w:hAnsi="Times New Roman" w:cs="Times New Roman"/>
+          <w:sz w:val="24"/>
+          <w:szCs w:val="24"/>
+        </w:rPr>
+        <w:t xml:space="preserve">Este cuidado implica la realización de </w:t>
       </w:r>
       <w:r>
         <w:rPr>
@@ -380,140 +354,165 @@
           <w:szCs w:val="24"/>
         </w:rPr>
         <w:lastRenderedPageBreak/>
-        <w:t>Por ejemplo, cuando varias personas se encargan de administrar un medicamento, existe la posibilidad de que se suministre una dosis superior a la establecida o, por el contrario, que la medicación no llegue a administrarse debido a una falta de comunicación entre los cuidadores.</w:t>
-      </w:r>
-    </w:p>
-    <w:p>
-      <w:pPr>
-        <w:pBdr>
-          <w:top w:val="nil"/>
-          <w:left w:val="nil"/>
-          <w:bottom w:val="nil"/>
-          <w:right w:val="nil"/>
-          <w:between w:val="nil"/>
-        </w:pBdr>
-        <w:jc w:val="both"/>
-        <w:rPr>
-          <w:rFonts w:ascii="Times New Roman" w:eastAsia="Times New Roman" w:hAnsi="Times New Roman" w:cs="Times New Roman"/>
-          <w:sz w:val="24"/>
-          <w:szCs w:val="24"/>
-        </w:rPr>
-      </w:pPr>
-    </w:p>
-    <w:p>
-      <w:pPr>
-        <w:pBdr>
-          <w:top w:val="nil"/>
-          <w:left w:val="nil"/>
-          <w:bottom w:val="nil"/>
-          <w:right w:val="nil"/>
-          <w:between w:val="nil"/>
-        </w:pBdr>
-        <w:jc w:val="both"/>
-        <w:rPr>
-          <w:rFonts w:ascii="Times New Roman" w:eastAsia="Times New Roman" w:hAnsi="Times New Roman" w:cs="Times New Roman"/>
-          <w:sz w:val="24"/>
-          <w:szCs w:val="24"/>
-        </w:rPr>
-      </w:pPr>
-      <w:r>
-        <w:rPr>
-          <w:rFonts w:ascii="Times New Roman" w:eastAsia="Times New Roman" w:hAnsi="Times New Roman" w:cs="Times New Roman"/>
-          <w:sz w:val="24"/>
-          <w:szCs w:val="24"/>
-        </w:rPr>
-        <w:t xml:space="preserve">En la actualidad, algunas soluciones utilizadas para gestionar estas tareas consisten en anotar las dosis o actividades en papel, utilizar agendas, escribir mensajes vía WhatsApp al resto de cuidadores o establecer recordatorios en dispositivos móviles. Sin embargo, estas soluciones presentan limitaciones </w:t>
-      </w:r>
-      <w:r>
-        <w:rPr>
-          <w:rFonts w:ascii="Times New Roman" w:eastAsia="Times New Roman" w:hAnsi="Times New Roman" w:cs="Times New Roman"/>
-          <w:sz w:val="24"/>
-          <w:szCs w:val="24"/>
-        </w:rPr>
-        <w:t>significativas</w:t>
-      </w:r>
-      <w:r>
-        <w:rPr>
-          <w:rFonts w:ascii="Times New Roman" w:eastAsia="Times New Roman" w:hAnsi="Times New Roman" w:cs="Times New Roman"/>
-          <w:sz w:val="24"/>
-          <w:szCs w:val="24"/>
-        </w:rPr>
-        <w:t xml:space="preserve"> cuando intervienen varias personas en el cuidado animal, ya que no permiten una coordinación efectiva ni garantizan que todos los cuidadores dispongan de la misma información actualizada.</w:t>
-      </w:r>
-    </w:p>
-    <w:p>
-      <w:pPr>
-        <w:pBdr>
-          <w:top w:val="nil"/>
-          <w:left w:val="nil"/>
-          <w:bottom w:val="nil"/>
-          <w:right w:val="nil"/>
-          <w:between w:val="nil"/>
-        </w:pBdr>
-        <w:jc w:val="both"/>
-        <w:rPr>
-          <w:rFonts w:ascii="Times New Roman" w:eastAsia="Times New Roman" w:hAnsi="Times New Roman" w:cs="Times New Roman"/>
-          <w:sz w:val="24"/>
-          <w:szCs w:val="24"/>
-        </w:rPr>
-      </w:pPr>
-    </w:p>
-    <w:p>
-      <w:pPr>
-        <w:pBdr>
-          <w:top w:val="nil"/>
-          <w:left w:val="nil"/>
-          <w:bottom w:val="nil"/>
-          <w:right w:val="nil"/>
-          <w:between w:val="nil"/>
-        </w:pBdr>
-        <w:jc w:val="both"/>
-        <w:rPr>
-          <w:rFonts w:ascii="Times New Roman" w:eastAsia="Times New Roman" w:hAnsi="Times New Roman" w:cs="Times New Roman"/>
-          <w:sz w:val="24"/>
-          <w:szCs w:val="24"/>
-        </w:rPr>
-      </w:pPr>
-      <w:r>
-        <w:rPr>
-          <w:rFonts w:ascii="Times New Roman" w:eastAsia="Times New Roman" w:hAnsi="Times New Roman" w:cs="Times New Roman"/>
-          <w:sz w:val="24"/>
-          <w:szCs w:val="24"/>
-        </w:rPr>
-        <w:t xml:space="preserve">Ante esta situación, resulta conveniente desarrollar herramientas tecnológicas que faciliten la organización y el seguimiento del cuidado de las mascotas. En este contexto, el presente trabajo propone el desarrollo de una aplicación web accesible desde distintos dispositivos, incluidos teléfonos móviles, que permita centralizar toda la información relacionada con el cuidado de las mascotas. </w:t>
-      </w:r>
-    </w:p>
-    <w:p>
-      <w:pPr>
-        <w:pBdr>
-          <w:top w:val="nil"/>
-          <w:left w:val="nil"/>
-          <w:bottom w:val="nil"/>
-          <w:right w:val="nil"/>
-          <w:between w:val="nil"/>
-        </w:pBdr>
-        <w:jc w:val="both"/>
-        <w:rPr>
-          <w:rFonts w:ascii="Times New Roman" w:eastAsia="Times New Roman" w:hAnsi="Times New Roman" w:cs="Times New Roman"/>
-          <w:sz w:val="24"/>
-          <w:szCs w:val="24"/>
-        </w:rPr>
-      </w:pPr>
-      <w:r>
-        <w:rPr>
-          <w:rFonts w:ascii="Times New Roman" w:eastAsia="Times New Roman" w:hAnsi="Times New Roman" w:cs="Times New Roman"/>
-          <w:sz w:val="24"/>
-          <w:szCs w:val="24"/>
-        </w:rPr>
-        <w:t>Mediante esta aplicación, los cuidadores podrán registrar información relevante sobre cada animal, como datos generales, tratamientos médicos, horarios de alimentación o paseos. Además, el sistema permitirá coordinar a los distintos miembros del hogar, registrar las acciones realizadas y consultar el historial de actividades, contribuyendo así a mejorar la organización del cuidado</w:t>
-      </w:r>
-      <w:r>
-        <w:rPr>
-          <w:rFonts w:ascii="Times New Roman" w:eastAsia="Times New Roman" w:hAnsi="Times New Roman" w:cs="Times New Roman"/>
-          <w:sz w:val="24"/>
-          <w:szCs w:val="24"/>
-        </w:rPr>
-        <w:t xml:space="preserve"> de las mascotas y garantizar su bienestar.</w:t>
+        <w:t>diversas tareas periódicas, como la alimentación, los paseos, el control veterinario y, en algunos casos, la administración de tratamientos médicos</w:t>
+      </w:r>
+      <w:r>
+        <w:rPr>
+          <w:rFonts w:ascii="Times New Roman" w:eastAsia="Times New Roman" w:hAnsi="Times New Roman" w:cs="Times New Roman"/>
+          <w:sz w:val="24"/>
+          <w:szCs w:val="24"/>
+        </w:rPr>
+        <w:t xml:space="preserve"> prolongados</w:t>
+      </w:r>
+      <w:r>
+        <w:rPr>
+          <w:rFonts w:ascii="Times New Roman" w:eastAsia="Times New Roman" w:hAnsi="Times New Roman" w:cs="Times New Roman"/>
+          <w:sz w:val="24"/>
+          <w:szCs w:val="24"/>
+        </w:rPr>
+        <w:t>.</w:t>
+      </w:r>
+    </w:p>
+    <w:p>
+      <w:pPr>
+        <w:pBdr>
+          <w:top w:val="nil"/>
+          <w:left w:val="nil"/>
+          <w:bottom w:val="nil"/>
+          <w:right w:val="nil"/>
+          <w:between w:val="nil"/>
+        </w:pBdr>
+        <w:jc w:val="both"/>
+        <w:rPr>
+          <w:rFonts w:ascii="Times New Roman" w:eastAsia="Times New Roman" w:hAnsi="Times New Roman" w:cs="Times New Roman"/>
+          <w:sz w:val="24"/>
+          <w:szCs w:val="24"/>
+        </w:rPr>
+      </w:pPr>
+    </w:p>
+    <w:p>
+      <w:pPr>
+        <w:pBdr>
+          <w:top w:val="nil"/>
+          <w:left w:val="nil"/>
+          <w:bottom w:val="nil"/>
+          <w:right w:val="nil"/>
+          <w:between w:val="nil"/>
+        </w:pBdr>
+        <w:jc w:val="both"/>
+        <w:rPr>
+          <w:rFonts w:ascii="Times New Roman" w:eastAsia="Times New Roman" w:hAnsi="Times New Roman" w:cs="Times New Roman"/>
+          <w:sz w:val="24"/>
+          <w:szCs w:val="24"/>
+        </w:rPr>
+      </w:pPr>
+      <w:r>
+        <w:rPr>
+          <w:rFonts w:ascii="Times New Roman" w:eastAsia="Times New Roman" w:hAnsi="Times New Roman" w:cs="Times New Roman"/>
+          <w:sz w:val="24"/>
+          <w:szCs w:val="24"/>
+        </w:rPr>
+        <w:t>En muchos hogares, estas responsabilidades son compartidas entre varios miembros de la familia</w:t>
+      </w:r>
+      <w:r>
+        <w:rPr>
+          <w:rFonts w:ascii="Times New Roman" w:eastAsia="Times New Roman" w:hAnsi="Times New Roman" w:cs="Times New Roman"/>
+          <w:sz w:val="24"/>
+          <w:szCs w:val="24"/>
+        </w:rPr>
+        <w:t xml:space="preserve"> o cuidadores. </w:t>
+      </w:r>
+      <w:r>
+        <w:rPr>
+          <w:rFonts w:ascii="Times New Roman" w:eastAsia="Times New Roman" w:hAnsi="Times New Roman" w:cs="Times New Roman"/>
+          <w:sz w:val="24"/>
+          <w:szCs w:val="24"/>
+        </w:rPr>
+        <w:t>Esta distribución de tareas, aunque necesaria, puede dar lugar a problemas de coordinación cuando no existe un canal claro de comunicación entre los implicados. Un ejemplo habitual es el riesgo de duplicar o saltarse una dosis de medicación porque ninguno de los cuidadores tiene certeza de si ya fue administrada o no.</w:t>
+      </w:r>
+    </w:p>
+    <w:p>
+      <w:pPr>
+        <w:pBdr>
+          <w:top w:val="nil"/>
+          <w:left w:val="nil"/>
+          <w:bottom w:val="nil"/>
+          <w:right w:val="nil"/>
+          <w:between w:val="nil"/>
+        </w:pBdr>
+        <w:jc w:val="both"/>
+        <w:rPr>
+          <w:rFonts w:ascii="Times New Roman" w:eastAsia="Times New Roman" w:hAnsi="Times New Roman" w:cs="Times New Roman"/>
+          <w:sz w:val="24"/>
+          <w:szCs w:val="24"/>
+        </w:rPr>
+      </w:pPr>
+    </w:p>
+    <w:p>
+      <w:pPr>
+        <w:pBdr>
+          <w:top w:val="nil"/>
+          <w:left w:val="nil"/>
+          <w:bottom w:val="nil"/>
+          <w:right w:val="nil"/>
+          <w:between w:val="nil"/>
+        </w:pBdr>
+        <w:jc w:val="both"/>
+        <w:rPr>
+          <w:rFonts w:ascii="Times New Roman" w:eastAsia="Times New Roman" w:hAnsi="Times New Roman" w:cs="Times New Roman"/>
+          <w:sz w:val="24"/>
+          <w:szCs w:val="24"/>
+        </w:rPr>
+      </w:pPr>
+      <w:r>
+        <w:rPr>
+          <w:rFonts w:ascii="Times New Roman" w:eastAsia="Times New Roman" w:hAnsi="Times New Roman" w:cs="Times New Roman"/>
+          <w:sz w:val="24"/>
+          <w:szCs w:val="24"/>
+        </w:rPr>
+        <w:t>Las soluciones empleadas actualmente para gestionar estas situaciones son, en su mayoría, informales: anotaciones en papel, agendas, recordatorios en el móvil o mensajes por aplicaciones de mensajería instantánea. Aunque funcionales en contextos muy sencillos, estas herramientas no han sido diseñadas para la gestión compartida entre varios usuarios ni ofrecen trazabilidad sobre las acciones realizadas.</w:t>
+      </w:r>
+    </w:p>
+    <w:p>
+      <w:pPr>
+        <w:pBdr>
+          <w:top w:val="nil"/>
+          <w:left w:val="nil"/>
+          <w:bottom w:val="nil"/>
+          <w:right w:val="nil"/>
+          <w:between w:val="nil"/>
+        </w:pBdr>
+        <w:jc w:val="both"/>
+        <w:rPr>
+          <w:rFonts w:ascii="Times New Roman" w:eastAsia="Times New Roman" w:hAnsi="Times New Roman" w:cs="Times New Roman"/>
+          <w:sz w:val="24"/>
+          <w:szCs w:val="24"/>
+        </w:rPr>
+      </w:pPr>
+    </w:p>
+    <w:p>
+      <w:pPr>
+        <w:pBdr>
+          <w:top w:val="nil"/>
+          <w:left w:val="nil"/>
+          <w:bottom w:val="nil"/>
+          <w:right w:val="nil"/>
+          <w:between w:val="nil"/>
+        </w:pBdr>
+        <w:jc w:val="both"/>
+        <w:rPr>
+          <w:rFonts w:ascii="Times New Roman" w:eastAsia="Times New Roman" w:hAnsi="Times New Roman" w:cs="Times New Roman"/>
+          <w:sz w:val="24"/>
+          <w:szCs w:val="24"/>
+        </w:rPr>
+      </w:pPr>
+      <w:r>
+        <w:rPr>
+          <w:rFonts w:ascii="Times New Roman" w:eastAsia="Times New Roman" w:hAnsi="Times New Roman" w:cs="Times New Roman"/>
+          <w:sz w:val="24"/>
+          <w:szCs w:val="24"/>
+        </w:rPr>
+        <w:t>En este contexto surge la necesidad de desarrollar una herramienta específica que facilite la organización del cuidado de las mascotas y mejore la coordinación entre todos los miembros del hogar involucrados en dicha tarea.</w:t>
       </w:r>
     </w:p>
     <w:p>
@@ -613,185 +612,49 @@
           <w:sz w:val="24"/>
           <w:szCs w:val="24"/>
         </w:rPr>
-        <w:t>Tal como se ha mencionado</w:t>
-      </w:r>
-      <w:r>
-        <w:rPr>
-          <w:rFonts w:ascii="Times New Roman" w:eastAsia="Times New Roman" w:hAnsi="Times New Roman" w:cs="Times New Roman"/>
-          <w:sz w:val="24"/>
-          <w:szCs w:val="24"/>
-        </w:rPr>
-        <w:t xml:space="preserve"> </w:t>
-      </w:r>
-      <w:r>
-        <w:rPr>
-          <w:rFonts w:ascii="Times New Roman" w:eastAsia="Times New Roman" w:hAnsi="Times New Roman" w:cs="Times New Roman"/>
-          <w:sz w:val="24"/>
-          <w:szCs w:val="24"/>
-        </w:rPr>
-        <w:t xml:space="preserve">en el apartado anterior, </w:t>
-      </w:r>
-      <w:r>
-        <w:rPr>
-          <w:rFonts w:ascii="Times New Roman" w:eastAsia="Times New Roman" w:hAnsi="Times New Roman" w:cs="Times New Roman"/>
-          <w:sz w:val="24"/>
-          <w:szCs w:val="24"/>
-        </w:rPr>
-        <w:t>actualmente pueden surgir problemas de coordinación y organización en los hogares al gestionar el cuidado de las mascotas cuando varias personas participan en estas tareas.</w:t>
-      </w:r>
-      <w:r>
-        <w:rPr>
-          <w:rFonts w:ascii="Times New Roman" w:eastAsia="Times New Roman" w:hAnsi="Times New Roman" w:cs="Times New Roman"/>
-          <w:sz w:val="24"/>
-          <w:szCs w:val="24"/>
-        </w:rPr>
-        <w:t xml:space="preserve"> </w:t>
-      </w:r>
-      <w:r>
-        <w:rPr>
-          <w:rFonts w:ascii="Times New Roman" w:eastAsia="Times New Roman" w:hAnsi="Times New Roman" w:cs="Times New Roman"/>
-          <w:sz w:val="24"/>
-          <w:szCs w:val="24"/>
-        </w:rPr>
-        <w:t>Esta situación puede dar lugar a errores en la administración de medicación, olvidos en determinadas rutinas o dificultades para mantener un seguimiento adecuado del estado del animal.</w:t>
-      </w:r>
-    </w:p>
-    <w:p>
-      <w:pPr>
-        <w:pBdr>
-          <w:top w:val="nil"/>
-          <w:left w:val="nil"/>
-          <w:bottom w:val="nil"/>
-          <w:right w:val="nil"/>
-          <w:between w:val="nil"/>
-        </w:pBdr>
-        <w:jc w:val="both"/>
-        <w:rPr>
-          <w:rFonts w:ascii="Times New Roman" w:eastAsia="Times New Roman" w:hAnsi="Times New Roman" w:cs="Times New Roman"/>
-          <w:sz w:val="24"/>
-          <w:szCs w:val="24"/>
-        </w:rPr>
-      </w:pPr>
-    </w:p>
-    <w:p>
-      <w:pPr>
-        <w:pBdr>
-          <w:top w:val="nil"/>
-          <w:left w:val="nil"/>
-          <w:bottom w:val="nil"/>
-          <w:right w:val="nil"/>
-          <w:between w:val="nil"/>
-        </w:pBdr>
-        <w:jc w:val="both"/>
-        <w:rPr>
-          <w:rFonts w:ascii="Times New Roman" w:eastAsia="Times New Roman" w:hAnsi="Times New Roman" w:cs="Times New Roman"/>
-          <w:sz w:val="24"/>
-          <w:szCs w:val="24"/>
-        </w:rPr>
-      </w:pPr>
-      <w:r>
-        <w:rPr>
-          <w:rFonts w:ascii="Times New Roman" w:eastAsia="Times New Roman" w:hAnsi="Times New Roman" w:cs="Times New Roman"/>
-          <w:sz w:val="24"/>
-          <w:szCs w:val="24"/>
-        </w:rPr>
-        <w:t>A</w:t>
-      </w:r>
-      <w:r>
-        <w:rPr>
-          <w:rFonts w:ascii="Times New Roman" w:eastAsia="Times New Roman" w:hAnsi="Times New Roman" w:cs="Times New Roman"/>
-          <w:sz w:val="24"/>
-          <w:szCs w:val="24"/>
-        </w:rPr>
-        <w:t xml:space="preserve"> partir de </w:t>
-      </w:r>
-      <w:r>
-        <w:rPr>
-          <w:rFonts w:ascii="Times New Roman" w:eastAsia="Times New Roman" w:hAnsi="Times New Roman" w:cs="Times New Roman"/>
-          <w:sz w:val="24"/>
-          <w:szCs w:val="24"/>
-        </w:rPr>
-        <w:t>la observación directa de esta problemática</w:t>
-      </w:r>
-      <w:r>
-        <w:rPr>
-          <w:rFonts w:ascii="Times New Roman" w:eastAsia="Times New Roman" w:hAnsi="Times New Roman" w:cs="Times New Roman"/>
-          <w:sz w:val="24"/>
-          <w:szCs w:val="24"/>
-        </w:rPr>
-        <w:t>,</w:t>
-      </w:r>
-      <w:r>
-        <w:rPr>
-          <w:rFonts w:ascii="Times New Roman" w:eastAsia="Times New Roman" w:hAnsi="Times New Roman" w:cs="Times New Roman"/>
-          <w:sz w:val="24"/>
-          <w:szCs w:val="24"/>
-        </w:rPr>
-        <w:t xml:space="preserve"> surge la idea de </w:t>
-      </w:r>
-      <w:r>
-        <w:rPr>
-          <w:rFonts w:ascii="Times New Roman" w:eastAsia="Times New Roman" w:hAnsi="Times New Roman" w:cs="Times New Roman"/>
-          <w:sz w:val="24"/>
-          <w:szCs w:val="24"/>
-        </w:rPr>
-        <w:t>desarroll</w:t>
-      </w:r>
-      <w:r>
-        <w:rPr>
-          <w:rFonts w:ascii="Times New Roman" w:eastAsia="Times New Roman" w:hAnsi="Times New Roman" w:cs="Times New Roman"/>
-          <w:sz w:val="24"/>
-          <w:szCs w:val="24"/>
-        </w:rPr>
-        <w:t>ar</w:t>
-      </w:r>
-      <w:r>
-        <w:rPr>
-          <w:rFonts w:ascii="Times New Roman" w:eastAsia="Times New Roman" w:hAnsi="Times New Roman" w:cs="Times New Roman"/>
-          <w:sz w:val="24"/>
-          <w:szCs w:val="24"/>
-        </w:rPr>
-        <w:t xml:space="preserve"> una herramienta </w:t>
-      </w:r>
-      <w:r>
-        <w:rPr>
-          <w:rFonts w:ascii="Times New Roman" w:eastAsia="Times New Roman" w:hAnsi="Times New Roman" w:cs="Times New Roman"/>
-          <w:sz w:val="24"/>
-          <w:szCs w:val="24"/>
-        </w:rPr>
-        <w:t>que permita mejorar la organización y coordinación entre los distintos cuidadores</w:t>
-      </w:r>
-      <w:r>
-        <w:rPr>
-          <w:rFonts w:ascii="Times New Roman" w:eastAsia="Times New Roman" w:hAnsi="Times New Roman" w:cs="Times New Roman"/>
-          <w:sz w:val="24"/>
-          <w:szCs w:val="24"/>
-        </w:rPr>
-        <w:t>.</w:t>
-      </w:r>
-      <w:r>
-        <w:rPr>
-          <w:rFonts w:ascii="Times New Roman" w:eastAsia="Times New Roman" w:hAnsi="Times New Roman" w:cs="Times New Roman"/>
-          <w:sz w:val="24"/>
-          <w:szCs w:val="24"/>
-        </w:rPr>
-        <w:t xml:space="preserve"> </w:t>
-      </w:r>
-      <w:r>
-        <w:rPr>
-          <w:rFonts w:ascii="Times New Roman" w:eastAsia="Times New Roman" w:hAnsi="Times New Roman" w:cs="Times New Roman"/>
-          <w:sz w:val="24"/>
-          <w:szCs w:val="24"/>
-        </w:rPr>
-        <w:t>De esta manera</w:t>
-      </w:r>
-      <w:r>
-        <w:rPr>
-          <w:rFonts w:ascii="Times New Roman" w:eastAsia="Times New Roman" w:hAnsi="Times New Roman" w:cs="Times New Roman"/>
-          <w:sz w:val="24"/>
-          <w:szCs w:val="24"/>
-        </w:rPr>
-        <w:t>, se pretende facilitar la gestión del cuidado de las mascotas mediante una solución tecnológica que centralice la información y permita registrar las acciones realizadas, reduciendo así la probabilidad de errores y mejorando el seguimiento del bienestar animal.</w:t>
+        <w:t>A partir de la problemática descrita en el apartado anterior, se identifica la oportunidad de desarrollar una solución tecnológica específica para la gestión del cuidado de las mascotas en entornos multiusuario. El objetivo no es únicamente digitalizar las tareas de cuidado, sino ofrecer una plataforma que garantice la coherencia de la información entre todos los cuidadores y reduzca la probabilidad de errores derivados de una comunicación deficiente.</w:t>
+      </w:r>
+    </w:p>
+    <w:p>
+      <w:pPr>
+        <w:pBdr>
+          <w:top w:val="nil"/>
+          <w:left w:val="nil"/>
+          <w:bottom w:val="nil"/>
+          <w:right w:val="nil"/>
+          <w:between w:val="nil"/>
+        </w:pBdr>
+        <w:jc w:val="both"/>
+        <w:rPr>
+          <w:rFonts w:ascii="Times New Roman" w:eastAsia="Times New Roman" w:hAnsi="Times New Roman" w:cs="Times New Roman"/>
+          <w:sz w:val="24"/>
+          <w:szCs w:val="24"/>
+        </w:rPr>
+      </w:pPr>
+    </w:p>
+    <w:p>
+      <w:pPr>
+        <w:pBdr>
+          <w:top w:val="nil"/>
+          <w:left w:val="nil"/>
+          <w:bottom w:val="nil"/>
+          <w:right w:val="nil"/>
+          <w:between w:val="nil"/>
+        </w:pBdr>
+        <w:jc w:val="both"/>
+        <w:rPr>
+          <w:rFonts w:ascii="Times New Roman" w:eastAsia="Times New Roman" w:hAnsi="Times New Roman" w:cs="Times New Roman"/>
+          <w:sz w:val="24"/>
+          <w:szCs w:val="24"/>
+        </w:rPr>
+      </w:pPr>
+      <w:r>
+        <w:rPr>
+          <w:rFonts w:ascii="Times New Roman" w:eastAsia="Times New Roman" w:hAnsi="Times New Roman" w:cs="Times New Roman"/>
+          <w:sz w:val="24"/>
+          <w:szCs w:val="24"/>
+        </w:rPr>
+        <w:t>A continuación, se detalla la justificación del proyecto desde tres perspectivas complementarias: la necesidad real que lo motiva, el interés técnico que plantea su desarrollo y la motivación personal del autor.</w:t>
       </w:r>
     </w:p>
     <w:p>
@@ -899,355 +762,92 @@
           <w:sz w:val="24"/>
           <w:szCs w:val="24"/>
         </w:rPr>
+        <w:t>El ritmo de vida actual hace que, en muchas familias, la gestión del cuidado de las mascotas esté distribuida entre varios miembros del hogar con horarios diferentes. Esta situación genera con frecuencia problemas concretos: medicaciones que no se administran por olvido, tomas duplicadas por falta de confirmación entre cuidadores, o dificultades para saber si el animal ha salido a pasear o ha comido a la hora prevista.</w:t>
+      </w:r>
+    </w:p>
+    <w:p>
+      <w:pPr>
+        <w:pBdr>
+          <w:top w:val="nil"/>
+          <w:left w:val="nil"/>
+          <w:bottom w:val="nil"/>
+          <w:right w:val="nil"/>
+          <w:between w:val="nil"/>
+        </w:pBdr>
+        <w:jc w:val="both"/>
+        <w:rPr>
+          <w:rFonts w:ascii="Times New Roman" w:eastAsia="Times New Roman" w:hAnsi="Times New Roman" w:cs="Times New Roman"/>
+          <w:sz w:val="24"/>
+          <w:szCs w:val="24"/>
+        </w:rPr>
+      </w:pPr>
+    </w:p>
+    <w:p>
+      <w:pPr>
+        <w:pBdr>
+          <w:top w:val="nil"/>
+          <w:left w:val="nil"/>
+          <w:bottom w:val="nil"/>
+          <w:right w:val="nil"/>
+          <w:between w:val="nil"/>
+        </w:pBdr>
+        <w:jc w:val="both"/>
+        <w:rPr>
+          <w:rFonts w:ascii="Times New Roman" w:eastAsia="Times New Roman" w:hAnsi="Times New Roman" w:cs="Times New Roman"/>
+          <w:sz w:val="24"/>
+          <w:szCs w:val="24"/>
+        </w:rPr>
+      </w:pPr>
+      <w:r>
+        <w:rPr>
+          <w:rFonts w:ascii="Times New Roman" w:eastAsia="Times New Roman" w:hAnsi="Times New Roman" w:cs="Times New Roman"/>
+          <w:sz w:val="24"/>
+          <w:szCs w:val="24"/>
+        </w:rPr>
         <w:lastRenderedPageBreak/>
-        <w:t>Debido al</w:t>
-      </w:r>
-      <w:r>
-        <w:rPr>
-          <w:rFonts w:ascii="Times New Roman" w:eastAsia="Times New Roman" w:hAnsi="Times New Roman" w:cs="Times New Roman"/>
-          <w:sz w:val="24"/>
-          <w:szCs w:val="24"/>
-        </w:rPr>
-        <w:t xml:space="preserve"> ritmo de vida actual de las personas y el aumento del n</w:t>
-      </w:r>
-      <w:r>
-        <w:rPr>
-          <w:rFonts w:ascii="Times New Roman" w:eastAsia="Times New Roman" w:hAnsi="Times New Roman" w:cs="Times New Roman"/>
-          <w:sz w:val="24"/>
-          <w:szCs w:val="24"/>
-        </w:rPr>
-        <w:t>ú</w:t>
-      </w:r>
-      <w:r>
-        <w:rPr>
-          <w:rFonts w:ascii="Times New Roman" w:eastAsia="Times New Roman" w:hAnsi="Times New Roman" w:cs="Times New Roman"/>
-          <w:sz w:val="24"/>
-          <w:szCs w:val="24"/>
-        </w:rPr>
-        <w:t xml:space="preserve">mero de mascotas en los hogares, </w:t>
-      </w:r>
-      <w:r>
-        <w:rPr>
-          <w:rFonts w:ascii="Times New Roman" w:eastAsia="Times New Roman" w:hAnsi="Times New Roman" w:cs="Times New Roman"/>
-          <w:sz w:val="24"/>
-          <w:szCs w:val="24"/>
-        </w:rPr>
-        <w:t xml:space="preserve">en muchas ocasiones </w:t>
-      </w:r>
-      <w:r>
-        <w:rPr>
-          <w:rFonts w:ascii="Times New Roman" w:eastAsia="Times New Roman" w:hAnsi="Times New Roman" w:cs="Times New Roman"/>
-          <w:sz w:val="24"/>
-          <w:szCs w:val="24"/>
-        </w:rPr>
-        <w:t xml:space="preserve">los propietarios no </w:t>
-      </w:r>
-      <w:r>
-        <w:rPr>
-          <w:rFonts w:ascii="Times New Roman" w:eastAsia="Times New Roman" w:hAnsi="Times New Roman" w:cs="Times New Roman"/>
-          <w:sz w:val="24"/>
-          <w:szCs w:val="24"/>
-        </w:rPr>
-        <w:t>pueden llevar</w:t>
-      </w:r>
-      <w:r>
-        <w:rPr>
-          <w:rFonts w:ascii="Times New Roman" w:eastAsia="Times New Roman" w:hAnsi="Times New Roman" w:cs="Times New Roman"/>
-          <w:sz w:val="24"/>
-          <w:szCs w:val="24"/>
-        </w:rPr>
-        <w:t xml:space="preserve"> </w:t>
-      </w:r>
-      <w:r>
-        <w:rPr>
-          <w:rFonts w:ascii="Times New Roman" w:eastAsia="Times New Roman" w:hAnsi="Times New Roman" w:cs="Times New Roman"/>
-          <w:sz w:val="24"/>
-          <w:szCs w:val="24"/>
-        </w:rPr>
-        <w:t>un control exhaust</w:t>
-      </w:r>
-      <w:r>
-        <w:rPr>
-          <w:rFonts w:ascii="Times New Roman" w:eastAsia="Times New Roman" w:hAnsi="Times New Roman" w:cs="Times New Roman"/>
-          <w:sz w:val="24"/>
-          <w:szCs w:val="24"/>
-        </w:rPr>
-        <w:t xml:space="preserve">ivo </w:t>
-      </w:r>
-      <w:r>
-        <w:rPr>
-          <w:rFonts w:ascii="Times New Roman" w:eastAsia="Times New Roman" w:hAnsi="Times New Roman" w:cs="Times New Roman"/>
-          <w:sz w:val="24"/>
-          <w:szCs w:val="24"/>
-        </w:rPr>
-        <w:t>de todas las tareas relacionadas con el cuidado de los animales</w:t>
-      </w:r>
-      <w:r>
-        <w:rPr>
-          <w:rFonts w:ascii="Times New Roman" w:eastAsia="Times New Roman" w:hAnsi="Times New Roman" w:cs="Times New Roman"/>
-          <w:sz w:val="24"/>
-          <w:szCs w:val="24"/>
-        </w:rPr>
-        <w:t>. Esta situación puede derivar</w:t>
-      </w:r>
-      <w:r>
-        <w:rPr>
-          <w:rFonts w:ascii="Times New Roman" w:eastAsia="Times New Roman" w:hAnsi="Times New Roman" w:cs="Times New Roman"/>
-          <w:sz w:val="24"/>
-          <w:szCs w:val="24"/>
-        </w:rPr>
-        <w:t xml:space="preserve"> en problemas de coordinación </w:t>
-      </w:r>
-      <w:r>
-        <w:rPr>
-          <w:rFonts w:ascii="Times New Roman" w:eastAsia="Times New Roman" w:hAnsi="Times New Roman" w:cs="Times New Roman"/>
-          <w:sz w:val="24"/>
-          <w:szCs w:val="24"/>
-        </w:rPr>
-        <w:t>entre los distintos cuidadores, así como en dificultad</w:t>
-      </w:r>
-      <w:r>
-        <w:rPr>
-          <w:rFonts w:ascii="Times New Roman" w:eastAsia="Times New Roman" w:hAnsi="Times New Roman" w:cs="Times New Roman"/>
-          <w:sz w:val="24"/>
-          <w:szCs w:val="24"/>
-        </w:rPr>
-        <w:t>es</w:t>
-      </w:r>
-      <w:r>
-        <w:rPr>
-          <w:rFonts w:ascii="Times New Roman" w:eastAsia="Times New Roman" w:hAnsi="Times New Roman" w:cs="Times New Roman"/>
-          <w:sz w:val="24"/>
-          <w:szCs w:val="24"/>
-        </w:rPr>
-        <w:t xml:space="preserve"> </w:t>
-      </w:r>
-      <w:r>
-        <w:rPr>
-          <w:rFonts w:ascii="Times New Roman" w:eastAsia="Times New Roman" w:hAnsi="Times New Roman" w:cs="Times New Roman"/>
-          <w:sz w:val="24"/>
-          <w:szCs w:val="24"/>
-        </w:rPr>
-        <w:t>para</w:t>
-      </w:r>
-      <w:r>
-        <w:rPr>
-          <w:rFonts w:ascii="Times New Roman" w:eastAsia="Times New Roman" w:hAnsi="Times New Roman" w:cs="Times New Roman"/>
-          <w:sz w:val="24"/>
-          <w:szCs w:val="24"/>
-        </w:rPr>
-        <w:t xml:space="preserve"> realizar un seguimiento </w:t>
-      </w:r>
-      <w:r>
-        <w:rPr>
-          <w:rFonts w:ascii="Times New Roman" w:eastAsia="Times New Roman" w:hAnsi="Times New Roman" w:cs="Times New Roman"/>
-          <w:sz w:val="24"/>
-          <w:szCs w:val="24"/>
-        </w:rPr>
-        <w:t xml:space="preserve">adecuado </w:t>
-      </w:r>
-      <w:r>
-        <w:rPr>
-          <w:rFonts w:ascii="Times New Roman" w:eastAsia="Times New Roman" w:hAnsi="Times New Roman" w:cs="Times New Roman"/>
-          <w:sz w:val="24"/>
-          <w:szCs w:val="24"/>
-        </w:rPr>
-        <w:t>del estado de salud del animal.</w:t>
-      </w:r>
-    </w:p>
-    <w:p>
-      <w:pPr>
-        <w:pBdr>
-          <w:top w:val="nil"/>
-          <w:left w:val="nil"/>
-          <w:bottom w:val="nil"/>
-          <w:right w:val="nil"/>
-          <w:between w:val="nil"/>
-        </w:pBdr>
-        <w:ind w:left="360"/>
-        <w:jc w:val="both"/>
-        <w:rPr>
-          <w:rFonts w:ascii="Times New Roman" w:eastAsia="Times New Roman" w:hAnsi="Times New Roman" w:cs="Times New Roman"/>
-          <w:sz w:val="24"/>
-          <w:szCs w:val="24"/>
-        </w:rPr>
-      </w:pPr>
-    </w:p>
-    <w:p>
-      <w:pPr>
-        <w:pBdr>
-          <w:top w:val="nil"/>
-          <w:left w:val="nil"/>
-          <w:bottom w:val="nil"/>
-          <w:right w:val="nil"/>
-          <w:between w:val="nil"/>
-        </w:pBdr>
-        <w:jc w:val="both"/>
-        <w:rPr>
-          <w:rFonts w:ascii="Times New Roman" w:eastAsia="Times New Roman" w:hAnsi="Times New Roman" w:cs="Times New Roman"/>
-          <w:sz w:val="24"/>
-          <w:szCs w:val="24"/>
-        </w:rPr>
-      </w:pPr>
-      <w:r>
-        <w:rPr>
-          <w:rFonts w:ascii="Times New Roman" w:eastAsia="Times New Roman" w:hAnsi="Times New Roman" w:cs="Times New Roman"/>
-          <w:sz w:val="24"/>
-          <w:szCs w:val="24"/>
-        </w:rPr>
-        <w:t xml:space="preserve">Por esta razón, </w:t>
-      </w:r>
-      <w:r>
-        <w:rPr>
-          <w:rFonts w:ascii="Times New Roman" w:eastAsia="Times New Roman" w:hAnsi="Times New Roman" w:cs="Times New Roman"/>
-          <w:sz w:val="24"/>
-          <w:szCs w:val="24"/>
-        </w:rPr>
-        <w:t xml:space="preserve">resulta necesario desarrollar herramientas que permitan registrar y organizar de forma adecuada la información relacionada </w:t>
-      </w:r>
-      <w:r>
-        <w:rPr>
-          <w:rFonts w:ascii="Times New Roman" w:eastAsia="Times New Roman" w:hAnsi="Times New Roman" w:cs="Times New Roman"/>
-          <w:sz w:val="24"/>
-          <w:szCs w:val="24"/>
-        </w:rPr>
-        <w:t>con la atención de las mascotas</w:t>
-      </w:r>
-      <w:r>
-        <w:rPr>
-          <w:rFonts w:ascii="Times New Roman" w:eastAsia="Times New Roman" w:hAnsi="Times New Roman" w:cs="Times New Roman"/>
-          <w:sz w:val="24"/>
-          <w:szCs w:val="24"/>
-        </w:rPr>
-        <w:t xml:space="preserve">, ya que las soluciones </w:t>
-      </w:r>
-      <w:r>
-        <w:rPr>
-          <w:rFonts w:ascii="Times New Roman" w:eastAsia="Times New Roman" w:hAnsi="Times New Roman" w:cs="Times New Roman"/>
-          <w:sz w:val="24"/>
-          <w:szCs w:val="24"/>
-        </w:rPr>
-        <w:t>utilizadas</w:t>
-      </w:r>
-      <w:r>
-        <w:rPr>
-          <w:rFonts w:ascii="Times New Roman" w:eastAsia="Times New Roman" w:hAnsi="Times New Roman" w:cs="Times New Roman"/>
-          <w:sz w:val="24"/>
-          <w:szCs w:val="24"/>
-        </w:rPr>
-        <w:t xml:space="preserve"> </w:t>
-      </w:r>
-      <w:r>
-        <w:rPr>
-          <w:rFonts w:ascii="Times New Roman" w:eastAsia="Times New Roman" w:hAnsi="Times New Roman" w:cs="Times New Roman"/>
-          <w:sz w:val="24"/>
-          <w:szCs w:val="24"/>
-        </w:rPr>
-        <w:t xml:space="preserve">actualmente </w:t>
-      </w:r>
-      <w:r>
-        <w:rPr>
-          <w:rFonts w:ascii="Times New Roman" w:eastAsia="Times New Roman" w:hAnsi="Times New Roman" w:cs="Times New Roman"/>
-          <w:sz w:val="24"/>
-          <w:szCs w:val="24"/>
-        </w:rPr>
-        <w:t xml:space="preserve">no </w:t>
-      </w:r>
-      <w:r>
-        <w:rPr>
-          <w:rFonts w:ascii="Times New Roman" w:eastAsia="Times New Roman" w:hAnsi="Times New Roman" w:cs="Times New Roman"/>
-          <w:sz w:val="24"/>
-          <w:szCs w:val="24"/>
-        </w:rPr>
-        <w:t xml:space="preserve">siempre </w:t>
-      </w:r>
-      <w:r>
-        <w:rPr>
-          <w:rFonts w:ascii="Times New Roman" w:eastAsia="Times New Roman" w:hAnsi="Times New Roman" w:cs="Times New Roman"/>
-          <w:sz w:val="24"/>
-          <w:szCs w:val="24"/>
-        </w:rPr>
-        <w:t xml:space="preserve">resultan suficientemente eficaces. </w:t>
-      </w:r>
-      <w:r>
-        <w:rPr>
-          <w:rFonts w:ascii="Times New Roman" w:eastAsia="Times New Roman" w:hAnsi="Times New Roman" w:cs="Times New Roman"/>
-          <w:sz w:val="24"/>
-          <w:szCs w:val="24"/>
-        </w:rPr>
-        <w:t>De este modo</w:t>
-      </w:r>
-      <w:r>
-        <w:rPr>
-          <w:rFonts w:ascii="Times New Roman" w:eastAsia="Times New Roman" w:hAnsi="Times New Roman" w:cs="Times New Roman"/>
-          <w:sz w:val="24"/>
-          <w:szCs w:val="24"/>
-        </w:rPr>
-        <w:t xml:space="preserve">, </w:t>
-      </w:r>
-      <w:r>
-        <w:rPr>
-          <w:rFonts w:ascii="Times New Roman" w:eastAsia="Times New Roman" w:hAnsi="Times New Roman" w:cs="Times New Roman"/>
-          <w:sz w:val="24"/>
-          <w:szCs w:val="24"/>
-        </w:rPr>
-        <w:t>se podría mejorar la coordinación entre los cuidadores y</w:t>
-      </w:r>
-      <w:r>
-        <w:rPr>
-          <w:rFonts w:ascii="Times New Roman" w:eastAsia="Times New Roman" w:hAnsi="Times New Roman" w:cs="Times New Roman"/>
-          <w:sz w:val="24"/>
-          <w:szCs w:val="24"/>
-        </w:rPr>
-        <w:t xml:space="preserve"> </w:t>
-      </w:r>
-      <w:r>
-        <w:rPr>
-          <w:rFonts w:ascii="Times New Roman" w:eastAsia="Times New Roman" w:hAnsi="Times New Roman" w:cs="Times New Roman"/>
-          <w:sz w:val="24"/>
-          <w:szCs w:val="24"/>
-        </w:rPr>
-        <w:t>contribu</w:t>
-      </w:r>
-      <w:r>
-        <w:rPr>
-          <w:rFonts w:ascii="Times New Roman" w:eastAsia="Times New Roman" w:hAnsi="Times New Roman" w:cs="Times New Roman"/>
-          <w:sz w:val="24"/>
-          <w:szCs w:val="24"/>
-        </w:rPr>
-        <w:t>ir</w:t>
-      </w:r>
-      <w:r>
-        <w:rPr>
-          <w:rFonts w:ascii="Times New Roman" w:eastAsia="Times New Roman" w:hAnsi="Times New Roman" w:cs="Times New Roman"/>
-          <w:sz w:val="24"/>
-          <w:szCs w:val="24"/>
-        </w:rPr>
-        <w:t xml:space="preserve"> </w:t>
-      </w:r>
-      <w:r>
-        <w:rPr>
-          <w:rFonts w:ascii="Times New Roman" w:eastAsia="Times New Roman" w:hAnsi="Times New Roman" w:cs="Times New Roman"/>
-          <w:sz w:val="24"/>
-          <w:szCs w:val="24"/>
-        </w:rPr>
-        <w:t>a</w:t>
-      </w:r>
-      <w:r>
-        <w:rPr>
-          <w:rFonts w:ascii="Times New Roman" w:eastAsia="Times New Roman" w:hAnsi="Times New Roman" w:cs="Times New Roman"/>
-          <w:sz w:val="24"/>
-          <w:szCs w:val="24"/>
-        </w:rPr>
-        <w:t xml:space="preserve"> la mejora de la calidad de vida del animal</w:t>
-      </w:r>
-      <w:r>
-        <w:rPr>
-          <w:rFonts w:ascii="Times New Roman" w:eastAsia="Times New Roman" w:hAnsi="Times New Roman" w:cs="Times New Roman"/>
-          <w:sz w:val="24"/>
-          <w:szCs w:val="24"/>
-        </w:rPr>
-        <w:t>.</w:t>
+        <w:t>Las herramientas existentes no han sido diseñadas para dar respuesta a esta necesidad de forma integral. Una aplicación de mensajería puede servir para comunicar una acción puntual, pero no permite llevar un historial estructurado ni ofrece mecanismos de confirmación vinculantes. Las agendas en papel, por su parte, no son accesibles de forma simultánea por múltiples usuarios desde distintos dispositivos.</w:t>
+      </w:r>
+    </w:p>
+    <w:p>
+      <w:pPr>
+        <w:pBdr>
+          <w:top w:val="nil"/>
+          <w:left w:val="nil"/>
+          <w:bottom w:val="nil"/>
+          <w:right w:val="nil"/>
+          <w:between w:val="nil"/>
+        </w:pBdr>
+        <w:jc w:val="both"/>
+        <w:rPr>
+          <w:rFonts w:ascii="Times New Roman" w:eastAsia="Times New Roman" w:hAnsi="Times New Roman" w:cs="Times New Roman"/>
+          <w:sz w:val="24"/>
+          <w:szCs w:val="24"/>
+        </w:rPr>
+      </w:pPr>
+    </w:p>
+    <w:p>
+      <w:pPr>
+        <w:pBdr>
+          <w:top w:val="nil"/>
+          <w:left w:val="nil"/>
+          <w:bottom w:val="nil"/>
+          <w:right w:val="nil"/>
+          <w:between w:val="nil"/>
+        </w:pBdr>
+        <w:jc w:val="both"/>
+        <w:rPr>
+          <w:rFonts w:ascii="Times New Roman" w:eastAsia="Times New Roman" w:hAnsi="Times New Roman" w:cs="Times New Roman"/>
+          <w:sz w:val="24"/>
+          <w:szCs w:val="24"/>
+        </w:rPr>
+      </w:pPr>
+      <w:r>
+        <w:rPr>
+          <w:rFonts w:ascii="Times New Roman" w:eastAsia="Times New Roman" w:hAnsi="Times New Roman" w:cs="Times New Roman"/>
+          <w:sz w:val="24"/>
+          <w:szCs w:val="24"/>
+        </w:rPr>
+        <w:t>Existe, por tanto, una necesidad real y no cubierta de disponer de una herramienta diseñada específicamente para coordinar el cuidado de las mascotas entre varios cuidadores, que permita registrar las acciones realizadas, consultar el historial y recibir recordatorios automáticos de las tareas pendientes.</w:t>
       </w:r>
     </w:p>
     <w:p>
@@ -1379,7 +979,7 @@
           <w:sz w:val="24"/>
           <w:szCs w:val="24"/>
         </w:rPr>
-        <w:t>presenta un notable interés</w:t>
+        <w:t>presenta un interés</w:t>
       </w:r>
       <w:r>
         <w:rPr>
@@ -1395,6 +995,14 @@
           <w:sz w:val="24"/>
           <w:szCs w:val="24"/>
         </w:rPr>
+        <w:t xml:space="preserve"> notable</w:t>
+      </w:r>
+      <w:r>
+        <w:rPr>
+          <w:rFonts w:ascii="Times New Roman" w:eastAsia="Times New Roman" w:hAnsi="Times New Roman" w:cs="Times New Roman"/>
+          <w:sz w:val="24"/>
+          <w:szCs w:val="24"/>
+        </w:rPr>
         <w:t>, ya</w:t>
       </w:r>
       <w:r>
@@ -1403,189 +1011,199 @@
           <w:sz w:val="24"/>
           <w:szCs w:val="24"/>
         </w:rPr>
-        <w:t xml:space="preserve"> que se </w:t>
-      </w:r>
-      <w:r>
-        <w:rPr>
-          <w:rFonts w:ascii="Times New Roman" w:eastAsia="Times New Roman" w:hAnsi="Times New Roman" w:cs="Times New Roman"/>
-          <w:sz w:val="24"/>
-          <w:szCs w:val="24"/>
-        </w:rPr>
-        <w:t>consiste en una aplicación web accesible desde cualquier dispositivo con conexión a Internet</w:t>
-      </w:r>
-      <w:r>
-        <w:rPr>
-          <w:rFonts w:ascii="Times New Roman" w:eastAsia="Times New Roman" w:hAnsi="Times New Roman" w:cs="Times New Roman"/>
-          <w:sz w:val="24"/>
-          <w:szCs w:val="24"/>
-        </w:rPr>
-        <w:t xml:space="preserve">. Además, </w:t>
-      </w:r>
-      <w:r>
-        <w:rPr>
-          <w:rFonts w:ascii="Times New Roman" w:eastAsia="Times New Roman" w:hAnsi="Times New Roman" w:cs="Times New Roman"/>
-          <w:sz w:val="24"/>
-          <w:szCs w:val="24"/>
-        </w:rPr>
-        <w:t>gracias a s</w:t>
-      </w:r>
-      <w:r>
-        <w:rPr>
-          <w:rFonts w:ascii="Times New Roman" w:eastAsia="Times New Roman" w:hAnsi="Times New Roman" w:cs="Times New Roman"/>
-          <w:sz w:val="24"/>
-          <w:szCs w:val="24"/>
-        </w:rPr>
-        <w:t>u</w:t>
-      </w:r>
-      <w:r>
-        <w:rPr>
-          <w:rFonts w:ascii="Times New Roman" w:eastAsia="Times New Roman" w:hAnsi="Times New Roman" w:cs="Times New Roman"/>
-          <w:sz w:val="24"/>
-          <w:szCs w:val="24"/>
-        </w:rPr>
-        <w:t xml:space="preserve"> diseño responsive, la aplicación podrá utilizarse tanto desde ordenadores como desde dispositivos móviles, facilitando su uso en diferentes contextos y situaciones.</w:t>
-      </w:r>
-    </w:p>
-    <w:p>
-      <w:pPr>
-        <w:pBdr>
-          <w:top w:val="nil"/>
-          <w:left w:val="nil"/>
-          <w:bottom w:val="nil"/>
-          <w:right w:val="nil"/>
-          <w:between w:val="nil"/>
-        </w:pBdr>
-        <w:jc w:val="both"/>
-        <w:rPr>
-          <w:rFonts w:ascii="Times New Roman" w:eastAsia="Times New Roman" w:hAnsi="Times New Roman" w:cs="Times New Roman"/>
-          <w:sz w:val="24"/>
-          <w:szCs w:val="24"/>
-        </w:rPr>
-      </w:pPr>
-    </w:p>
-    <w:p>
-      <w:pPr>
-        <w:pBdr>
-          <w:top w:val="nil"/>
-          <w:left w:val="nil"/>
-          <w:bottom w:val="nil"/>
-          <w:right w:val="nil"/>
-          <w:between w:val="nil"/>
-        </w:pBdr>
-        <w:jc w:val="both"/>
-        <w:rPr>
-          <w:rFonts w:ascii="Times New Roman" w:eastAsia="Times New Roman" w:hAnsi="Times New Roman" w:cs="Times New Roman"/>
-          <w:sz w:val="24"/>
-          <w:szCs w:val="24"/>
-        </w:rPr>
-      </w:pPr>
-      <w:r>
-        <w:rPr>
-          <w:rFonts w:ascii="Times New Roman" w:eastAsia="Times New Roman" w:hAnsi="Times New Roman" w:cs="Times New Roman"/>
-          <w:sz w:val="24"/>
-          <w:szCs w:val="24"/>
-        </w:rPr>
-        <w:t>Para ello, el sistema se basa en una arquitectura cliente-servidor que permite gestionar la información de forma centralizada mediante una base de datos.</w:t>
-      </w:r>
-    </w:p>
-    <w:p>
-      <w:pPr>
-        <w:pBdr>
-          <w:top w:val="nil"/>
-          <w:left w:val="nil"/>
-          <w:bottom w:val="nil"/>
-          <w:right w:val="nil"/>
-          <w:between w:val="nil"/>
-        </w:pBdr>
-        <w:jc w:val="both"/>
-        <w:rPr>
-          <w:rFonts w:ascii="Times New Roman" w:eastAsia="Times New Roman" w:hAnsi="Times New Roman" w:cs="Times New Roman"/>
-          <w:sz w:val="24"/>
-          <w:szCs w:val="24"/>
-        </w:rPr>
-      </w:pPr>
-    </w:p>
-    <w:p>
-      <w:pPr>
-        <w:pBdr>
-          <w:top w:val="nil"/>
-          <w:left w:val="nil"/>
-          <w:bottom w:val="nil"/>
-          <w:right w:val="nil"/>
-          <w:between w:val="nil"/>
-        </w:pBdr>
-        <w:jc w:val="both"/>
-        <w:rPr>
-          <w:rFonts w:ascii="Times New Roman" w:eastAsia="Times New Roman" w:hAnsi="Times New Roman" w:cs="Times New Roman"/>
-          <w:sz w:val="24"/>
-          <w:szCs w:val="24"/>
-        </w:rPr>
-      </w:pPr>
-      <w:r>
-        <w:rPr>
-          <w:rFonts w:ascii="Times New Roman" w:eastAsia="Times New Roman" w:hAnsi="Times New Roman" w:cs="Times New Roman"/>
-          <w:sz w:val="24"/>
-          <w:szCs w:val="24"/>
-        </w:rPr>
-        <w:t xml:space="preserve">Asimismo, </w:t>
-      </w:r>
-      <w:r>
-        <w:rPr>
-          <w:rFonts w:ascii="Times New Roman" w:eastAsia="Times New Roman" w:hAnsi="Times New Roman" w:cs="Times New Roman"/>
-          <w:sz w:val="24"/>
-          <w:szCs w:val="24"/>
-        </w:rPr>
-        <w:t>el sistema incorpora un modelo multiusuario que permite que varios cuidadores accedan a la aplicación y consulten información compartida sobre una o varias mascotas. Esto implica la gestión de datos persistentes y la posibilidad de registrar y actualizar información de forma continua.</w:t>
-      </w:r>
-    </w:p>
-    <w:p>
-      <w:pPr>
-        <w:pBdr>
-          <w:top w:val="nil"/>
-          <w:left w:val="nil"/>
-          <w:bottom w:val="nil"/>
-          <w:right w:val="nil"/>
-          <w:between w:val="nil"/>
-        </w:pBdr>
-        <w:jc w:val="both"/>
-        <w:rPr>
-          <w:rFonts w:ascii="Times New Roman" w:eastAsia="Times New Roman" w:hAnsi="Times New Roman" w:cs="Times New Roman"/>
-          <w:sz w:val="24"/>
-          <w:szCs w:val="24"/>
-        </w:rPr>
-      </w:pPr>
-    </w:p>
-    <w:p>
-      <w:pPr>
-        <w:pBdr>
-          <w:top w:val="nil"/>
-          <w:left w:val="nil"/>
-          <w:bottom w:val="nil"/>
-          <w:right w:val="nil"/>
-          <w:between w:val="nil"/>
-        </w:pBdr>
-        <w:jc w:val="both"/>
-        <w:rPr>
-          <w:rFonts w:ascii="Times New Roman" w:eastAsia="Times New Roman" w:hAnsi="Times New Roman" w:cs="Times New Roman"/>
-          <w:sz w:val="24"/>
-          <w:szCs w:val="24"/>
-        </w:rPr>
-      </w:pPr>
-      <w:r>
-        <w:rPr>
-          <w:rFonts w:ascii="Times New Roman" w:eastAsia="Times New Roman" w:hAnsi="Times New Roman" w:cs="Times New Roman"/>
-          <w:sz w:val="24"/>
-          <w:szCs w:val="24"/>
-        </w:rPr>
-        <w:t xml:space="preserve">De esta manera, la aplicación permite mejorar la coordinación entre los distintos usuarios, </w:t>
-      </w:r>
-      <w:r>
-        <w:rPr>
-          <w:rFonts w:ascii="Times New Roman" w:eastAsia="Times New Roman" w:hAnsi="Times New Roman" w:cs="Times New Roman"/>
-          <w:sz w:val="24"/>
-          <w:szCs w:val="24"/>
-        </w:rPr>
-        <w:t>proporcionando una plataforma centralizada donde se almacena y gestiona toda la información relacionada con el cuidado de los animales domésticos.</w:t>
+        <w:t xml:space="preserve"> que </w:t>
+      </w:r>
+      <w:r>
+        <w:rPr>
+          <w:rFonts w:ascii="Times New Roman" w:eastAsia="Times New Roman" w:hAnsi="Times New Roman" w:cs="Times New Roman"/>
+          <w:sz w:val="24"/>
+          <w:szCs w:val="24"/>
+        </w:rPr>
+        <w:t>aborda varios desafíos propios del desarrollo de software moderno. En primer lugar, la aplicación implementa una arquitectura cliente-servidor basada en una API REST, con un frontend desarrollado en React y un backend construido sobre Spring Boot, lo que permite separar claramente las responsabilidades de cada capa del sistema.</w:t>
+      </w:r>
+    </w:p>
+    <w:p>
+      <w:pPr>
+        <w:pBdr>
+          <w:top w:val="nil"/>
+          <w:left w:val="nil"/>
+          <w:bottom w:val="nil"/>
+          <w:right w:val="nil"/>
+          <w:between w:val="nil"/>
+        </w:pBdr>
+        <w:jc w:val="both"/>
+        <w:rPr>
+          <w:rFonts w:ascii="Times New Roman" w:eastAsia="Times New Roman" w:hAnsi="Times New Roman" w:cs="Times New Roman"/>
+          <w:sz w:val="24"/>
+          <w:szCs w:val="24"/>
+        </w:rPr>
+      </w:pPr>
+    </w:p>
+    <w:p>
+      <w:pPr>
+        <w:pBdr>
+          <w:top w:val="nil"/>
+          <w:left w:val="nil"/>
+          <w:bottom w:val="nil"/>
+          <w:right w:val="nil"/>
+          <w:between w:val="nil"/>
+        </w:pBdr>
+        <w:jc w:val="both"/>
+        <w:rPr>
+          <w:rFonts w:ascii="Times New Roman" w:eastAsia="Times New Roman" w:hAnsi="Times New Roman" w:cs="Times New Roman"/>
+          <w:sz w:val="24"/>
+          <w:szCs w:val="24"/>
+        </w:rPr>
+      </w:pPr>
+      <w:r>
+        <w:rPr>
+          <w:rFonts w:ascii="Times New Roman" w:eastAsia="Times New Roman" w:hAnsi="Times New Roman" w:cs="Times New Roman"/>
+          <w:sz w:val="24"/>
+          <w:szCs w:val="24"/>
+        </w:rPr>
+        <w:t>Uno de los aspectos técnicamente más relevantes del proyecto es la gestión de la concurrencia en entornos multiusuario. Cuando varios cuidadores acceden simultáneamente a la aplicación, es necesario garantizar que ciertas operaciones, como la confirmación de una toma de medicación, no puedan ser ejecutadas de forma duplicada. Esto requiere implementar mecanismos de control de acceso concurrentemente que aseguren la integridad de los datos.</w:t>
+      </w:r>
+    </w:p>
+    <w:p>
+      <w:pPr>
+        <w:pBdr>
+          <w:top w:val="nil"/>
+          <w:left w:val="nil"/>
+          <w:bottom w:val="nil"/>
+          <w:right w:val="nil"/>
+          <w:between w:val="nil"/>
+        </w:pBdr>
+        <w:jc w:val="both"/>
+        <w:rPr>
+          <w:rFonts w:ascii="Times New Roman" w:eastAsia="Times New Roman" w:hAnsi="Times New Roman" w:cs="Times New Roman"/>
+          <w:sz w:val="24"/>
+          <w:szCs w:val="24"/>
+        </w:rPr>
+      </w:pPr>
+    </w:p>
+    <w:p>
+      <w:pPr>
+        <w:pBdr>
+          <w:top w:val="nil"/>
+          <w:left w:val="nil"/>
+          <w:bottom w:val="nil"/>
+          <w:right w:val="nil"/>
+          <w:between w:val="nil"/>
+        </w:pBdr>
+        <w:jc w:val="both"/>
+        <w:rPr>
+          <w:rFonts w:ascii="Times New Roman" w:eastAsia="Times New Roman" w:hAnsi="Times New Roman" w:cs="Times New Roman"/>
+          <w:sz w:val="24"/>
+          <w:szCs w:val="24"/>
+        </w:rPr>
+      </w:pPr>
+      <w:r>
+        <w:rPr>
+          <w:rFonts w:ascii="Times New Roman" w:eastAsia="Times New Roman" w:hAnsi="Times New Roman" w:cs="Times New Roman"/>
+          <w:sz w:val="24"/>
+          <w:szCs w:val="24"/>
+        </w:rPr>
+        <w:t>El</w:t>
+      </w:r>
+      <w:r>
+        <w:rPr>
+          <w:rFonts w:ascii="Times New Roman" w:eastAsia="Times New Roman" w:hAnsi="Times New Roman" w:cs="Times New Roman"/>
+          <w:sz w:val="24"/>
+          <w:szCs w:val="24"/>
+        </w:rPr>
+        <w:t xml:space="preserve"> sistema </w:t>
+      </w:r>
+      <w:r>
+        <w:rPr>
+          <w:rFonts w:ascii="Times New Roman" w:eastAsia="Times New Roman" w:hAnsi="Times New Roman" w:cs="Times New Roman"/>
+          <w:sz w:val="24"/>
+          <w:szCs w:val="24"/>
+        </w:rPr>
+        <w:t>también incorpora comunicación en tiempo real mediante la técnica de polling, lo que permite que los distintos usuarios sean notificados inmediatamente cuando otro cuidador confirma una acción. Adicionalmente, se implementa un sistema de notificaciones para recordar a los usuarios las tareas pendientes según los horarios configurados.</w:t>
+      </w:r>
+    </w:p>
+    <w:p>
+      <w:pPr>
+        <w:pBdr>
+          <w:top w:val="nil"/>
+          <w:left w:val="nil"/>
+          <w:bottom w:val="nil"/>
+          <w:right w:val="nil"/>
+          <w:between w:val="nil"/>
+        </w:pBdr>
+        <w:jc w:val="both"/>
+        <w:rPr>
+          <w:rFonts w:ascii="Times New Roman" w:eastAsia="Times New Roman" w:hAnsi="Times New Roman" w:cs="Times New Roman"/>
+          <w:sz w:val="24"/>
+          <w:szCs w:val="24"/>
+        </w:rPr>
+      </w:pPr>
+    </w:p>
+    <w:p>
+      <w:pPr>
+        <w:pBdr>
+          <w:top w:val="nil"/>
+          <w:left w:val="nil"/>
+          <w:bottom w:val="nil"/>
+          <w:right w:val="nil"/>
+          <w:between w:val="nil"/>
+        </w:pBdr>
+        <w:jc w:val="both"/>
+        <w:rPr>
+          <w:rFonts w:ascii="Times New Roman" w:eastAsia="Times New Roman" w:hAnsi="Times New Roman" w:cs="Times New Roman"/>
+          <w:sz w:val="24"/>
+          <w:szCs w:val="24"/>
+        </w:rPr>
+      </w:pPr>
+      <w:r>
+        <w:rPr>
+          <w:rFonts w:ascii="Times New Roman" w:eastAsia="Times New Roman" w:hAnsi="Times New Roman" w:cs="Times New Roman"/>
+          <w:sz w:val="24"/>
+          <w:szCs w:val="24"/>
+        </w:rPr>
+        <w:t>Desde el punto de vista del diseño, la aplicación adopta un enfoque responsive que garantiza su correcto funcionamiento en dispositivos de distintos tamaños, desde ordenadores de escritorio hasta teléfonos móviles. La seguridad se gestiona mediante autenticación basada en tokens JWT, y las contraseñas se almacenan de forma cifrada en la base de datos.</w:t>
+      </w:r>
+    </w:p>
+    <w:p>
+      <w:pPr>
+        <w:pBdr>
+          <w:top w:val="nil"/>
+          <w:left w:val="nil"/>
+          <w:bottom w:val="nil"/>
+          <w:right w:val="nil"/>
+          <w:between w:val="nil"/>
+        </w:pBdr>
+        <w:jc w:val="both"/>
+        <w:rPr>
+          <w:rFonts w:ascii="Times New Roman" w:eastAsia="Times New Roman" w:hAnsi="Times New Roman" w:cs="Times New Roman"/>
+          <w:sz w:val="24"/>
+          <w:szCs w:val="24"/>
+        </w:rPr>
+      </w:pPr>
+    </w:p>
+    <w:p>
+      <w:pPr>
+        <w:pBdr>
+          <w:top w:val="nil"/>
+          <w:left w:val="nil"/>
+          <w:bottom w:val="nil"/>
+          <w:right w:val="nil"/>
+          <w:between w:val="nil"/>
+        </w:pBdr>
+        <w:jc w:val="both"/>
+        <w:rPr>
+          <w:rFonts w:ascii="Times New Roman" w:eastAsia="Times New Roman" w:hAnsi="Times New Roman" w:cs="Times New Roman"/>
+          <w:sz w:val="24"/>
+          <w:szCs w:val="24"/>
+        </w:rPr>
+      </w:pPr>
+      <w:r>
+        <w:rPr>
+          <w:rFonts w:ascii="Times New Roman" w:eastAsia="Times New Roman" w:hAnsi="Times New Roman" w:cs="Times New Roman"/>
+          <w:sz w:val="24"/>
+          <w:szCs w:val="24"/>
+        </w:rPr>
+        <w:t>En conjunto, el proyecto integra tecnologías y patrones de diseño ampliamente utilizados en el desarrollo web profesional, lo que lo convierte en un proyecto con una carga técnica representativa de los retos habituales de la industria.</w:t>
       </w:r>
     </w:p>
     <w:p>
@@ -1701,308 +1319,65 @@
           <w:sz w:val="24"/>
           <w:szCs w:val="24"/>
         </w:rPr>
-        <w:t xml:space="preserve">La realización de </w:t>
-      </w:r>
-      <w:r>
-        <w:rPr>
-          <w:rFonts w:ascii="Times New Roman" w:eastAsia="Times New Roman" w:hAnsi="Times New Roman" w:cs="Times New Roman"/>
-          <w:sz w:val="24"/>
-          <w:szCs w:val="24"/>
-        </w:rPr>
-        <w:t>este proyecto</w:t>
-      </w:r>
-      <w:r>
-        <w:rPr>
-          <w:rFonts w:ascii="Times New Roman" w:eastAsia="Times New Roman" w:hAnsi="Times New Roman" w:cs="Times New Roman"/>
-          <w:sz w:val="24"/>
-          <w:szCs w:val="24"/>
-        </w:rPr>
-        <w:t xml:space="preserve"> </w:t>
-      </w:r>
-      <w:r>
-        <w:rPr>
-          <w:rFonts w:ascii="Times New Roman" w:eastAsia="Times New Roman" w:hAnsi="Times New Roman" w:cs="Times New Roman"/>
-          <w:sz w:val="24"/>
-          <w:szCs w:val="24"/>
-        </w:rPr>
-        <w:t>se origina a partir de un</w:t>
-      </w:r>
-      <w:r>
-        <w:rPr>
-          <w:rFonts w:ascii="Times New Roman" w:eastAsia="Times New Roman" w:hAnsi="Times New Roman" w:cs="Times New Roman"/>
-          <w:sz w:val="24"/>
-          <w:szCs w:val="24"/>
-        </w:rPr>
-        <w:t xml:space="preserve"> </w:t>
-      </w:r>
-      <w:r>
-        <w:rPr>
-          <w:rFonts w:ascii="Times New Roman" w:eastAsia="Times New Roman" w:hAnsi="Times New Roman" w:cs="Times New Roman"/>
-          <w:sz w:val="24"/>
-          <w:szCs w:val="24"/>
-        </w:rPr>
-        <w:t xml:space="preserve">interés personal </w:t>
-      </w:r>
-      <w:r>
-        <w:rPr>
-          <w:rFonts w:ascii="Times New Roman" w:eastAsia="Times New Roman" w:hAnsi="Times New Roman" w:cs="Times New Roman"/>
-          <w:sz w:val="24"/>
-          <w:szCs w:val="24"/>
-        </w:rPr>
-        <w:t>en</w:t>
-      </w:r>
-      <w:r>
-        <w:rPr>
-          <w:rFonts w:ascii="Times New Roman" w:eastAsia="Times New Roman" w:hAnsi="Times New Roman" w:cs="Times New Roman"/>
-          <w:sz w:val="24"/>
-          <w:szCs w:val="24"/>
-        </w:rPr>
-        <w:t xml:space="preserve"> el desarrollo de aplicaciones web y la posibilidad de crear una herramienta útil que pueda aplicarse</w:t>
-      </w:r>
-      <w:r>
-        <w:rPr>
-          <w:rFonts w:ascii="Times New Roman" w:eastAsia="Times New Roman" w:hAnsi="Times New Roman" w:cs="Times New Roman"/>
-          <w:sz w:val="24"/>
-          <w:szCs w:val="24"/>
-        </w:rPr>
-        <w:t xml:space="preserve"> a situaciones reales. El cuidado de mascotas es una actividad </w:t>
-      </w:r>
-      <w:r>
-        <w:rPr>
-          <w:rFonts w:ascii="Times New Roman" w:eastAsia="Times New Roman" w:hAnsi="Times New Roman" w:cs="Times New Roman"/>
-          <w:sz w:val="24"/>
-          <w:szCs w:val="24"/>
-        </w:rPr>
-        <w:t>común</w:t>
-      </w:r>
-      <w:r>
-        <w:rPr>
-          <w:rFonts w:ascii="Times New Roman" w:eastAsia="Times New Roman" w:hAnsi="Times New Roman" w:cs="Times New Roman"/>
-          <w:sz w:val="24"/>
-          <w:szCs w:val="24"/>
-        </w:rPr>
-        <w:t xml:space="preserve"> en muchos hogares, por lo que el desarrollo de una aplicación </w:t>
-      </w:r>
-      <w:r>
-        <w:rPr>
-          <w:rFonts w:ascii="Times New Roman" w:eastAsia="Times New Roman" w:hAnsi="Times New Roman" w:cs="Times New Roman"/>
-          <w:sz w:val="24"/>
-          <w:szCs w:val="24"/>
-        </w:rPr>
-        <w:t>destinada</w:t>
-      </w:r>
-      <w:r>
-        <w:rPr>
-          <w:rFonts w:ascii="Times New Roman" w:eastAsia="Times New Roman" w:hAnsi="Times New Roman" w:cs="Times New Roman"/>
-          <w:sz w:val="24"/>
-          <w:szCs w:val="24"/>
-        </w:rPr>
-        <w:t xml:space="preserve"> a facilitar su gestión puede </w:t>
-      </w:r>
-      <w:r>
-        <w:rPr>
-          <w:rFonts w:ascii="Times New Roman" w:eastAsia="Times New Roman" w:hAnsi="Times New Roman" w:cs="Times New Roman"/>
-          <w:sz w:val="24"/>
-          <w:szCs w:val="24"/>
-        </w:rPr>
-        <w:t>ser</w:t>
-      </w:r>
-      <w:r>
-        <w:rPr>
-          <w:rFonts w:ascii="Times New Roman" w:eastAsia="Times New Roman" w:hAnsi="Times New Roman" w:cs="Times New Roman"/>
-          <w:sz w:val="24"/>
-          <w:szCs w:val="24"/>
-        </w:rPr>
-        <w:t xml:space="preserve"> de gran utilidad para numerosos usuarios.</w:t>
-      </w:r>
-    </w:p>
-    <w:p>
-      <w:pPr>
-        <w:pBdr>
-          <w:top w:val="nil"/>
-          <w:left w:val="nil"/>
-          <w:bottom w:val="nil"/>
-          <w:right w:val="nil"/>
-          <w:between w:val="nil"/>
-        </w:pBdr>
-        <w:jc w:val="both"/>
-        <w:rPr>
-          <w:rFonts w:ascii="Times New Roman" w:eastAsia="Times New Roman" w:hAnsi="Times New Roman" w:cs="Times New Roman"/>
-          <w:sz w:val="24"/>
-          <w:szCs w:val="24"/>
-        </w:rPr>
-      </w:pPr>
-    </w:p>
-    <w:p>
-      <w:pPr>
-        <w:pBdr>
-          <w:top w:val="nil"/>
-          <w:left w:val="nil"/>
-          <w:bottom w:val="nil"/>
-          <w:right w:val="nil"/>
-          <w:between w:val="nil"/>
-        </w:pBdr>
-        <w:jc w:val="both"/>
-        <w:rPr>
-          <w:rFonts w:ascii="Times New Roman" w:eastAsia="Times New Roman" w:hAnsi="Times New Roman" w:cs="Times New Roman"/>
-          <w:sz w:val="24"/>
-          <w:szCs w:val="24"/>
-        </w:rPr>
-      </w:pPr>
-      <w:r>
-        <w:rPr>
-          <w:rFonts w:ascii="Times New Roman" w:eastAsia="Times New Roman" w:hAnsi="Times New Roman" w:cs="Times New Roman"/>
-          <w:sz w:val="24"/>
-          <w:szCs w:val="24"/>
-        </w:rPr>
-        <w:lastRenderedPageBreak/>
-        <w:t>Además</w:t>
-      </w:r>
-      <w:r>
-        <w:rPr>
-          <w:rFonts w:ascii="Times New Roman" w:eastAsia="Times New Roman" w:hAnsi="Times New Roman" w:cs="Times New Roman"/>
-          <w:sz w:val="24"/>
-          <w:szCs w:val="24"/>
-        </w:rPr>
-        <w:t xml:space="preserve">, este proyecto </w:t>
-      </w:r>
-      <w:r>
-        <w:rPr>
-          <w:rFonts w:ascii="Times New Roman" w:eastAsia="Times New Roman" w:hAnsi="Times New Roman" w:cs="Times New Roman"/>
-          <w:sz w:val="24"/>
-          <w:szCs w:val="24"/>
-        </w:rPr>
-        <w:t xml:space="preserve">representa </w:t>
-      </w:r>
-      <w:r>
-        <w:rPr>
-          <w:rFonts w:ascii="Times New Roman" w:eastAsia="Times New Roman" w:hAnsi="Times New Roman" w:cs="Times New Roman"/>
-          <w:sz w:val="24"/>
-          <w:szCs w:val="24"/>
-        </w:rPr>
-        <w:t xml:space="preserve">una </w:t>
-      </w:r>
-      <w:r>
-        <w:rPr>
-          <w:rFonts w:ascii="Times New Roman" w:eastAsia="Times New Roman" w:hAnsi="Times New Roman" w:cs="Times New Roman"/>
-          <w:sz w:val="24"/>
-          <w:szCs w:val="24"/>
-        </w:rPr>
-        <w:t>excelente</w:t>
-      </w:r>
-      <w:r>
-        <w:rPr>
-          <w:rFonts w:ascii="Times New Roman" w:eastAsia="Times New Roman" w:hAnsi="Times New Roman" w:cs="Times New Roman"/>
-          <w:sz w:val="24"/>
-          <w:szCs w:val="24"/>
-        </w:rPr>
-        <w:t xml:space="preserve"> oportunidad para aplicar los conocimientos </w:t>
-      </w:r>
-      <w:r>
-        <w:rPr>
-          <w:rFonts w:ascii="Times New Roman" w:eastAsia="Times New Roman" w:hAnsi="Times New Roman" w:cs="Times New Roman"/>
-          <w:sz w:val="24"/>
-          <w:szCs w:val="24"/>
-        </w:rPr>
-        <w:t>adquiridos</w:t>
-      </w:r>
-      <w:r>
-        <w:rPr>
-          <w:rFonts w:ascii="Times New Roman" w:eastAsia="Times New Roman" w:hAnsi="Times New Roman" w:cs="Times New Roman"/>
-          <w:sz w:val="24"/>
-          <w:szCs w:val="24"/>
-        </w:rPr>
-        <w:t xml:space="preserve"> </w:t>
-      </w:r>
-      <w:r>
-        <w:rPr>
-          <w:rFonts w:ascii="Times New Roman" w:eastAsia="Times New Roman" w:hAnsi="Times New Roman" w:cs="Times New Roman"/>
-          <w:sz w:val="24"/>
-          <w:szCs w:val="24"/>
-        </w:rPr>
-        <w:t xml:space="preserve">a lo largo del grado, especialmente en áreas </w:t>
-      </w:r>
-      <w:r>
-        <w:rPr>
-          <w:rFonts w:ascii="Times New Roman" w:eastAsia="Times New Roman" w:hAnsi="Times New Roman" w:cs="Times New Roman"/>
-          <w:sz w:val="24"/>
-          <w:szCs w:val="24"/>
-        </w:rPr>
-        <w:t>como la programación, las bases de datos y el diseño de aplicaciones.</w:t>
-      </w:r>
-    </w:p>
-    <w:p>
-      <w:pPr>
-        <w:pBdr>
-          <w:top w:val="nil"/>
-          <w:left w:val="nil"/>
-          <w:bottom w:val="nil"/>
-          <w:right w:val="nil"/>
-          <w:between w:val="nil"/>
-        </w:pBdr>
-        <w:jc w:val="both"/>
-        <w:rPr>
-          <w:rFonts w:ascii="Times New Roman" w:eastAsia="Times New Roman" w:hAnsi="Times New Roman" w:cs="Times New Roman"/>
-          <w:sz w:val="24"/>
-          <w:szCs w:val="24"/>
-        </w:rPr>
-      </w:pPr>
-    </w:p>
-    <w:p>
-      <w:pPr>
-        <w:pBdr>
-          <w:top w:val="nil"/>
-          <w:left w:val="nil"/>
-          <w:bottom w:val="nil"/>
-          <w:right w:val="nil"/>
-          <w:between w:val="nil"/>
-        </w:pBdr>
-        <w:jc w:val="both"/>
-        <w:rPr>
-          <w:rFonts w:ascii="Times New Roman" w:eastAsia="Times New Roman" w:hAnsi="Times New Roman" w:cs="Times New Roman"/>
-          <w:sz w:val="24"/>
-          <w:szCs w:val="24"/>
-        </w:rPr>
-      </w:pPr>
-      <w:r>
-        <w:rPr>
-          <w:rFonts w:ascii="Times New Roman" w:eastAsia="Times New Roman" w:hAnsi="Times New Roman" w:cs="Times New Roman"/>
-          <w:sz w:val="24"/>
-          <w:szCs w:val="24"/>
-        </w:rPr>
-        <w:t xml:space="preserve">Asimismo, el desarrollo de esta aplicación permite profundizar en el uso de tecnologías actuales </w:t>
-      </w:r>
-      <w:r>
-        <w:rPr>
-          <w:rFonts w:ascii="Times New Roman" w:eastAsia="Times New Roman" w:hAnsi="Times New Roman" w:cs="Times New Roman"/>
-          <w:sz w:val="24"/>
-          <w:szCs w:val="24"/>
-        </w:rPr>
-        <w:t>empleadas</w:t>
-      </w:r>
-      <w:r>
-        <w:rPr>
-          <w:rFonts w:ascii="Times New Roman" w:eastAsia="Times New Roman" w:hAnsi="Times New Roman" w:cs="Times New Roman"/>
-          <w:sz w:val="24"/>
-          <w:szCs w:val="24"/>
-        </w:rPr>
-        <w:t xml:space="preserve"> en el ámbito profesional y comprender mejor el proceso completo de diseño e implementación de un sistema </w:t>
-      </w:r>
-      <w:r>
-        <w:rPr>
-          <w:rFonts w:ascii="Times New Roman" w:eastAsia="Times New Roman" w:hAnsi="Times New Roman" w:cs="Times New Roman"/>
-          <w:sz w:val="24"/>
-          <w:szCs w:val="24"/>
-        </w:rPr>
-        <w:t xml:space="preserve">de </w:t>
-      </w:r>
-      <w:r>
-        <w:rPr>
-          <w:rFonts w:ascii="Times New Roman" w:eastAsia="Times New Roman" w:hAnsi="Times New Roman" w:cs="Times New Roman"/>
-          <w:sz w:val="24"/>
-          <w:szCs w:val="24"/>
-        </w:rPr>
-        <w:t>software.</w:t>
+        <w:t xml:space="preserve">La </w:t>
+      </w:r>
+      <w:r>
+        <w:rPr>
+          <w:rFonts w:ascii="Times New Roman" w:eastAsia="Times New Roman" w:hAnsi="Times New Roman" w:cs="Times New Roman"/>
+          <w:sz w:val="24"/>
+          <w:szCs w:val="24"/>
+        </w:rPr>
+        <w:t>elección de este proyecto responde a una experiencia directa con la problemática que pretende resolver. En el entorno familiar propio, la gestión compartida del cuidado de una mascota con tratamiento médico puso de manifiesto las limitaciones de los medios habituales de coordinación. Esta vivencia personal fue el punto de partida para plantear una herramienta que diera solución real a un problema cotidiano.</w:t>
+      </w:r>
+    </w:p>
+    <w:p>
+      <w:pPr>
+        <w:pBdr>
+          <w:top w:val="nil"/>
+          <w:left w:val="nil"/>
+          <w:bottom w:val="nil"/>
+          <w:right w:val="nil"/>
+          <w:between w:val="nil"/>
+        </w:pBdr>
+        <w:jc w:val="both"/>
+        <w:rPr>
+          <w:rFonts w:ascii="Times New Roman" w:eastAsia="Times New Roman" w:hAnsi="Times New Roman" w:cs="Times New Roman"/>
+          <w:sz w:val="24"/>
+          <w:szCs w:val="24"/>
+        </w:rPr>
+      </w:pPr>
+    </w:p>
+    <w:p>
+      <w:pPr>
+        <w:pBdr>
+          <w:top w:val="nil"/>
+          <w:left w:val="nil"/>
+          <w:bottom w:val="nil"/>
+          <w:right w:val="nil"/>
+          <w:between w:val="nil"/>
+        </w:pBdr>
+        <w:jc w:val="both"/>
+        <w:rPr>
+          <w:rFonts w:ascii="Times New Roman" w:eastAsia="Times New Roman" w:hAnsi="Times New Roman" w:cs="Times New Roman"/>
+          <w:sz w:val="24"/>
+          <w:szCs w:val="24"/>
+        </w:rPr>
+      </w:pPr>
+      <w:r>
+        <w:rPr>
+          <w:rFonts w:ascii="Times New Roman" w:eastAsia="Times New Roman" w:hAnsi="Times New Roman" w:cs="Times New Roman"/>
+          <w:sz w:val="24"/>
+          <w:szCs w:val="24"/>
+        </w:rPr>
+        <w:t>Más allá del contexto personal, el proyecto supone una oportunidad para abordar el ci</w:t>
+      </w:r>
+      <w:r>
+        <w:rPr>
+          <w:rFonts w:ascii="Times New Roman" w:eastAsia="Times New Roman" w:hAnsi="Times New Roman" w:cs="Times New Roman"/>
+          <w:sz w:val="24"/>
+          <w:szCs w:val="24"/>
+        </w:rPr>
+        <w:t>clo completo de desarrollo de una aplicación web, desde el análisis de requisitos hasta la implementación y las pruebas, aplicando los conocimientos adquiridos a lo largo del grado. En particular, la posibilidad de profundizar en el uso conjunto de tecnologías como Spring Boot y React, así como en aspectos como la gestión de sesiones, la sincronización de datos y el diseño de interfaces responsive, ha sido uno de los principales motivos para llevar a cabo este trabajo.</w:t>
       </w:r>
     </w:p>
     <w:p>
@@ -2110,7 +1485,7 @@
           <w:sz w:val="24"/>
           <w:szCs w:val="24"/>
         </w:rPr>
-        <w:t>objetivo</w:t>
+        <w:t>finalidad</w:t>
       </w:r>
       <w:r>
         <w:rPr>
@@ -2142,7 +1517,39 @@
           <w:sz w:val="24"/>
           <w:szCs w:val="24"/>
         </w:rPr>
-        <w:t xml:space="preserve"> los principales objetivos que se pretenden alcanzar con la realización de este trabajo.</w:t>
+        <w:t xml:space="preserve"> los objetivos que se </w:t>
+      </w:r>
+      <w:r>
+        <w:rPr>
+          <w:rFonts w:ascii="Times New Roman" w:eastAsia="Times New Roman" w:hAnsi="Times New Roman" w:cs="Times New Roman"/>
+          <w:sz w:val="24"/>
+          <w:szCs w:val="24"/>
+        </w:rPr>
+        <w:t>persiguen</w:t>
+      </w:r>
+      <w:r>
+        <w:rPr>
+          <w:rFonts w:ascii="Times New Roman" w:eastAsia="Times New Roman" w:hAnsi="Times New Roman" w:cs="Times New Roman"/>
+          <w:sz w:val="24"/>
+          <w:szCs w:val="24"/>
+        </w:rPr>
+        <w:t xml:space="preserve"> con la realización de este trabajo</w:t>
+      </w:r>
+      <w:r>
+        <w:rPr>
+          <w:rFonts w:ascii="Times New Roman" w:eastAsia="Times New Roman" w:hAnsi="Times New Roman" w:cs="Times New Roman"/>
+          <w:sz w:val="24"/>
+          <w:szCs w:val="24"/>
+        </w:rPr>
+        <w:t>, diferenciando entre el objetivo principal, los objetivos secundarios y los objetivos de carácter personal</w:t>
+      </w:r>
+      <w:r>
+        <w:rPr>
+          <w:rFonts w:ascii="Times New Roman" w:eastAsia="Times New Roman" w:hAnsi="Times New Roman" w:cs="Times New Roman"/>
+          <w:sz w:val="24"/>
+          <w:szCs w:val="24"/>
+        </w:rPr>
+        <w:t>.</w:t>
       </w:r>
     </w:p>
     <w:p>
@@ -2266,81 +1673,63 @@
           <w:sz w:val="24"/>
           <w:szCs w:val="24"/>
         </w:rPr>
-        <w:t>El objetivo principal de este proyecto es desarroll</w:t>
-      </w:r>
-      <w:r>
-        <w:rPr>
-          <w:rFonts w:ascii="Times New Roman" w:eastAsia="Times New Roman" w:hAnsi="Times New Roman" w:cs="Times New Roman"/>
-          <w:sz w:val="24"/>
-          <w:szCs w:val="24"/>
-        </w:rPr>
-        <w:t>ar</w:t>
-      </w:r>
-      <w:r>
-        <w:rPr>
-          <w:rFonts w:ascii="Times New Roman" w:eastAsia="Times New Roman" w:hAnsi="Times New Roman" w:cs="Times New Roman"/>
-          <w:sz w:val="24"/>
-          <w:szCs w:val="24"/>
-        </w:rPr>
-        <w:t xml:space="preserve"> una aplicación web que permita gestionar de </w:t>
-      </w:r>
-      <w:r>
-        <w:rPr>
-          <w:rFonts w:ascii="Times New Roman" w:eastAsia="Times New Roman" w:hAnsi="Times New Roman" w:cs="Times New Roman"/>
-          <w:sz w:val="24"/>
-          <w:szCs w:val="24"/>
-        </w:rPr>
-        <w:t>manera</w:t>
-      </w:r>
-      <w:r>
-        <w:rPr>
-          <w:rFonts w:ascii="Times New Roman" w:eastAsia="Times New Roman" w:hAnsi="Times New Roman" w:cs="Times New Roman"/>
-          <w:sz w:val="24"/>
-          <w:szCs w:val="24"/>
-        </w:rPr>
-        <w:t xml:space="preserve"> eficiente el cuidado de las mascotas mediante una herramienta accesible y fácil de utilizar por parte de los distintos cuidadores.</w:t>
-      </w:r>
-    </w:p>
-    <w:p>
-      <w:pPr>
-        <w:pBdr>
-          <w:top w:val="nil"/>
-          <w:left w:val="nil"/>
-          <w:bottom w:val="nil"/>
-          <w:right w:val="nil"/>
-          <w:between w:val="nil"/>
-        </w:pBdr>
-        <w:jc w:val="both"/>
-        <w:rPr>
-          <w:rFonts w:ascii="Times New Roman" w:eastAsia="Times New Roman" w:hAnsi="Times New Roman" w:cs="Times New Roman"/>
-          <w:sz w:val="24"/>
-          <w:szCs w:val="24"/>
-        </w:rPr>
-      </w:pPr>
-    </w:p>
-    <w:p>
-      <w:pPr>
-        <w:pBdr>
-          <w:top w:val="nil"/>
-          <w:left w:val="nil"/>
-          <w:bottom w:val="nil"/>
-          <w:right w:val="nil"/>
-          <w:between w:val="nil"/>
-        </w:pBdr>
-        <w:jc w:val="both"/>
-        <w:rPr>
-          <w:rFonts w:ascii="Times New Roman" w:eastAsia="Times New Roman" w:hAnsi="Times New Roman" w:cs="Times New Roman"/>
-          <w:sz w:val="24"/>
-          <w:szCs w:val="24"/>
-        </w:rPr>
-      </w:pPr>
-      <w:r>
-        <w:rPr>
-          <w:rFonts w:ascii="Times New Roman" w:eastAsia="Times New Roman" w:hAnsi="Times New Roman" w:cs="Times New Roman"/>
-          <w:sz w:val="24"/>
-          <w:szCs w:val="24"/>
-        </w:rPr>
-        <w:t>Para alcanzar este objetivo general, la aplicación deberá permitir registrar información relevante sobre las mascotas y facilitar la coordinación entre los distintos usuarios responsables de su cuidado. De esta manera, se pretende centralizar toda la información relacionada con el bienestar del animal y mejorar la organización de las tareas asociadas a su atención diaria.</w:t>
+        <w:t xml:space="preserve">El objetivo principal de este proyecto es </w:t>
+      </w:r>
+      <w:r>
+        <w:rPr>
+          <w:rFonts w:ascii="Times New Roman" w:eastAsia="Times New Roman" w:hAnsi="Times New Roman" w:cs="Times New Roman"/>
+          <w:sz w:val="24"/>
+          <w:szCs w:val="24"/>
+        </w:rPr>
+        <w:t>diseñar e implementar</w:t>
+      </w:r>
+      <w:r>
+        <w:rPr>
+          <w:rFonts w:ascii="Times New Roman" w:eastAsia="Times New Roman" w:hAnsi="Times New Roman" w:cs="Times New Roman"/>
+          <w:sz w:val="24"/>
+          <w:szCs w:val="24"/>
+        </w:rPr>
+        <w:t xml:space="preserve"> una aplicación web</w:t>
+      </w:r>
+      <w:r>
+        <w:rPr>
+          <w:rFonts w:ascii="Times New Roman" w:eastAsia="Times New Roman" w:hAnsi="Times New Roman" w:cs="Times New Roman"/>
+          <w:sz w:val="24"/>
+          <w:szCs w:val="24"/>
+        </w:rPr>
+        <w:t xml:space="preserve"> multiusuario</w:t>
+      </w:r>
+      <w:r>
+        <w:rPr>
+          <w:rFonts w:ascii="Times New Roman" w:eastAsia="Times New Roman" w:hAnsi="Times New Roman" w:cs="Times New Roman"/>
+          <w:sz w:val="24"/>
+          <w:szCs w:val="24"/>
+        </w:rPr>
+        <w:t xml:space="preserve"> que permita gestionar de </w:t>
+      </w:r>
+      <w:r>
+        <w:rPr>
+          <w:rFonts w:ascii="Times New Roman" w:eastAsia="Times New Roman" w:hAnsi="Times New Roman" w:cs="Times New Roman"/>
+          <w:sz w:val="24"/>
+          <w:szCs w:val="24"/>
+        </w:rPr>
+        <w:t>forma centralizada y coordinada el c</w:t>
+      </w:r>
+      <w:r>
+        <w:rPr>
+          <w:rFonts w:ascii="Times New Roman" w:eastAsia="Times New Roman" w:hAnsi="Times New Roman" w:cs="Times New Roman"/>
+          <w:sz w:val="24"/>
+          <w:szCs w:val="24"/>
+        </w:rPr>
+        <w:t xml:space="preserve">uidado de las mascotas </w:t>
+      </w:r>
+      <w:r>
+        <w:rPr>
+          <w:rFonts w:ascii="Times New Roman" w:eastAsia="Times New Roman" w:hAnsi="Times New Roman" w:cs="Times New Roman"/>
+          <w:sz w:val="24"/>
+          <w:szCs w:val="24"/>
+        </w:rPr>
+        <w:t>en un hogar compartido. La aplicación deberá ofrecer a los distintos cuidadores una plataforma común donde registrar las acciones realizadas sobre cada animal, consultar el estado actualizado de sus cuidados y recibir recordatorios de las tareas pendientes, contribuyendo así a garantizar el bienestar del animal y a reducir los errores derivados de una coordinación insuficiente.</w:t>
       </w:r>
     </w:p>
     <w:p>
@@ -2448,7 +1837,39 @@
           <w:sz w:val="24"/>
           <w:szCs w:val="24"/>
         </w:rPr>
-        <w:t>Con el fin de cumplir el objetivo principal del proyecto, se plantean una serie de objetivos secundarios que definen las funcionalidades que deberá ofrecer la aplicación:</w:t>
+        <w:t xml:space="preserve">Con el fin de cumplir el objetivo principal, </w:t>
+      </w:r>
+      <w:r>
+        <w:rPr>
+          <w:rFonts w:ascii="Times New Roman" w:eastAsia="Times New Roman" w:hAnsi="Times New Roman" w:cs="Times New Roman"/>
+          <w:sz w:val="24"/>
+          <w:szCs w:val="24"/>
+        </w:rPr>
+        <w:t>la aplicación deberá satisfacer los siguientes o</w:t>
+      </w:r>
+      <w:r>
+        <w:rPr>
+          <w:rFonts w:ascii="Times New Roman" w:eastAsia="Times New Roman" w:hAnsi="Times New Roman" w:cs="Times New Roman"/>
+          <w:sz w:val="24"/>
+          <w:szCs w:val="24"/>
+        </w:rPr>
+        <w:t xml:space="preserve">bjetivos </w:t>
+      </w:r>
+      <w:r>
+        <w:rPr>
+          <w:rFonts w:ascii="Times New Roman" w:eastAsia="Times New Roman" w:hAnsi="Times New Roman" w:cs="Times New Roman"/>
+          <w:sz w:val="24"/>
+          <w:szCs w:val="24"/>
+        </w:rPr>
+        <w:t>específicos</w:t>
+      </w:r>
+      <w:r>
+        <w:rPr>
+          <w:rFonts w:ascii="Times New Roman" w:eastAsia="Times New Roman" w:hAnsi="Times New Roman" w:cs="Times New Roman"/>
+          <w:sz w:val="24"/>
+          <w:szCs w:val="24"/>
+        </w:rPr>
+        <w:t>:</w:t>
       </w:r>
     </w:p>
     <w:p>
@@ -2478,7 +1899,23 @@
           <w:sz w:val="24"/>
           <w:szCs w:val="24"/>
         </w:rPr>
-        <w:t>Implementar un sistema de registro y autenticación de usuarios que permita acceder de forma segura a la aplicación.</w:t>
+        <w:t>Implementar un sistema de registro y autenticación de usuarios</w:t>
+      </w:r>
+      <w:r>
+        <w:rPr>
+          <w:rFonts w:ascii="Times New Roman" w:eastAsia="Times New Roman" w:hAnsi="Times New Roman" w:cs="Times New Roman"/>
+          <w:sz w:val="24"/>
+          <w:szCs w:val="24"/>
+        </w:rPr>
+        <w:t xml:space="preserve"> con gestión de roles diferenciados (administrador del hogar y cuidadores invitados), incluyendo cifrado de contraseñas y autenticación basada en tokens JWT</w:t>
+      </w:r>
+      <w:r>
+        <w:rPr>
+          <w:rFonts w:ascii="Times New Roman" w:eastAsia="Times New Roman" w:hAnsi="Times New Roman" w:cs="Times New Roman"/>
+          <w:sz w:val="24"/>
+          <w:szCs w:val="24"/>
+        </w:rPr>
+        <w:t>.</w:t>
       </w:r>
     </w:p>
     <w:p>
@@ -2508,15 +1945,8 @@
           <w:sz w:val="24"/>
           <w:szCs w:val="24"/>
         </w:rPr>
-        <w:t xml:space="preserve">Permitir el registro y la gestión de mascotas, incluyendo información relevante sobre cada una de </w:t>
-      </w:r>
-      <w:r>
-        <w:rPr>
-          <w:rFonts w:ascii="Times New Roman" w:eastAsia="Times New Roman" w:hAnsi="Times New Roman" w:cs="Times New Roman"/>
-          <w:sz w:val="24"/>
-          <w:szCs w:val="24"/>
-        </w:rPr>
-        <w:t>ellas</w:t>
+        <w:lastRenderedPageBreak/>
+        <w:t>Desarrollar un módulo de gestión de mascotas que permita registrar, editar y eliminar fichas de animales con su información básica</w:t>
       </w:r>
       <w:r>
         <w:rPr>
@@ -2526,6 +1956,24 @@
         </w:rPr>
         <w:t>.</w:t>
       </w:r>
+    </w:p>
+    <w:p>
+      <w:pPr>
+        <w:pBdr>
+          <w:top w:val="nil"/>
+          <w:left w:val="nil"/>
+          <w:bottom w:val="nil"/>
+          <w:right w:val="nil"/>
+          <w:between w:val="nil"/>
+        </w:pBdr>
+        <w:ind w:left="360"/>
+        <w:jc w:val="both"/>
+        <w:rPr>
+          <w:rFonts w:ascii="Times New Roman" w:eastAsia="Times New Roman" w:hAnsi="Times New Roman" w:cs="Times New Roman"/>
+          <w:sz w:val="24"/>
+          <w:szCs w:val="24"/>
+        </w:rPr>
+      </w:pPr>
     </w:p>
     <w:p>
       <w:pPr>
@@ -2554,8 +2002,33 @@
           <w:sz w:val="24"/>
           <w:szCs w:val="24"/>
         </w:rPr>
-        <w:t>Desarrollar un sistema que permita registrar y gestionar tratamientos médicos de las mascotas, incluyendo horarios y seguimiento de la administración de medicación.</w:t>
-      </w:r>
+        <w:t>Implementar un módulo de gestión de medicación con soporte para múltiples administraciones, confirmación de tomas con registro del usuario y marca temporal, historial completo de administraciones y sistemas de alertas antes posibles sobredosificaciones</w:t>
+      </w:r>
+      <w:r>
+        <w:rPr>
+          <w:rFonts w:ascii="Times New Roman" w:eastAsia="Times New Roman" w:hAnsi="Times New Roman" w:cs="Times New Roman"/>
+          <w:sz w:val="24"/>
+          <w:szCs w:val="24"/>
+        </w:rPr>
+        <w:t>.</w:t>
+      </w:r>
+    </w:p>
+    <w:p>
+      <w:pPr>
+        <w:pBdr>
+          <w:top w:val="nil"/>
+          <w:left w:val="nil"/>
+          <w:bottom w:val="nil"/>
+          <w:right w:val="nil"/>
+          <w:between w:val="nil"/>
+        </w:pBdr>
+        <w:jc w:val="both"/>
+        <w:rPr>
+          <w:rFonts w:ascii="Times New Roman" w:eastAsia="Times New Roman" w:hAnsi="Times New Roman" w:cs="Times New Roman"/>
+          <w:sz w:val="24"/>
+          <w:szCs w:val="24"/>
+        </w:rPr>
+      </w:pPr>
     </w:p>
     <w:p>
       <w:pPr>
@@ -2584,8 +2057,33 @@
           <w:sz w:val="24"/>
           <w:szCs w:val="24"/>
         </w:rPr>
-        <w:t>Incorporar funcionalidades para registrar otras actividades relacionadas con el cuidado de las mascotas, como la alimentación o los paseos.</w:t>
-      </w:r>
+        <w:t>Desarrollar módulos adicionales para el registro de comidas y paseos, con funcionalidades equivalentes de confirmación e historial</w:t>
+      </w:r>
+      <w:r>
+        <w:rPr>
+          <w:rFonts w:ascii="Times New Roman" w:eastAsia="Times New Roman" w:hAnsi="Times New Roman" w:cs="Times New Roman"/>
+          <w:sz w:val="24"/>
+          <w:szCs w:val="24"/>
+        </w:rPr>
+        <w:t>.</w:t>
+      </w:r>
+    </w:p>
+    <w:p>
+      <w:pPr>
+        <w:pBdr>
+          <w:top w:val="nil"/>
+          <w:left w:val="nil"/>
+          <w:bottom w:val="nil"/>
+          <w:right w:val="nil"/>
+          <w:between w:val="nil"/>
+        </w:pBdr>
+        <w:jc w:val="both"/>
+        <w:rPr>
+          <w:rFonts w:ascii="Times New Roman" w:eastAsia="Times New Roman" w:hAnsi="Times New Roman" w:cs="Times New Roman"/>
+          <w:sz w:val="24"/>
+          <w:szCs w:val="24"/>
+        </w:rPr>
+      </w:pPr>
     </w:p>
     <w:p>
       <w:pPr>
@@ -2614,9 +2112,41 @@
           <w:sz w:val="24"/>
           <w:szCs w:val="24"/>
         </w:rPr>
-        <w:lastRenderedPageBreak/>
-        <w:t>Permitir la participación de varios usuarios en el cuidado de una misma mascota, facilitando la coordinación entre los distintos cuidadores.</w:t>
-      </w:r>
+        <w:t xml:space="preserve">Incorporar </w:t>
+      </w:r>
+      <w:r>
+        <w:rPr>
+          <w:rFonts w:ascii="Times New Roman" w:eastAsia="Times New Roman" w:hAnsi="Times New Roman" w:cs="Times New Roman"/>
+          <w:sz w:val="24"/>
+          <w:szCs w:val="24"/>
+        </w:rPr>
+        <w:t>un sistema multiusuario que permita a varios cuidadores acceder a la información de las mascotas del hogar mediante invitación, con sincronización de datos y mecanismos de control de concurrencia para evitar confirmaciones</w:t>
+      </w:r>
+      <w:r>
+        <w:rPr>
+          <w:rFonts w:ascii="Times New Roman" w:eastAsia="Times New Roman" w:hAnsi="Times New Roman" w:cs="Times New Roman"/>
+          <w:sz w:val="24"/>
+          <w:szCs w:val="24"/>
+        </w:rPr>
+        <w:t>.</w:t>
+      </w:r>
+    </w:p>
+    <w:p>
+      <w:pPr>
+        <w:pBdr>
+          <w:top w:val="nil"/>
+          <w:left w:val="nil"/>
+          <w:bottom w:val="nil"/>
+          <w:right w:val="nil"/>
+          <w:between w:val="nil"/>
+        </w:pBdr>
+        <w:jc w:val="both"/>
+        <w:rPr>
+          <w:rFonts w:ascii="Times New Roman" w:eastAsia="Times New Roman" w:hAnsi="Times New Roman" w:cs="Times New Roman"/>
+          <w:sz w:val="24"/>
+          <w:szCs w:val="24"/>
+        </w:rPr>
+      </w:pPr>
     </w:p>
     <w:p>
       <w:pPr>
@@ -2645,7 +2175,70 @@
           <w:sz w:val="24"/>
           <w:szCs w:val="24"/>
         </w:rPr>
-        <w:t>Almacenar toda la información generada en una base de datos que permita consultar el historial de actividades realizadas.</w:t>
+        <w:t>Integrar un sistema de notificaciones que informe a los usuarios de las tareas pendientes según los horarios configurados, así como de las acciones confirmadas por otros cuidadores</w:t>
+      </w:r>
+      <w:r>
+        <w:rPr>
+          <w:rFonts w:ascii="Times New Roman" w:eastAsia="Times New Roman" w:hAnsi="Times New Roman" w:cs="Times New Roman"/>
+          <w:sz w:val="24"/>
+          <w:szCs w:val="24"/>
+        </w:rPr>
+        <w:t>.</w:t>
+      </w:r>
+    </w:p>
+    <w:p>
+      <w:pPr>
+        <w:pBdr>
+          <w:top w:val="nil"/>
+          <w:left w:val="nil"/>
+          <w:bottom w:val="nil"/>
+          <w:right w:val="nil"/>
+          <w:between w:val="nil"/>
+        </w:pBdr>
+        <w:jc w:val="both"/>
+        <w:rPr>
+          <w:rFonts w:ascii="Times New Roman" w:eastAsia="Times New Roman" w:hAnsi="Times New Roman" w:cs="Times New Roman"/>
+          <w:sz w:val="24"/>
+          <w:szCs w:val="24"/>
+        </w:rPr>
+      </w:pPr>
+    </w:p>
+    <w:p>
+      <w:pPr>
+        <w:pStyle w:val="Prrafodelista"/>
+        <w:numPr>
+          <w:ilvl w:val="0"/>
+          <w:numId w:val="4"/>
+        </w:numPr>
+        <w:pBdr>
+          <w:top w:val="nil"/>
+          <w:left w:val="nil"/>
+          <w:bottom w:val="nil"/>
+          <w:right w:val="nil"/>
+          <w:between w:val="nil"/>
+        </w:pBdr>
+        <w:jc w:val="both"/>
+        <w:rPr>
+          <w:rFonts w:ascii="Times New Roman" w:eastAsia="Times New Roman" w:hAnsi="Times New Roman" w:cs="Times New Roman"/>
+          <w:sz w:val="24"/>
+          <w:szCs w:val="24"/>
+        </w:rPr>
+      </w:pPr>
+      <w:r>
+        <w:rPr>
+          <w:rFonts w:ascii="Times New Roman" w:eastAsia="Times New Roman" w:hAnsi="Times New Roman" w:cs="Times New Roman"/>
+          <w:sz w:val="24"/>
+          <w:szCs w:val="24"/>
+        </w:rPr>
+        <w:t>Garantizar la persistencia de toda la información en una base de datos relacional, con un esquema bien estructurado que soporte el historial de actividades</w:t>
+      </w:r>
+      <w:r>
+        <w:rPr>
+          <w:rFonts w:ascii="Times New Roman" w:eastAsia="Times New Roman" w:hAnsi="Times New Roman" w:cs="Times New Roman"/>
+          <w:sz w:val="24"/>
+          <w:szCs w:val="24"/>
+        </w:rPr>
+        <w:t>.</w:t>
       </w:r>
     </w:p>
     <w:p>
@@ -2753,91 +2346,37 @@
           <w:sz w:val="24"/>
           <w:szCs w:val="24"/>
         </w:rPr>
-        <w:t>Además de los objetivos relacionados con el desarrollo de la aplicación, la realización de este proyecto también persigue una serie de objetivos personales relacionados con la formación académica y profesional del autor.</w:t>
-      </w:r>
-    </w:p>
-    <w:p>
-      <w:pPr>
-        <w:pBdr>
-          <w:top w:val="nil"/>
-          <w:left w:val="nil"/>
-          <w:bottom w:val="nil"/>
-          <w:right w:val="nil"/>
-          <w:between w:val="nil"/>
-        </w:pBdr>
-        <w:jc w:val="both"/>
-        <w:rPr>
-          <w:rFonts w:ascii="Times New Roman" w:eastAsia="Times New Roman" w:hAnsi="Times New Roman" w:cs="Times New Roman"/>
-          <w:sz w:val="24"/>
-          <w:szCs w:val="24"/>
-        </w:rPr>
-      </w:pPr>
-    </w:p>
-    <w:p>
-      <w:pPr>
-        <w:pBdr>
-          <w:top w:val="nil"/>
-          <w:left w:val="nil"/>
-          <w:bottom w:val="nil"/>
-          <w:right w:val="nil"/>
-          <w:between w:val="nil"/>
-        </w:pBdr>
-        <w:jc w:val="both"/>
-        <w:rPr>
-          <w:rFonts w:ascii="Times New Roman" w:eastAsia="Times New Roman" w:hAnsi="Times New Roman" w:cs="Times New Roman"/>
-          <w:sz w:val="24"/>
-          <w:szCs w:val="24"/>
-        </w:rPr>
-      </w:pPr>
-      <w:r>
-        <w:rPr>
-          <w:rFonts w:ascii="Times New Roman" w:eastAsia="Times New Roman" w:hAnsi="Times New Roman" w:cs="Times New Roman"/>
-          <w:sz w:val="24"/>
-          <w:szCs w:val="24"/>
-        </w:rPr>
-        <w:t>Entre ellos se encuentran la aplicación práctica de los conocimientos adquiridos durante el grado en áreas como la programación, las bases de datos y el desarrollo de aplicaciones web. Asimismo, el proyecto permite adquirir experiencia en el uso de tecnologías actuales utilizadas en el desarrollo de software y comprender mejor el proceso completo de diseño, desarrollo e implementación de una aplicación informática.</w:t>
-      </w:r>
-    </w:p>
-    <w:p>
-      <w:pPr>
-        <w:pBdr>
-          <w:top w:val="nil"/>
-          <w:left w:val="nil"/>
-          <w:bottom w:val="nil"/>
-          <w:right w:val="nil"/>
-          <w:between w:val="nil"/>
-        </w:pBdr>
-        <w:jc w:val="both"/>
-        <w:rPr>
-          <w:rFonts w:ascii="Times New Roman" w:eastAsia="Times New Roman" w:hAnsi="Times New Roman" w:cs="Times New Roman"/>
-          <w:sz w:val="24"/>
-          <w:szCs w:val="24"/>
-        </w:rPr>
-      </w:pPr>
-    </w:p>
-    <w:p>
-      <w:pPr>
-        <w:pBdr>
-          <w:top w:val="nil"/>
-          <w:left w:val="nil"/>
-          <w:bottom w:val="nil"/>
-          <w:right w:val="nil"/>
-          <w:between w:val="nil"/>
-        </w:pBdr>
-        <w:jc w:val="both"/>
-        <w:rPr>
-          <w:rFonts w:ascii="Times New Roman" w:eastAsia="Times New Roman" w:hAnsi="Times New Roman" w:cs="Times New Roman"/>
-          <w:sz w:val="24"/>
-          <w:szCs w:val="24"/>
-        </w:rPr>
-      </w:pPr>
-      <w:r>
-        <w:rPr>
-          <w:rFonts w:ascii="Times New Roman" w:eastAsia="Times New Roman" w:hAnsi="Times New Roman" w:cs="Times New Roman"/>
-          <w:sz w:val="24"/>
-          <w:szCs w:val="24"/>
-        </w:rPr>
-        <w:t xml:space="preserve">El tercer apartado del capítulo 1 debe contener los objetivos del proyecto, una descripción detallada de qué es lo que se quiere conseguir, pudiéndose dividir en subapartados (si el alumno lo ve oportuno) para distinguir entre “Objetivos principales”, “Objetivos secundarios” e incluso “Objetivos personales”, estos último serían los objetivos que persigue el propio alumno, más allá de que la aplicación final sea útil y funcional, como por ejemplo, aprender una nuevo lenguaje, tecnología o método de desarrollo y/o trabajo, aplicar los conocimientos adquiridos en la carrera, llegar a desarrollar un producto al que poder sacar un rendimiento, </w:t>
+        <w:t>Al margen de los objetivos asociados al producto final, la realización de este trabajo persigue también una serie de metas de carácter formativo y profesional:</w:t>
+      </w:r>
+    </w:p>
+    <w:p>
+      <w:pPr>
+        <w:pStyle w:val="Prrafodelista"/>
+        <w:numPr>
+          <w:ilvl w:val="0"/>
+          <w:numId w:val="4"/>
+        </w:numPr>
+        <w:pBdr>
+          <w:top w:val="nil"/>
+          <w:left w:val="nil"/>
+          <w:bottom w:val="nil"/>
+          <w:right w:val="nil"/>
+          <w:between w:val="nil"/>
+        </w:pBdr>
+        <w:jc w:val="both"/>
+        <w:rPr>
+          <w:rFonts w:ascii="Times New Roman" w:eastAsia="Times New Roman" w:hAnsi="Times New Roman" w:cs="Times New Roman"/>
+          <w:sz w:val="24"/>
+          <w:szCs w:val="24"/>
+        </w:rPr>
+      </w:pPr>
+      <w:r>
+        <w:rPr>
+          <w:rFonts w:ascii="Times New Roman" w:eastAsia="Times New Roman" w:hAnsi="Times New Roman" w:cs="Times New Roman"/>
+          <w:sz w:val="24"/>
+          <w:szCs w:val="24"/>
+        </w:rPr>
+        <w:t>Consolidar y ampliar los conocimientos en desarrollo web full-</w:t>
       </w:r>
       <w:proofErr w:type="spellStart"/>
       <w:r>
@@ -2846,7 +2385,7 @@
           <w:sz w:val="24"/>
           <w:szCs w:val="24"/>
         </w:rPr>
-        <w:t>etc</w:t>
+        <w:t>stack</w:t>
       </w:r>
       <w:proofErr w:type="spellEnd"/>
       <w:r>
@@ -2855,7 +2394,197 @@
           <w:sz w:val="24"/>
           <w:szCs w:val="24"/>
         </w:rPr>
-        <w:t>…</w:t>
+        <w:t xml:space="preserve"> mediante el uso conjunto de tecnologías como Spring Boot (backend) y React (frontend), ampliamente demandadas en el ámbito profesional actual.</w:t>
+      </w:r>
+    </w:p>
+    <w:p>
+      <w:pPr>
+        <w:pBdr>
+          <w:top w:val="nil"/>
+          <w:left w:val="nil"/>
+          <w:bottom w:val="nil"/>
+          <w:right w:val="nil"/>
+          <w:between w:val="nil"/>
+        </w:pBdr>
+        <w:ind w:left="360"/>
+        <w:jc w:val="both"/>
+        <w:rPr>
+          <w:rFonts w:ascii="Times New Roman" w:eastAsia="Times New Roman" w:hAnsi="Times New Roman" w:cs="Times New Roman"/>
+          <w:sz w:val="24"/>
+          <w:szCs w:val="24"/>
+        </w:rPr>
+      </w:pPr>
+    </w:p>
+    <w:p>
+      <w:pPr>
+        <w:pStyle w:val="Prrafodelista"/>
+        <w:numPr>
+          <w:ilvl w:val="0"/>
+          <w:numId w:val="4"/>
+        </w:numPr>
+        <w:pBdr>
+          <w:top w:val="nil"/>
+          <w:left w:val="nil"/>
+          <w:bottom w:val="nil"/>
+          <w:right w:val="nil"/>
+          <w:between w:val="nil"/>
+        </w:pBdr>
+        <w:jc w:val="both"/>
+        <w:rPr>
+          <w:rFonts w:ascii="Times New Roman" w:eastAsia="Times New Roman" w:hAnsi="Times New Roman" w:cs="Times New Roman"/>
+          <w:sz w:val="24"/>
+          <w:szCs w:val="24"/>
+        </w:rPr>
+      </w:pPr>
+      <w:r>
+        <w:rPr>
+          <w:rFonts w:ascii="Times New Roman" w:eastAsia="Times New Roman" w:hAnsi="Times New Roman" w:cs="Times New Roman"/>
+          <w:sz w:val="24"/>
+          <w:szCs w:val="24"/>
+        </w:rPr>
+        <w:t>Adquirir experiencia práctica en el diseño de arquitecturas REST y en la gestión de la comunicación entre capas de una aplicación cliente-servidor.</w:t>
+      </w:r>
+    </w:p>
+    <w:p>
+      <w:pPr>
+        <w:pBdr>
+          <w:top w:val="nil"/>
+          <w:left w:val="nil"/>
+          <w:bottom w:val="nil"/>
+          <w:right w:val="nil"/>
+          <w:between w:val="nil"/>
+        </w:pBdr>
+        <w:jc w:val="both"/>
+        <w:rPr>
+          <w:rFonts w:ascii="Times New Roman" w:eastAsia="Times New Roman" w:hAnsi="Times New Roman" w:cs="Times New Roman"/>
+          <w:sz w:val="24"/>
+          <w:szCs w:val="24"/>
+        </w:rPr>
+      </w:pPr>
+    </w:p>
+    <w:p>
+      <w:pPr>
+        <w:pStyle w:val="Prrafodelista"/>
+        <w:numPr>
+          <w:ilvl w:val="0"/>
+          <w:numId w:val="4"/>
+        </w:numPr>
+        <w:pBdr>
+          <w:top w:val="nil"/>
+          <w:left w:val="nil"/>
+          <w:bottom w:val="nil"/>
+          <w:right w:val="nil"/>
+          <w:between w:val="nil"/>
+        </w:pBdr>
+        <w:jc w:val="both"/>
+        <w:rPr>
+          <w:rFonts w:ascii="Times New Roman" w:eastAsia="Times New Roman" w:hAnsi="Times New Roman" w:cs="Times New Roman"/>
+          <w:sz w:val="24"/>
+          <w:szCs w:val="24"/>
+        </w:rPr>
+      </w:pPr>
+      <w:r>
+        <w:rPr>
+          <w:rFonts w:ascii="Times New Roman" w:eastAsia="Times New Roman" w:hAnsi="Times New Roman" w:cs="Times New Roman"/>
+          <w:sz w:val="24"/>
+          <w:szCs w:val="24"/>
+        </w:rPr>
+        <w:t>Profundizar en aspectos técnicos avanzados como el control de concurrencia, la sincronización en tiempo real y la implementación de sistemas de autenticación seguros.</w:t>
+      </w:r>
+    </w:p>
+    <w:p>
+      <w:pPr>
+        <w:pBdr>
+          <w:top w:val="nil"/>
+          <w:left w:val="nil"/>
+          <w:bottom w:val="nil"/>
+          <w:right w:val="nil"/>
+          <w:between w:val="nil"/>
+        </w:pBdr>
+        <w:jc w:val="both"/>
+        <w:rPr>
+          <w:rFonts w:ascii="Times New Roman" w:eastAsia="Times New Roman" w:hAnsi="Times New Roman" w:cs="Times New Roman"/>
+          <w:sz w:val="24"/>
+          <w:szCs w:val="24"/>
+        </w:rPr>
+      </w:pPr>
+    </w:p>
+    <w:p>
+      <w:pPr>
+        <w:pStyle w:val="Prrafodelista"/>
+        <w:numPr>
+          <w:ilvl w:val="0"/>
+          <w:numId w:val="4"/>
+        </w:numPr>
+        <w:pBdr>
+          <w:top w:val="nil"/>
+          <w:left w:val="nil"/>
+          <w:bottom w:val="nil"/>
+          <w:right w:val="nil"/>
+          <w:between w:val="nil"/>
+        </w:pBdr>
+        <w:jc w:val="both"/>
+        <w:rPr>
+          <w:rFonts w:ascii="Times New Roman" w:eastAsia="Times New Roman" w:hAnsi="Times New Roman" w:cs="Times New Roman"/>
+          <w:sz w:val="24"/>
+          <w:szCs w:val="24"/>
+        </w:rPr>
+      </w:pPr>
+      <w:r>
+        <w:rPr>
+          <w:rFonts w:ascii="Times New Roman" w:eastAsia="Times New Roman" w:hAnsi="Times New Roman" w:cs="Times New Roman"/>
+          <w:sz w:val="24"/>
+          <w:szCs w:val="24"/>
+        </w:rPr>
+        <w:t>Desarrollar la capacidad de abordar de forma autónoma el ciclo completo de un proyecto de software, desde la toma de requisitos hasta la implementación, las pruebas y la documentación.</w:t>
+      </w:r>
+    </w:p>
+    <w:p>
+      <w:pPr>
+        <w:pBdr>
+          <w:top w:val="nil"/>
+          <w:left w:val="nil"/>
+          <w:bottom w:val="nil"/>
+          <w:right w:val="nil"/>
+          <w:between w:val="nil"/>
+        </w:pBdr>
+        <w:jc w:val="both"/>
+        <w:rPr>
+          <w:rFonts w:ascii="Times New Roman" w:eastAsia="Times New Roman" w:hAnsi="Times New Roman" w:cs="Times New Roman"/>
+          <w:sz w:val="24"/>
+          <w:szCs w:val="24"/>
+        </w:rPr>
+      </w:pPr>
+    </w:p>
+    <w:p>
+      <w:pPr>
+        <w:pStyle w:val="Prrafodelista"/>
+        <w:numPr>
+          <w:ilvl w:val="0"/>
+          <w:numId w:val="4"/>
+        </w:numPr>
+        <w:pBdr>
+          <w:top w:val="nil"/>
+          <w:left w:val="nil"/>
+          <w:bottom w:val="nil"/>
+          <w:right w:val="nil"/>
+          <w:between w:val="nil"/>
+        </w:pBdr>
+        <w:jc w:val="both"/>
+        <w:rPr>
+          <w:rFonts w:ascii="Times New Roman" w:eastAsia="Times New Roman" w:hAnsi="Times New Roman" w:cs="Times New Roman"/>
+          <w:sz w:val="24"/>
+          <w:szCs w:val="24"/>
+        </w:rPr>
+      </w:pPr>
+      <w:r>
+        <w:rPr>
+          <w:rFonts w:ascii="Times New Roman" w:eastAsia="Times New Roman" w:hAnsi="Times New Roman" w:cs="Times New Roman"/>
+          <w:sz w:val="24"/>
+          <w:szCs w:val="24"/>
+        </w:rPr>
+        <w:lastRenderedPageBreak/>
+        <w:t>Obtener experiencia en el despliegue de aplicaciones web en entornos reales, incluyendo la configuración de la infraestructura necesaria.</w:t>
       </w:r>
     </w:p>
     <w:p>
@@ -2955,25 +2684,8 @@
           <w:sz w:val="24"/>
           <w:szCs w:val="24"/>
         </w:rPr>
-        <w:t>Aunque la aplicación desarrollada pretende ofrecer una herramienta útil para mejorar la organización del cuidado de las mascotas, es necesario establecer ciertos límites en cuanto al alcance del proyecto.</w:t>
-      </w:r>
-    </w:p>
-    <w:p>
-      <w:pPr>
-        <w:pBdr>
-          <w:top w:val="nil"/>
-          <w:left w:val="nil"/>
-          <w:bottom w:val="nil"/>
-          <w:right w:val="nil"/>
-          <w:between w:val="nil"/>
-        </w:pBdr>
-        <w:jc w:val="both"/>
-        <w:rPr>
-          <w:rFonts w:ascii="Times New Roman" w:eastAsia="Times New Roman" w:hAnsi="Times New Roman" w:cs="Times New Roman"/>
-          <w:sz w:val="24"/>
-          <w:szCs w:val="24"/>
-        </w:rPr>
-      </w:pPr>
+        <w:t>Con el fin de delimitar el alcance del trabajo y establecer unas expectativas claras sobre el producto resultante, a continuación, se enumeran las limitaciones que se han considerado en la definición del proyecto.</w:t>
+      </w:r>
     </w:p>
     <w:p>
       <w:pPr>
@@ -3005,135 +2717,287 @@
           <w:sz w:val="24"/>
           <w:szCs w:val="24"/>
         </w:rPr>
-        <w:t>, el sistema no está diseñado para su utilización en entornos profesionales como clínicas veterinarias o centros especializados en el cuidado animal.</w:t>
-      </w:r>
-    </w:p>
-    <w:p>
-      <w:pPr>
-        <w:pBdr>
-          <w:top w:val="nil"/>
-          <w:left w:val="nil"/>
-          <w:bottom w:val="nil"/>
-          <w:right w:val="nil"/>
-          <w:between w:val="nil"/>
-        </w:pBdr>
-        <w:jc w:val="both"/>
-        <w:rPr>
-          <w:rFonts w:ascii="Times New Roman" w:eastAsia="Times New Roman" w:hAnsi="Times New Roman" w:cs="Times New Roman"/>
-          <w:sz w:val="24"/>
-          <w:szCs w:val="24"/>
-        </w:rPr>
-      </w:pPr>
-    </w:p>
-    <w:p>
-      <w:pPr>
-        <w:pBdr>
-          <w:top w:val="nil"/>
-          <w:left w:val="nil"/>
-          <w:bottom w:val="nil"/>
-          <w:right w:val="nil"/>
-          <w:between w:val="nil"/>
-        </w:pBdr>
-        <w:jc w:val="both"/>
-        <w:rPr>
-          <w:rFonts w:ascii="Times New Roman" w:eastAsia="Times New Roman" w:hAnsi="Times New Roman" w:cs="Times New Roman"/>
-          <w:sz w:val="24"/>
-          <w:szCs w:val="24"/>
-        </w:rPr>
-      </w:pPr>
-      <w:r>
-        <w:rPr>
-          <w:rFonts w:ascii="Times New Roman" w:eastAsia="Times New Roman" w:hAnsi="Times New Roman" w:cs="Times New Roman"/>
-          <w:sz w:val="24"/>
-          <w:szCs w:val="24"/>
-        </w:rPr>
-        <w:t>Asimismo, el desarrollo se centra en la creación de una aplicación web accesible desde distintos dispositivos mediante un navegador, por lo que no se contempla el desarrollo de aplicaciones móviles nativas para plataformas como Android o iOS.</w:t>
-      </w:r>
-    </w:p>
-    <w:p>
-      <w:pPr>
-        <w:pBdr>
-          <w:top w:val="nil"/>
-          <w:left w:val="nil"/>
-          <w:bottom w:val="nil"/>
-          <w:right w:val="nil"/>
-          <w:between w:val="nil"/>
-        </w:pBdr>
-        <w:jc w:val="both"/>
-        <w:rPr>
-          <w:rFonts w:ascii="Times New Roman" w:eastAsia="Times New Roman" w:hAnsi="Times New Roman" w:cs="Times New Roman"/>
-          <w:sz w:val="24"/>
-          <w:szCs w:val="24"/>
-        </w:rPr>
-      </w:pPr>
-    </w:p>
-    <w:p>
-      <w:pPr>
-        <w:pBdr>
-          <w:top w:val="nil"/>
-          <w:left w:val="nil"/>
-          <w:bottom w:val="nil"/>
-          <w:right w:val="nil"/>
-          <w:between w:val="nil"/>
-        </w:pBdr>
-        <w:jc w:val="both"/>
-        <w:rPr>
-          <w:rFonts w:ascii="Times New Roman" w:eastAsia="Times New Roman" w:hAnsi="Times New Roman" w:cs="Times New Roman"/>
-          <w:sz w:val="24"/>
-          <w:szCs w:val="24"/>
-        </w:rPr>
-      </w:pPr>
-      <w:r>
-        <w:rPr>
-          <w:rFonts w:ascii="Times New Roman" w:eastAsia="Times New Roman" w:hAnsi="Times New Roman" w:cs="Times New Roman"/>
-          <w:sz w:val="24"/>
-          <w:szCs w:val="24"/>
-        </w:rPr>
-        <w:lastRenderedPageBreak/>
-        <w:t>Por otro lado, el proyecto se limita a la implementación de las funcionalidades principales relacionadas con la gestión del cuidado de las mascotas, como el registro de información sobre los animales, la gestión de medicación y otras actividades relacionadas con su cuidado. Funcionalidades más avanzadas, como la integración con servicios externos o el uso de sistemas de notificaciones más complejos, quedan fuera del alcance del presente trabajo y podrían considerarse posibles mejoras en futuras versiones de la aplicación.</w:t>
-      </w:r>
-    </w:p>
-    <w:p>
-      <w:pPr>
-        <w:pBdr>
-          <w:top w:val="nil"/>
-          <w:left w:val="nil"/>
-          <w:bottom w:val="nil"/>
-          <w:right w:val="nil"/>
-          <w:between w:val="nil"/>
-        </w:pBdr>
-        <w:jc w:val="both"/>
-        <w:rPr>
-          <w:rFonts w:ascii="Times New Roman" w:eastAsia="Times New Roman" w:hAnsi="Times New Roman" w:cs="Times New Roman"/>
-          <w:sz w:val="24"/>
-          <w:szCs w:val="24"/>
-        </w:rPr>
-      </w:pPr>
-    </w:p>
-    <w:p>
-      <w:pPr>
-        <w:pBdr>
-          <w:top w:val="nil"/>
-          <w:left w:val="nil"/>
-          <w:bottom w:val="nil"/>
-          <w:right w:val="nil"/>
-          <w:between w:val="nil"/>
-        </w:pBdr>
-        <w:jc w:val="both"/>
-        <w:rPr>
-          <w:rFonts w:ascii="Times New Roman" w:eastAsia="Times New Roman" w:hAnsi="Times New Roman" w:cs="Times New Roman"/>
-          <w:sz w:val="24"/>
-          <w:szCs w:val="24"/>
-        </w:rPr>
-      </w:pPr>
-      <w:r>
-        <w:rPr>
-          <w:rFonts w:ascii="Times New Roman" w:eastAsia="Times New Roman" w:hAnsi="Times New Roman" w:cs="Times New Roman"/>
-          <w:sz w:val="24"/>
-          <w:szCs w:val="24"/>
-        </w:rPr>
-        <w:t>Este apartado es opcional pero en algunos casos podría ser necesario, consistiría en describir aquellas cosas que NO SE VAN A HACER. Si tras describir los objetivos pudiera entenderse que el desarrollo a realizar va a tener una funcionalidad o prestaciones por encima de las previstas por el alumno, en un caso así viene bien aclarar, y para eso sería este apartado, que cosas quedan fuera del ámbito del trabajo que se presenta.</w:t>
-      </w:r>
+        <w:t xml:space="preserve">, el sistema no </w:t>
+      </w:r>
+      <w:r>
+        <w:rPr>
+          <w:rFonts w:ascii="Times New Roman" w:eastAsia="Times New Roman" w:hAnsi="Times New Roman" w:cs="Times New Roman"/>
+          <w:sz w:val="24"/>
+          <w:szCs w:val="24"/>
+        </w:rPr>
+        <w:t>ha sido</w:t>
+      </w:r>
+      <w:r>
+        <w:rPr>
+          <w:rFonts w:ascii="Times New Roman" w:eastAsia="Times New Roman" w:hAnsi="Times New Roman" w:cs="Times New Roman"/>
+          <w:sz w:val="24"/>
+          <w:szCs w:val="24"/>
+        </w:rPr>
+        <w:t xml:space="preserve"> diseñado para su utilización en entornos profesionales</w:t>
+      </w:r>
+      <w:r>
+        <w:rPr>
+          <w:rFonts w:ascii="Times New Roman" w:eastAsia="Times New Roman" w:hAnsi="Times New Roman" w:cs="Times New Roman"/>
+          <w:sz w:val="24"/>
+          <w:szCs w:val="24"/>
+        </w:rPr>
+        <w:t>,</w:t>
+      </w:r>
+      <w:r>
+        <w:rPr>
+          <w:rFonts w:ascii="Times New Roman" w:eastAsia="Times New Roman" w:hAnsi="Times New Roman" w:cs="Times New Roman"/>
+          <w:sz w:val="24"/>
+          <w:szCs w:val="24"/>
+        </w:rPr>
+        <w:t xml:space="preserve"> como clínicas veterinarias</w:t>
+      </w:r>
+      <w:r>
+        <w:rPr>
+          <w:rFonts w:ascii="Times New Roman" w:eastAsia="Times New Roman" w:hAnsi="Times New Roman" w:cs="Times New Roman"/>
+          <w:sz w:val="24"/>
+          <w:szCs w:val="24"/>
+        </w:rPr>
+        <w:t>, residencias de animales</w:t>
+      </w:r>
+      <w:r>
+        <w:rPr>
+          <w:rFonts w:ascii="Times New Roman" w:eastAsia="Times New Roman" w:hAnsi="Times New Roman" w:cs="Times New Roman"/>
+          <w:sz w:val="24"/>
+          <w:szCs w:val="24"/>
+        </w:rPr>
+        <w:t xml:space="preserve"> o centros especializados en el cuidado animal</w:t>
+      </w:r>
+      <w:r>
+        <w:rPr>
+          <w:rFonts w:ascii="Times New Roman" w:eastAsia="Times New Roman" w:hAnsi="Times New Roman" w:cs="Times New Roman"/>
+          <w:sz w:val="24"/>
+          <w:szCs w:val="24"/>
+        </w:rPr>
+        <w:t>, donde los requisitos funcionales y de seguridad serían esencialmente distintos</w:t>
+      </w:r>
+      <w:r>
+        <w:rPr>
+          <w:rFonts w:ascii="Times New Roman" w:eastAsia="Times New Roman" w:hAnsi="Times New Roman" w:cs="Times New Roman"/>
+          <w:sz w:val="24"/>
+          <w:szCs w:val="24"/>
+        </w:rPr>
+        <w:t>.</w:t>
+      </w:r>
+    </w:p>
+    <w:p>
+      <w:pPr>
+        <w:pBdr>
+          <w:top w:val="nil"/>
+          <w:left w:val="nil"/>
+          <w:bottom w:val="nil"/>
+          <w:right w:val="nil"/>
+          <w:between w:val="nil"/>
+        </w:pBdr>
+        <w:jc w:val="both"/>
+        <w:rPr>
+          <w:rFonts w:ascii="Times New Roman" w:eastAsia="Times New Roman" w:hAnsi="Times New Roman" w:cs="Times New Roman"/>
+          <w:sz w:val="24"/>
+          <w:szCs w:val="24"/>
+        </w:rPr>
+      </w:pPr>
+    </w:p>
+    <w:p>
+      <w:pPr>
+        <w:pBdr>
+          <w:top w:val="nil"/>
+          <w:left w:val="nil"/>
+          <w:bottom w:val="nil"/>
+          <w:right w:val="nil"/>
+          <w:between w:val="nil"/>
+        </w:pBdr>
+        <w:jc w:val="both"/>
+        <w:rPr>
+          <w:rFonts w:ascii="Times New Roman" w:eastAsia="Times New Roman" w:hAnsi="Times New Roman" w:cs="Times New Roman"/>
+          <w:sz w:val="24"/>
+          <w:szCs w:val="24"/>
+        </w:rPr>
+      </w:pPr>
+      <w:r>
+        <w:rPr>
+          <w:rFonts w:ascii="Times New Roman" w:eastAsia="Times New Roman" w:hAnsi="Times New Roman" w:cs="Times New Roman"/>
+          <w:sz w:val="24"/>
+          <w:szCs w:val="24"/>
+        </w:rPr>
+        <w:t>En segundo lugar, el proyecto se centra en el desarrollo de una aplicación web</w:t>
+      </w:r>
+      <w:r>
+        <w:rPr>
+          <w:rFonts w:ascii="Times New Roman" w:eastAsia="Times New Roman" w:hAnsi="Times New Roman" w:cs="Times New Roman"/>
+          <w:sz w:val="24"/>
+          <w:szCs w:val="24"/>
+        </w:rPr>
+        <w:t xml:space="preserve"> accesible desde </w:t>
+      </w:r>
+      <w:r>
+        <w:rPr>
+          <w:rFonts w:ascii="Times New Roman" w:eastAsia="Times New Roman" w:hAnsi="Times New Roman" w:cs="Times New Roman"/>
+          <w:sz w:val="24"/>
+          <w:szCs w:val="24"/>
+        </w:rPr>
+        <w:t>cualquier</w:t>
+      </w:r>
+      <w:r>
+        <w:rPr>
+          <w:rFonts w:ascii="Times New Roman" w:eastAsia="Times New Roman" w:hAnsi="Times New Roman" w:cs="Times New Roman"/>
+          <w:sz w:val="24"/>
+          <w:szCs w:val="24"/>
+        </w:rPr>
+        <w:t xml:space="preserve"> dispositivo mediante un navegador</w:t>
+      </w:r>
+      <w:r>
+        <w:rPr>
+          <w:rFonts w:ascii="Times New Roman" w:eastAsia="Times New Roman" w:hAnsi="Times New Roman" w:cs="Times New Roman"/>
+          <w:sz w:val="24"/>
+          <w:szCs w:val="24"/>
+        </w:rPr>
+        <w:t xml:space="preserve">. No se contempla, por tanto, </w:t>
+      </w:r>
+      <w:r>
+        <w:rPr>
+          <w:rFonts w:ascii="Times New Roman" w:eastAsia="Times New Roman" w:hAnsi="Times New Roman" w:cs="Times New Roman"/>
+          <w:sz w:val="24"/>
+          <w:szCs w:val="24"/>
+        </w:rPr>
+        <w:t>el desarrollo de aplicaciones móviles nativas para plataformas como Android o iOS.</w:t>
+      </w:r>
+      <w:r>
+        <w:rPr>
+          <w:rFonts w:ascii="Times New Roman" w:eastAsia="Times New Roman" w:hAnsi="Times New Roman" w:cs="Times New Roman"/>
+          <w:sz w:val="24"/>
+          <w:szCs w:val="24"/>
+        </w:rPr>
+        <w:t xml:space="preserve"> No obstante, el diseño responsive de la interfaz permite su uso desde dispositivos móviles con una experiencia de usuario adecuada.</w:t>
+      </w:r>
+    </w:p>
+    <w:p>
+      <w:pPr>
+        <w:pBdr>
+          <w:top w:val="nil"/>
+          <w:left w:val="nil"/>
+          <w:bottom w:val="nil"/>
+          <w:right w:val="nil"/>
+          <w:between w:val="nil"/>
+        </w:pBdr>
+        <w:jc w:val="both"/>
+        <w:rPr>
+          <w:rFonts w:ascii="Times New Roman" w:eastAsia="Times New Roman" w:hAnsi="Times New Roman" w:cs="Times New Roman"/>
+          <w:sz w:val="24"/>
+          <w:szCs w:val="24"/>
+        </w:rPr>
+      </w:pPr>
+    </w:p>
+    <w:p>
+      <w:pPr>
+        <w:pBdr>
+          <w:top w:val="nil"/>
+          <w:left w:val="nil"/>
+          <w:bottom w:val="nil"/>
+          <w:right w:val="nil"/>
+          <w:between w:val="nil"/>
+        </w:pBdr>
+        <w:jc w:val="both"/>
+        <w:rPr>
+          <w:rFonts w:ascii="Times New Roman" w:eastAsia="Times New Roman" w:hAnsi="Times New Roman" w:cs="Times New Roman"/>
+          <w:sz w:val="24"/>
+          <w:szCs w:val="24"/>
+        </w:rPr>
+      </w:pPr>
+      <w:r>
+        <w:rPr>
+          <w:rFonts w:ascii="Times New Roman" w:eastAsia="Times New Roman" w:hAnsi="Times New Roman" w:cs="Times New Roman"/>
+          <w:sz w:val="24"/>
+          <w:szCs w:val="24"/>
+        </w:rPr>
+        <w:t>En tercer lugar, el alcance funcional del proyecto queda delimitado a los módulos descritos en los objetivos: gestión de mascotas, medicación, comidas, paseos y el sistema multiusuario. Funcionalidades que podrían considerarse extensiones naturales de la aplicación, como la integración de servicios externos de información veterinaria, la geolocalización durante los paseos o un sistema de notificaciones push nativas mediante Service Workers, quedan fuera del alcance del presente trabajo. Estas posibilidades podrían abordarse en futuras versiones del proyecto.</w:t>
+      </w:r>
+    </w:p>
+    <w:p>
+      <w:pPr>
+        <w:pBdr>
+          <w:top w:val="nil"/>
+          <w:left w:val="nil"/>
+          <w:bottom w:val="nil"/>
+          <w:right w:val="nil"/>
+          <w:between w:val="nil"/>
+        </w:pBdr>
+        <w:jc w:val="both"/>
+        <w:rPr>
+          <w:rFonts w:ascii="Times New Roman" w:eastAsia="Times New Roman" w:hAnsi="Times New Roman" w:cs="Times New Roman"/>
+          <w:sz w:val="24"/>
+          <w:szCs w:val="24"/>
+        </w:rPr>
+      </w:pPr>
+    </w:p>
+    <w:p>
+      <w:pPr>
+        <w:pBdr>
+          <w:top w:val="nil"/>
+          <w:left w:val="nil"/>
+          <w:bottom w:val="nil"/>
+          <w:right w:val="nil"/>
+          <w:between w:val="nil"/>
+        </w:pBdr>
+        <w:jc w:val="both"/>
+        <w:rPr>
+          <w:rFonts w:ascii="Times New Roman" w:eastAsia="Times New Roman" w:hAnsi="Times New Roman" w:cs="Times New Roman"/>
+          <w:sz w:val="24"/>
+          <w:szCs w:val="24"/>
+        </w:rPr>
+      </w:pPr>
+      <w:r>
+        <w:rPr>
+          <w:rFonts w:ascii="Times New Roman" w:eastAsia="Times New Roman" w:hAnsi="Times New Roman" w:cs="Times New Roman"/>
+          <w:sz w:val="24"/>
+          <w:szCs w:val="24"/>
+        </w:rPr>
+        <w:t xml:space="preserve">Por </w:t>
+      </w:r>
+      <w:r>
+        <w:rPr>
+          <w:rFonts w:ascii="Times New Roman" w:eastAsia="Times New Roman" w:hAnsi="Times New Roman" w:cs="Times New Roman"/>
+          <w:sz w:val="24"/>
+          <w:szCs w:val="24"/>
+        </w:rPr>
+        <w:t xml:space="preserve">último, aunque se implementarán pruebas unitarias sobre los componentes más críticos del sistema, no se contempla la realización de pruebas de carga o de rendimiento bajo condiciones de alta concurrencia, ya que el sistema está dimensionado para su uso en el contexto de un hogar y no para su escalado a un gran número </w:t>
+      </w:r>
+      <w:r>
+        <w:rPr>
+          <w:rFonts w:ascii="Times New Roman" w:eastAsia="Times New Roman" w:hAnsi="Times New Roman" w:cs="Times New Roman"/>
+          <w:sz w:val="24"/>
+          <w:szCs w:val="24"/>
+        </w:rPr>
+        <w:t>de usuarios simultáneos</w:t>
+      </w:r>
+      <w:r>
+        <w:rPr>
+          <w:rFonts w:ascii="Times New Roman" w:eastAsia="Times New Roman" w:hAnsi="Times New Roman" w:cs="Times New Roman"/>
+          <w:sz w:val="24"/>
+          <w:szCs w:val="24"/>
+        </w:rPr>
+        <w:t>.</w:t>
+      </w:r>
+    </w:p>
+    <w:p>
+      <w:pPr>
+        <w:pBdr>
+          <w:top w:val="nil"/>
+          <w:left w:val="nil"/>
+          <w:bottom w:val="nil"/>
+          <w:right w:val="nil"/>
+          <w:between w:val="nil"/>
+        </w:pBdr>
+        <w:jc w:val="both"/>
+        <w:rPr>
+          <w:rFonts w:ascii="Times New Roman" w:eastAsia="Times New Roman" w:hAnsi="Times New Roman" w:cs="Times New Roman"/>
+          <w:sz w:val="24"/>
+          <w:szCs w:val="24"/>
+        </w:rPr>
+      </w:pPr>
     </w:p>
     <w:p>
       <w:pPr>
